--- a/test/Render/Resources/Rechnung.docx
+++ b/test/Render/Resources/Rechnung.docx
@@ -1,13 +1,16 @@
 
 <file path=word/document.xml><?xml version="1.0" encoding="utf-8"?>
-<w:document xmlns:wpc="http://schemas.microsoft.com/office/word/2010/wordprocessingCanvas" xmlns:mc="http://schemas.openxmlformats.org/markup-compatibility/2006" xmlns:o="urn:schemas-microsoft-com:office:office" xmlns:r="http://schemas.openxmlformats.org/officeDocument/2006/relationships" xmlns:m="http://schemas.openxmlformats.org/officeDocument/2006/math" xmlns:v="urn:schemas-microsoft-com:vml" xmlns:wp14="http://schemas.microsoft.com/office/word/2010/wordprocessingDrawing" xmlns:wp="http://schemas.openxmlformats.org/drawingml/2006/wordprocessingDrawing" xmlns:w10="urn:schemas-microsoft-com:office:word" xmlns:w="http://schemas.openxmlformats.org/wordprocessingml/2006/main" xmlns:w14="http://schemas.microsoft.com/office/word/2010/wordml" xmlns:w15="http://schemas.microsoft.com/office/word/2012/wordml" xmlns:wpg="http://schemas.microsoft.com/office/word/2010/wordprocessingGroup" xmlns:wpi="http://schemas.microsoft.com/office/word/2010/wordprocessingInk" xmlns:wne="http://schemas.microsoft.com/office/word/2006/wordml" xmlns:wps="http://schemas.microsoft.com/office/word/2010/wordprocessingShape" mc:Ignorable="w14 w15 wp14">
+<w:document xmlns:wpc="http://schemas.microsoft.com/office/word/2010/wordprocessingCanvas" xmlns:cx="http://schemas.microsoft.com/office/drawing/2014/chartex" xmlns:cx1="http://schemas.microsoft.com/office/drawing/2015/9/8/chartex" xmlns:cx2="http://schemas.microsoft.com/office/drawing/2015/10/21/chartex" xmlns:cx3="http://schemas.microsoft.com/office/drawing/2016/5/9/chartex" xmlns:cx4="http://schemas.microsoft.com/office/drawing/2016/5/10/chartex" xmlns:cx5="http://schemas.microsoft.com/office/drawing/2016/5/11/chartex" xmlns:cx6="http://schemas.microsoft.com/office/drawing/2016/5/12/chartex" xmlns:cx7="http://schemas.microsoft.com/office/drawing/2016/5/13/chartex" xmlns:cx8="http://schemas.microsoft.com/office/drawing/2016/5/14/chartex" xmlns:mc="http://schemas.openxmlformats.org/markup-compatibility/2006" xmlns:aink="http://schemas.microsoft.com/office/drawing/2016/ink" xmlns:am3d="http://schemas.microsoft.com/office/drawing/2017/model3d" xmlns:o="urn:schemas-microsoft-com:office:office" xmlns:oel="http://schemas.microsoft.com/office/2019/extlst" xmlns:r="http://schemas.openxmlformats.org/officeDocument/2006/relationships" xmlns:m="http://schemas.openxmlformats.org/officeDocument/2006/math" xmlns:v="urn:schemas-microsoft-com:vml" xmlns:wp14="http://schemas.microsoft.com/office/word/2010/wordprocessingDrawing" xmlns:wp="http://schemas.openxmlformats.org/drawingml/2006/wordprocessingDrawing" xmlns:w10="urn:schemas-microsoft-com:office:word" xmlns:w="http://schemas.openxmlformats.org/wordprocessingml/2006/main" xmlns:w14="http://schemas.microsoft.com/office/word/2010/wordml" xmlns:w15="http://schemas.microsoft.com/office/word/2012/wordml" xmlns:w16cex="http://schemas.microsoft.com/office/word/2018/wordml/cex" xmlns:w16cid="http://schemas.microsoft.com/office/word/2016/wordml/cid" xmlns:w16="http://schemas.microsoft.com/office/word/2018/wordml" xmlns:w16sdtdh="http://schemas.microsoft.com/office/word/2020/wordml/sdtdatahash" xmlns:w16se="http://schemas.microsoft.com/office/word/2015/wordml/symex" xmlns:wpg="http://schemas.microsoft.com/office/word/2010/wordprocessingGroup" xmlns:wpi="http://schemas.microsoft.com/office/word/2010/wordprocessingInk" xmlns:wne="http://schemas.microsoft.com/office/word/2006/wordml" xmlns:wps="http://schemas.microsoft.com/office/word/2010/wordprocessingShape" mc:Ignorable="w14 w15 w16se w16cid w16 w16cex w16sdtdh wp14">
   <w:body>
     <w:p>
       <w:pPr>
-        <w:framePr w:w="6356" w:h="2132" w:hSpace="142" w:wrap="around" w:vAnchor="page" w:hAnchor="page" w:x="1419" w:y="3120"/>
+        <w:framePr w:w="6356" w:h="2132" w:hSpace="142" w:wrap="around" w:vAnchor="page" w:hAnchor="page" w:x="1472" w:y="3122"/>
       </w:pPr>
       <w:r>
-        <w:t>${C:1760</w:t>
+        <w:t>${C:176</w:t>
+      </w:r>
+      <w:r>
+        <w:t>1</w:t>
       </w:r>
       <w:r>
         <w:t>:</w:t>
@@ -16,10 +19,18 @@
         <w:t>&lt;&gt;</w:t>
       </w:r>
       <w:r>
-        <w:t>:0}</w:t>
-      </w:r>
-      <w:r>
-        <w:t>${C:1757</w:t>
+        <w:t>:</w:t>
+      </w:r>
+      <w:proofErr w:type="gramStart"/>
+      <w:r>
+        <w:t>0}</w:t>
+      </w:r>
+      <w:r>
+        <w:t>$</w:t>
+      </w:r>
+      <w:proofErr w:type="gramEnd"/>
+      <w:r>
+        <w:t>{C:1757</w:t>
       </w:r>
       <w:r>
         <w:t>:=:0}</w:t>
@@ -28,18 +39,21 @@
         <w:t>${F:1757</w:t>
       </w:r>
       <w:r>
-        <w:t xml:space="preserve">} </w:t>
+        <w:t>}</w:t>
       </w:r>
     </w:p>
     <w:p>
       <w:pPr>
-        <w:framePr w:w="6356" w:h="2132" w:hSpace="142" w:wrap="around" w:vAnchor="page" w:hAnchor="page" w:x="1419" w:y="3120"/>
+        <w:framePr w:w="6356" w:h="2132" w:hSpace="142" w:wrap="around" w:vAnchor="page" w:hAnchor="page" w:x="1472" w:y="3122"/>
       </w:pPr>
       <w:r>
         <w:t>${C:</w:t>
       </w:r>
       <w:r>
-        <w:t>1760</w:t>
+        <w:t>176</w:t>
+      </w:r>
+      <w:r>
+        <w:t>1</w:t>
       </w:r>
       <w:r>
         <w:t>:</w:t>
@@ -48,10 +62,18 @@
         <w:t>&lt;&gt;</w:t>
       </w:r>
       <w:r>
-        <w:t>:0}</w:t>
-      </w:r>
-      <w:r>
-        <w:t>${C:1744</w:t>
+        <w:t>:</w:t>
+      </w:r>
+      <w:proofErr w:type="gramStart"/>
+      <w:r>
+        <w:t>0}</w:t>
+      </w:r>
+      <w:r>
+        <w:t>$</w:t>
+      </w:r>
+      <w:proofErr w:type="gramEnd"/>
+      <w:r>
+        <w:t>{C:1744</w:t>
       </w:r>
       <w:r>
         <w:t>:</w:t>
@@ -65,10 +87,13 @@
     </w:p>
     <w:p>
       <w:pPr>
-        <w:framePr w:w="6356" w:h="2132" w:hSpace="142" w:wrap="around" w:vAnchor="page" w:hAnchor="page" w:x="1419" w:y="3120"/>
+        <w:framePr w:w="6356" w:h="2132" w:hSpace="142" w:wrap="around" w:vAnchor="page" w:hAnchor="page" w:x="1472" w:y="3122"/>
       </w:pPr>
       <w:r>
-        <w:t>${C:1760</w:t>
+        <w:t>${C:176</w:t>
+      </w:r>
+      <w:r>
+        <w:t>1</w:t>
       </w:r>
       <w:r>
         <w:t>:</w:t>
@@ -77,7 +102,18 @@
         <w:t>&lt;&gt;</w:t>
       </w:r>
       <w:r>
-        <w:t>:0}</w:t>
+        <w:t>:</w:t>
+      </w:r>
+      <w:proofErr w:type="gramStart"/>
+      <w:r>
+        <w:t>0}</w:t>
+      </w:r>
+      <w:r>
+        <w:t>$</w:t>
+      </w:r>
+      <w:proofErr w:type="gramEnd"/>
+      <w:r>
+        <w:t>{C:1747:=:0}</w:t>
       </w:r>
       <w:r>
         <w:t>${C:1752:=:4</w:t>
@@ -100,30 +136,41 @@
     </w:p>
     <w:p>
       <w:pPr>
-        <w:framePr w:w="6356" w:h="2132" w:hSpace="142" w:wrap="around" w:vAnchor="page" w:hAnchor="page" w:x="1419" w:y="3120"/>
+        <w:framePr w:w="6356" w:h="2132" w:hSpace="142" w:wrap="around" w:vAnchor="page" w:hAnchor="page" w:x="1472" w:y="3122"/>
       </w:pPr>
       <w:r>
-        <w:t>${C:1760</w:t>
+        <w:t>${C:1761:&lt;&gt;</w:t>
       </w:r>
       <w:r>
         <w:t>:</w:t>
       </w:r>
-      <w:r>
-        <w:t>&lt;&gt;</w:t>
-      </w:r>
-      <w:r>
-        <w:t>:0}</w:t>
-      </w:r>
-      <w:r>
-        <w:t>${F:1748}</w:t>
+      <w:proofErr w:type="gramStart"/>
+      <w:r>
+        <w:t>0</w:t>
+      </w:r>
+      <w:r>
+        <w:t>}$</w:t>
+      </w:r>
+      <w:proofErr w:type="gramEnd"/>
+      <w:r>
+        <w:t>{C:1964</w:t>
+      </w:r>
+      <w:r>
+        <w:t>:=:0}</w:t>
+      </w:r>
+      <w:r>
+        <w:t>${F:1964}</w:t>
       </w:r>
     </w:p>
     <w:p>
       <w:pPr>
-        <w:framePr w:w="6356" w:h="2132" w:hSpace="142" w:wrap="around" w:vAnchor="page" w:hAnchor="page" w:x="1419" w:y="3120"/>
+        <w:framePr w:w="6356" w:h="2132" w:hSpace="142" w:wrap="around" w:vAnchor="page" w:hAnchor="page" w:x="1472" w:y="3122"/>
       </w:pPr>
       <w:r>
-        <w:t>${C:1760</w:t>
+        <w:t>${C:176</w:t>
+      </w:r>
+      <w:r>
+        <w:t>1</w:t>
       </w:r>
       <w:r>
         <w:t>:</w:t>
@@ -132,44 +179,77 @@
         <w:t>&lt;&gt;</w:t>
       </w:r>
       <w:r>
-        <w:t>:0}</w:t>
-      </w:r>
-      <w:r>
-        <w:t>${F:1749} ${F:1750}</w:t>
+        <w:t>:</w:t>
+      </w:r>
+      <w:proofErr w:type="gramStart"/>
+      <w:r>
+        <w:t>0}</w:t>
+      </w:r>
+      <w:r>
+        <w:t>$</w:t>
+      </w:r>
+      <w:proofErr w:type="gramEnd"/>
+      <w:r>
+        <w:t>{F:1748}</w:t>
       </w:r>
     </w:p>
     <w:p>
       <w:pPr>
-        <w:framePr w:w="6356" w:h="2132" w:hSpace="142" w:wrap="around" w:vAnchor="page" w:hAnchor="page" w:x="1419" w:y="3120"/>
+        <w:framePr w:w="6356" w:h="2132" w:hSpace="142" w:wrap="around" w:vAnchor="page" w:hAnchor="page" w:x="1472" w:y="3122"/>
       </w:pPr>
       <w:r>
-        <w:t>${C:1858</w:t>
-      </w:r>
-      <w:r>
-        <w:t>:=:0}</w:t>
-      </w:r>
-      <w:r>
-        <w:t>${F:1858</w:t>
-      </w:r>
-      <w:r>
-        <w:t xml:space="preserve">} </w:t>
+        <w:t>${C:176</w:t>
+      </w:r>
+      <w:r>
+        <w:t>1</w:t>
+      </w:r>
+      <w:r>
+        <w:t>:</w:t>
+      </w:r>
+      <w:r>
+        <w:t>&lt;&gt;</w:t>
+      </w:r>
+      <w:r>
+        <w:t>:</w:t>
+      </w:r>
+      <w:proofErr w:type="gramStart"/>
+      <w:r>
+        <w:t>0}</w:t>
+      </w:r>
+      <w:r>
+        <w:t>$</w:t>
+      </w:r>
+      <w:proofErr w:type="gramEnd"/>
+      <w:r>
+        <w:t xml:space="preserve">{F:1749} </w:t>
+      </w:r>
+      <w:r>
+        <w:t xml:space="preserve"> </w:t>
+      </w:r>
+      <w:r>
+        <w:t>${F:1750}</w:t>
       </w:r>
     </w:p>
     <w:p>
       <w:pPr>
-        <w:framePr w:w="6356" w:h="2132" w:hSpace="142" w:wrap="around" w:vAnchor="page" w:hAnchor="page" w:x="1419" w:y="3120"/>
+        <w:framePr w:w="6356" w:h="2132" w:hSpace="142" w:wrap="around" w:vAnchor="page" w:hAnchor="page" w:x="1472" w:y="3122"/>
       </w:pPr>
       <w:r>
-        <w:t>${C:1860</w:t>
-      </w:r>
-      <w:r>
-        <w:t>:</w:t>
-      </w:r>
-      <w:r>
-        <w:t>=:0}</w:t>
-      </w:r>
-      <w:r>
-        <w:t>${F:1860</w:t>
+        <w:t>${C:</w:t>
+      </w:r>
+      <w:proofErr w:type="gramStart"/>
+      <w:r>
+        <w:t>1858</w:t>
+      </w:r>
+      <w:r>
+        <w:t>:=</w:t>
+      </w:r>
+      <w:proofErr w:type="gramEnd"/>
+      <w:r>
+        <w:t>:0}</w:t>
+      </w:r>
+      <w:r>
+        <w:t>${F:1858</w:t>
       </w:r>
       <w:r>
         <w:t xml:space="preserve">} </w:t>
@@ -177,16 +257,33 @@
     </w:p>
     <w:p>
       <w:pPr>
-        <w:framePr w:w="6356" w:h="2132" w:hSpace="142" w:wrap="around" w:vAnchor="page" w:hAnchor="page" w:x="1419" w:y="3120"/>
+        <w:framePr w:w="6356" w:h="2132" w:hSpace="142" w:wrap="around" w:vAnchor="page" w:hAnchor="page" w:x="1472" w:y="3122"/>
       </w:pPr>
       <w:r>
-        <w:t>${C:1862:=</w:t>
-      </w:r>
+        <w:t>${C:</w:t>
+      </w:r>
+      <w:proofErr w:type="gramStart"/>
+      <w:r>
+        <w:t>1</w:t>
+      </w:r>
+      <w:r>
+        <w:t>9</w:t>
+      </w:r>
+      <w:r>
+        <w:t>65</w:t>
+      </w:r>
+      <w:r>
+        <w:t>:=</w:t>
+      </w:r>
+      <w:proofErr w:type="gramEnd"/>
       <w:r>
         <w:t>:0}</w:t>
       </w:r>
       <w:r>
-        <w:t>${F:1862} ${F:1863</w:t>
+        <w:t>${F:1</w:t>
+      </w:r>
+      <w:r>
+        <w:t>965</w:t>
       </w:r>
       <w:r>
         <w:t>}</w:t>
@@ -194,16 +291,30 @@
     </w:p>
     <w:p>
       <w:pPr>
-        <w:framePr w:w="6356" w:h="2132" w:hSpace="142" w:wrap="around" w:vAnchor="page" w:hAnchor="page" w:x="1419" w:y="3120"/>
+        <w:framePr w:w="6356" w:h="2132" w:hSpace="142" w:wrap="around" w:vAnchor="page" w:hAnchor="page" w:x="1472" w:y="3122"/>
       </w:pPr>
       <w:r>
-        <w:t>${C:1760:=</w:t>
-      </w:r>
+        <w:t>${C:</w:t>
+      </w:r>
+      <w:proofErr w:type="gramStart"/>
+      <w:r>
+        <w:t>1862:=</w:t>
+      </w:r>
+      <w:proofErr w:type="gramEnd"/>
       <w:r>
         <w:t>:0}</w:t>
       </w:r>
       <w:r>
-        <w:t>${F:1760</w:t>
+        <w:t>${C:1860:=:4</w:t>
+      </w:r>
+      <w:r>
+        <w:t>}</w:t>
+      </w:r>
+      <w:r>
+        <w:t xml:space="preserve">${F:1860} </w:t>
+      </w:r>
+      <w:r>
+        <w:t>${F:1862} ${F:1863</w:t>
       </w:r>
       <w:r>
         <w:t>}</w:t>
@@ -211,16 +322,49 @@
     </w:p>
     <w:p>
       <w:pPr>
-        <w:framePr w:w="6356" w:h="2132" w:hSpace="142" w:wrap="around" w:vAnchor="page" w:hAnchor="page" w:x="1419" w:y="3120"/>
+        <w:framePr w:w="6356" w:h="2132" w:hSpace="142" w:wrap="around" w:vAnchor="page" w:hAnchor="page" w:x="1472" w:y="3122"/>
       </w:pPr>
       <w:r>
-        <w:t>${C:1761:=</w:t>
-      </w:r>
+        <w:t>${C:</w:t>
+      </w:r>
+      <w:proofErr w:type="gramStart"/>
+      <w:r>
+        <w:t>1760:=</w:t>
+      </w:r>
+      <w:proofErr w:type="gramEnd"/>
       <w:r>
         <w:t>:0}</w:t>
       </w:r>
       <w:r>
-        <w:t>${F:1761} ${F:1762</w:t>
+        <w:t>${F:1760</w:t>
+      </w:r>
+      <w:r>
+        <w:t>}</w:t>
+      </w:r>
+    </w:p>
+    <w:p>
+      <w:pPr>
+        <w:framePr w:w="6356" w:h="2132" w:hSpace="142" w:wrap="around" w:vAnchor="page" w:hAnchor="page" w:x="1472" w:y="3122"/>
+      </w:pPr>
+      <w:r>
+        <w:t>${C:</w:t>
+      </w:r>
+      <w:proofErr w:type="gramStart"/>
+      <w:r>
+        <w:t>1761:=</w:t>
+      </w:r>
+      <w:proofErr w:type="gramEnd"/>
+      <w:r>
+        <w:t>:0}</w:t>
+      </w:r>
+      <w:r>
+        <w:t>${F:1761}</w:t>
+      </w:r>
+      <w:r>
+        <w:t xml:space="preserve"> </w:t>
+      </w:r>
+      <w:r>
+        <w:t>${F:1762</w:t>
       </w:r>
       <w:r>
         <w:t>}</w:t>
@@ -241,8 +385,8 @@
         <w:tblLook w:val="04A0" w:firstRow="1" w:lastRow="0" w:firstColumn="1" w:lastColumn="0" w:noHBand="0" w:noVBand="1"/>
       </w:tblPr>
       <w:tblGrid>
-        <w:gridCol w:w="2161"/>
-        <w:gridCol w:w="5347"/>
+        <w:gridCol w:w="2550"/>
+        <w:gridCol w:w="4958"/>
       </w:tblGrid>
       <w:tr>
         <w:tc>
@@ -257,13 +401,95 @@
               </w:tabs>
               <w:rPr>
                 <w:b/>
+                <w:color w:val="FF0000"/>
               </w:rPr>
             </w:pPr>
             <w:r>
               <w:rPr>
                 <w:b/>
+                <w:sz w:val="24"/>
+                <w:szCs w:val="24"/>
               </w:rPr>
               <w:t>RECHNUNG</w:t>
+            </w:r>
+            <w:r>
+              <w:rPr>
+                <w:b/>
+                <w:sz w:val="24"/>
+                <w:szCs w:val="24"/>
+              </w:rPr>
+              <w:t xml:space="preserve">     </w:t>
+            </w:r>
+            <w:r>
+              <w:rPr>
+                <w:rFonts w:cs="Arial"/>
+                <w:sz w:val="18"/>
+                <w:szCs w:val="18"/>
+              </w:rPr>
+              <w:t>${C:</w:t>
+            </w:r>
+            <w:proofErr w:type="gramStart"/>
+            <w:r>
+              <w:rPr>
+                <w:rFonts w:cs="Arial"/>
+                <w:sz w:val="18"/>
+                <w:szCs w:val="18"/>
+              </w:rPr>
+              <w:t>1922</w:t>
+            </w:r>
+            <w:r>
+              <w:rPr>
+                <w:rFonts w:cs="Arial"/>
+                <w:sz w:val="18"/>
+                <w:szCs w:val="18"/>
+              </w:rPr>
+              <w:t>:</w:t>
+            </w:r>
+            <w:r>
+              <w:rPr>
+                <w:rFonts w:cs="Arial"/>
+                <w:sz w:val="18"/>
+                <w:szCs w:val="18"/>
+              </w:rPr>
+              <w:t>=</w:t>
+            </w:r>
+            <w:proofErr w:type="gramEnd"/>
+            <w:r>
+              <w:rPr>
+                <w:rFonts w:cs="Arial"/>
+                <w:sz w:val="18"/>
+                <w:szCs w:val="18"/>
+              </w:rPr>
+              <w:t>:3</w:t>
+            </w:r>
+            <w:r>
+              <w:rPr>
+                <w:rFonts w:cs="Arial"/>
+                <w:sz w:val="18"/>
+                <w:szCs w:val="18"/>
+              </w:rPr>
+              <w:t>}</w:t>
+            </w:r>
+            <w:r>
+              <w:rPr>
+                <w:b/>
+                <w:color w:val="FF0000"/>
+              </w:rPr>
+              <w:t>${T:</w:t>
+            </w:r>
+            <w:r>
+              <w:rPr>
+                <w:b/>
+                <w:color w:val="FF0000"/>
+              </w:rPr>
+              <w:t>STORNIERT</w:t>
+            </w:r>
+            <w:r>
+              <w:rPr>
+                <w:b/>
+                <w:color w:val="FF0000"/>
+              </w:rPr>
+              <w:t>}</w:t>
             </w:r>
           </w:p>
         </w:tc>
@@ -271,7 +497,7 @@
       <w:tr>
         <w:tc>
           <w:tcPr>
-            <w:tcW w:w="2161" w:type="dxa"/>
+            <w:tcW w:w="2550" w:type="dxa"/>
           </w:tcPr>
           <w:p>
             <w:pPr>
@@ -280,11 +506,15 @@
               </w:tabs>
               <w:rPr>
                 <w:b/>
+                <w:sz w:val="24"/>
+                <w:szCs w:val="24"/>
               </w:rPr>
             </w:pPr>
             <w:r>
               <w:rPr>
                 <w:b/>
+                <w:sz w:val="24"/>
+                <w:szCs w:val="24"/>
               </w:rPr>
               <w:t>Rechnungsnummer:</w:t>
             </w:r>
@@ -292,7 +522,7 @@
         </w:tc>
         <w:tc>
           <w:tcPr>
-            <w:tcW w:w="5347" w:type="dxa"/>
+            <w:tcW w:w="4958" w:type="dxa"/>
           </w:tcPr>
           <w:p>
             <w:pPr>
@@ -301,9 +531,15 @@
               </w:tabs>
               <w:rPr>
                 <w:b/>
-              </w:rPr>
-            </w:pPr>
-            <w:r>
+                <w:sz w:val="24"/>
+                <w:szCs w:val="24"/>
+              </w:rPr>
+            </w:pPr>
+            <w:r>
+              <w:rPr>
+                <w:sz w:val="24"/>
+                <w:szCs w:val="24"/>
+              </w:rPr>
               <w:t>${F:1741}</w:t>
             </w:r>
           </w:p>
@@ -312,7 +548,7 @@
       <w:tr>
         <w:tc>
           <w:tcPr>
-            <w:tcW w:w="2161" w:type="dxa"/>
+            <w:tcW w:w="2550" w:type="dxa"/>
           </w:tcPr>
           <w:p>
             <w:pPr>
@@ -321,11 +557,15 @@
               </w:tabs>
               <w:rPr>
                 <w:b/>
+                <w:sz w:val="24"/>
+                <w:szCs w:val="24"/>
               </w:rPr>
             </w:pPr>
             <w:r>
               <w:rPr>
                 <w:b/>
+                <w:sz w:val="24"/>
+                <w:szCs w:val="24"/>
               </w:rPr>
               <w:t>Rechnungsdatum:</w:t>
             </w:r>
@@ -333,7 +573,7 @@
         </w:tc>
         <w:tc>
           <w:tcPr>
-            <w:tcW w:w="5347" w:type="dxa"/>
+            <w:tcW w:w="4958" w:type="dxa"/>
           </w:tcPr>
           <w:p>
             <w:pPr>
@@ -342,9 +582,15 @@
               </w:tabs>
               <w:rPr>
                 <w:b/>
-              </w:rPr>
-            </w:pPr>
-            <w:r>
+                <w:sz w:val="24"/>
+                <w:szCs w:val="24"/>
+              </w:rPr>
+            </w:pPr>
+            <w:r>
+              <w:rPr>
+                <w:sz w:val="24"/>
+                <w:szCs w:val="24"/>
+              </w:rPr>
               <w:t>${F:1742}</w:t>
             </w:r>
           </w:p>
@@ -358,18 +604,33 @@
           </w:tcPr>
           <w:p>
             <w:pPr>
+              <w:widowControl w:val="0"/>
               <w:tabs>
                 <w:tab w:val="left" w:pos="1843"/>
               </w:tabs>
-              <w:rPr>
-                <w:b/>
-              </w:rPr>
-            </w:pPr>
-            <w:r>
-              <w:rPr>
-                <w:b/>
+              <w:spacing w:line="276" w:lineRule="auto"/>
+              <w:ind w:left="140"/>
+              <w:rPr>
+                <w:rFonts w:cs="Arial"/>
+                <w:noProof/>
+                <w:sz w:val="18"/>
+              </w:rPr>
+            </w:pPr>
+            <w:r>
+              <w:rPr>
+                <w:rFonts w:cs="Arial"/>
+                <w:noProof/>
+                <w:sz w:val="18"/>
               </w:rPr>
               <w:t>Bitte bei Zahlung unbedingt angeben</w:t>
+            </w:r>
+            <w:r>
+              <w:rPr>
+                <w:rFonts w:cs="Arial"/>
+                <w:noProof/>
+                <w:sz w:val="18"/>
+              </w:rPr>
+              <w:t>!</w:t>
             </w:r>
           </w:p>
         </w:tc>
@@ -404,12 +665,12 @@
         <w:gridCol w:w="2128"/>
         <w:gridCol w:w="1982"/>
         <w:gridCol w:w="816"/>
-        <w:gridCol w:w="2772"/>
+        <w:gridCol w:w="2587"/>
       </w:tblGrid>
       <w:tr>
         <w:tc>
           <w:tcPr>
-            <w:tcW w:w="1982" w:type="dxa"/>
+            <w:tcW w:w="2128" w:type="dxa"/>
           </w:tcPr>
           <w:p>
             <w:pPr>
@@ -457,7 +718,7 @@
         </w:tc>
         <w:tc>
           <w:tcPr>
-            <w:tcW w:w="772" w:type="dxa"/>
+            <w:tcW w:w="816" w:type="dxa"/>
           </w:tcPr>
           <w:p>
             <w:pPr>
@@ -478,7 +739,7 @@
         </w:tc>
         <w:tc>
           <w:tcPr>
-            <w:tcW w:w="2772" w:type="dxa"/>
+            <w:tcW w:w="2587" w:type="dxa"/>
           </w:tcPr>
           <w:p>
             <w:pPr>
@@ -504,7 +765,68 @@
         <w:tabs>
           <w:tab w:val="left" w:pos="1843"/>
         </w:tabs>
+        <w:rPr>
+          <w:b/>
+          <w:color w:val="FF0000"/>
+        </w:rPr>
       </w:pPr>
+      <w:r>
+        <w:rPr>
+          <w:rFonts w:cs="Arial"/>
+          <w:sz w:val="18"/>
+          <w:szCs w:val="18"/>
+        </w:rPr>
+        <w:t>${C:</w:t>
+      </w:r>
+      <w:proofErr w:type="gramStart"/>
+      <w:r>
+        <w:rPr>
+          <w:rFonts w:cs="Arial"/>
+          <w:sz w:val="18"/>
+          <w:szCs w:val="18"/>
+        </w:rPr>
+        <w:t>1780</w:t>
+      </w:r>
+      <w:r>
+        <w:rPr>
+          <w:rFonts w:cs="Arial"/>
+          <w:sz w:val="18"/>
+          <w:szCs w:val="18"/>
+        </w:rPr>
+        <w:t>:=</w:t>
+      </w:r>
+      <w:proofErr w:type="gramEnd"/>
+      <w:r>
+        <w:rPr>
+          <w:rFonts w:cs="Arial"/>
+          <w:sz w:val="18"/>
+          <w:szCs w:val="18"/>
+        </w:rPr>
+        <w:t>1</w:t>
+      </w:r>
+      <w:r>
+        <w:rPr>
+          <w:rFonts w:cs="Arial"/>
+          <w:sz w:val="18"/>
+          <w:szCs w:val="18"/>
+        </w:rPr>
+        <w:t>:0</w:t>
+      </w:r>
+      <w:r>
+        <w:rPr>
+          <w:rFonts w:cs="Arial"/>
+          <w:sz w:val="18"/>
+          <w:szCs w:val="18"/>
+        </w:rPr>
+        <w:t>}</w:t>
+      </w:r>
+      <w:r>
+        <w:rPr>
+          <w:b/>
+          <w:color w:val="FF0000"/>
+        </w:rPr>
+        <w:t>${T:VORSCHAU}</w:t>
+      </w:r>
     </w:p>
     <w:p>
       <w:pPr>
@@ -528,16 +850,19 @@
         <w:tblLook w:val="01E0" w:firstRow="1" w:lastRow="1" w:firstColumn="1" w:lastColumn="1" w:noHBand="0" w:noVBand="0"/>
       </w:tblPr>
       <w:tblGrid>
-        <w:gridCol w:w="426"/>
-        <w:gridCol w:w="852"/>
-        <w:gridCol w:w="3388"/>
+        <w:gridCol w:w="555"/>
+        <w:gridCol w:w="851"/>
+        <w:gridCol w:w="3260"/>
         <w:gridCol w:w="1418"/>
         <w:gridCol w:w="1417"/>
       </w:tblGrid>
       <w:tr>
+        <w:trPr>
+          <w:tblHeader/>
+        </w:trPr>
         <w:tc>
           <w:tcPr>
-            <w:tcW w:w="426" w:type="dxa"/>
+            <w:tcW w:w="555" w:type="dxa"/>
             <w:tcBorders>
               <w:top w:val="single" w:sz="5" w:space="0" w:color="000000"/>
               <w:left w:val="single" w:sz="5" w:space="0" w:color="000000"/>
@@ -563,13 +888,22 @@
                 <w:sz w:val="16"/>
                 <w:lang w:val="de-DE"/>
               </w:rPr>
-              <w:t>Pos.</w:t>
+              <w:t>Pos</w:t>
+            </w:r>
+            <w:r>
+              <w:rPr>
+                <w:rFonts w:ascii="Arial" w:hAnsi="Arial" w:cs="Arial"/>
+                <w:spacing w:val="-1"/>
+                <w:sz w:val="16"/>
+                <w:lang w:val="de-DE"/>
+              </w:rPr>
+              <w:t>.</w:t>
             </w:r>
           </w:p>
         </w:tc>
         <w:tc>
           <w:tcPr>
-            <w:tcW w:w="852" w:type="dxa"/>
+            <w:tcW w:w="851" w:type="dxa"/>
             <w:tcBorders>
               <w:top w:val="single" w:sz="5" w:space="0" w:color="000000"/>
               <w:left w:val="single" w:sz="5" w:space="0" w:color="000000"/>
@@ -631,7 +965,7 @@
         </w:tc>
         <w:tc>
           <w:tcPr>
-            <w:tcW w:w="3388" w:type="dxa"/>
+            <w:tcW w:w="3260" w:type="dxa"/>
             <w:tcBorders>
               <w:top w:val="single" w:sz="5" w:space="0" w:color="000000"/>
               <w:left w:val="single" w:sz="5" w:space="0" w:color="000000"/>
@@ -738,6 +1072,7 @@
               <w:ind w:left="167" w:firstLine="10"/>
               <w:rPr>
                 <w:rFonts w:ascii="Arial" w:eastAsia="Arial" w:hAnsi="Arial" w:cs="Arial"/>
+                <w:spacing w:val="2"/>
                 <w:sz w:val="18"/>
                 <w:szCs w:val="18"/>
                 <w:lang w:val="de-DE"/>
@@ -751,13 +1086,34 @@
                 <w:szCs w:val="18"/>
                 <w:lang w:val="de-DE"/>
               </w:rPr>
-              <w:t>Einzel-</w:t>
+              <w:t>Einzel</w:t>
+            </w:r>
+            <w:r>
+              <w:rPr>
+                <w:rFonts w:ascii="Arial" w:eastAsia="Arial" w:hAnsi="Arial" w:cs="Arial"/>
+                <w:spacing w:val="-1"/>
+                <w:sz w:val="18"/>
+                <w:szCs w:val="18"/>
+                <w:lang w:val="de-DE"/>
+              </w:rPr>
+              <w:t>preis</w:t>
+            </w:r>
+            <w:r>
+              <w:rPr>
+                <w:rFonts w:ascii="Arial" w:eastAsia="Arial" w:hAnsi="Arial" w:cs="Arial"/>
+                <w:spacing w:val="2"/>
+                <w:sz w:val="18"/>
+                <w:szCs w:val="18"/>
+                <w:lang w:val="de-DE"/>
+              </w:rPr>
+              <w:t xml:space="preserve"> </w:t>
             </w:r>
           </w:p>
           <w:p>
             <w:pPr>
               <w:pStyle w:val="TableParagraph"/>
               <w:ind w:left="167" w:firstLine="10"/>
+              <w:jc w:val="center"/>
               <w:rPr>
                 <w:rFonts w:ascii="Arial" w:eastAsia="Arial" w:hAnsi="Arial" w:cs="Arial"/>
                 <w:sz w:val="16"/>
@@ -765,26 +1121,6 @@
                 <w:lang w:val="de-DE"/>
               </w:rPr>
             </w:pPr>
-            <w:r>
-              <w:rPr>
-                <w:rFonts w:ascii="Arial" w:eastAsia="Arial" w:hAnsi="Arial" w:cs="Arial"/>
-                <w:spacing w:val="-1"/>
-                <w:sz w:val="18"/>
-                <w:szCs w:val="18"/>
-                <w:lang w:val="de-DE"/>
-              </w:rPr>
-              <w:t>preis</w:t>
-            </w:r>
-            <w:r>
-              <w:rPr>
-                <w:rFonts w:ascii="Arial" w:eastAsia="Arial" w:hAnsi="Arial" w:cs="Arial"/>
-                <w:spacing w:val="2"/>
-                <w:sz w:val="18"/>
-                <w:szCs w:val="18"/>
-                <w:lang w:val="de-DE"/>
-              </w:rPr>
-              <w:t xml:space="preserve"> </w:t>
-            </w:r>
             <w:r>
               <w:rPr>
                 <w:rFonts w:ascii="Arial" w:eastAsia="Arial" w:hAnsi="Arial" w:cs="Arial"/>
@@ -876,7 +1212,7 @@
       <w:tr>
         <w:tc>
           <w:tcPr>
-            <w:tcW w:w="426" w:type="dxa"/>
+            <w:tcW w:w="555" w:type="dxa"/>
             <w:tcBorders>
               <w:top w:val="single" w:sz="5" w:space="0" w:color="000000"/>
               <w:left w:val="single" w:sz="5" w:space="0" w:color="000000"/>
@@ -923,7 +1259,7 @@
         </w:tc>
         <w:tc>
           <w:tcPr>
-            <w:tcW w:w="852" w:type="dxa"/>
+            <w:tcW w:w="851" w:type="dxa"/>
             <w:tcBorders>
               <w:top w:val="single" w:sz="5" w:space="0" w:color="000000"/>
               <w:left w:val="single" w:sz="5" w:space="0" w:color="000000"/>
@@ -1000,7 +1336,7 @@
         </w:tc>
         <w:tc>
           <w:tcPr>
-            <w:tcW w:w="3388" w:type="dxa"/>
+            <w:tcW w:w="3260" w:type="dxa"/>
             <w:tcBorders>
               <w:top w:val="single" w:sz="5" w:space="0" w:color="000000"/>
               <w:left w:val="single" w:sz="5" w:space="0" w:color="000000"/>
@@ -1018,6 +1354,8 @@
                 <w:rFonts w:cs="Arial"/>
                 <w:noProof/>
                 <w:sz w:val="18"/>
+                <w:szCs w:val="20"/>
+                <w:lang w:val="de-DE"/>
               </w:rPr>
             </w:pPr>
           </w:p>
@@ -1033,14 +1371,16 @@
                 <w:noProof/>
                 <w:sz w:val="18"/>
                 <w:szCs w:val="20"/>
-              </w:rPr>
-            </w:pPr>
-            <w:r>
-              <w:rPr>
-                <w:rFonts w:cs="Arial"/>
-                <w:noProof/>
-                <w:sz w:val="18"/>
-                <w:szCs w:val="20"/>
+                <w:lang w:val="de-DE"/>
+              </w:rPr>
+            </w:pPr>
+            <w:r>
+              <w:rPr>
+                <w:rFonts w:cs="Arial"/>
+                <w:noProof/>
+                <w:sz w:val="18"/>
+                <w:szCs w:val="20"/>
+                <w:lang w:val="de-DE"/>
               </w:rPr>
               <w:t>Teilnahme</w:t>
             </w:r>
@@ -1058,13 +1398,15 @@
                 <w:rFonts w:cs="Arial"/>
                 <w:sz w:val="18"/>
                 <w:szCs w:val="20"/>
-              </w:rPr>
-            </w:pPr>
-            <w:r>
-              <w:rPr>
-                <w:rFonts w:cs="Arial"/>
-                <w:sz w:val="18"/>
-                <w:szCs w:val="20"/>
+                <w:lang w:val="de-DE"/>
+              </w:rPr>
+            </w:pPr>
+            <w:r>
+              <w:rPr>
+                <w:rFonts w:cs="Arial"/>
+                <w:sz w:val="18"/>
+                <w:szCs w:val="20"/>
+                <w:lang w:val="de-DE"/>
               </w:rPr>
               <w:t>${F:1765}</w:t>
             </w:r>
@@ -1081,8 +1423,69 @@
                 <w:noProof/>
                 <w:sz w:val="18"/>
                 <w:szCs w:val="20"/>
-              </w:rPr>
-            </w:pPr>
+                <w:lang w:val="de-DE"/>
+              </w:rPr>
+            </w:pPr>
+            <w:r>
+              <w:rPr>
+                <w:rFonts w:cs="Arial"/>
+                <w:noProof/>
+                <w:sz w:val="18"/>
+                <w:szCs w:val="20"/>
+                <w:lang w:val="de-DE"/>
+              </w:rPr>
+              <w:t>${C:</w:t>
+            </w:r>
+            <w:r>
+              <w:rPr>
+                <w:rFonts w:cs="Arial"/>
+                <w:noProof/>
+                <w:sz w:val="18"/>
+                <w:szCs w:val="20"/>
+                <w:lang w:val="de-DE"/>
+              </w:rPr>
+              <w:t>1869</w:t>
+            </w:r>
+            <w:r>
+              <w:rPr>
+                <w:rFonts w:cs="Arial"/>
+                <w:noProof/>
+                <w:sz w:val="18"/>
+                <w:szCs w:val="20"/>
+                <w:lang w:val="de-DE"/>
+              </w:rPr>
+              <w:t>:</w:t>
+            </w:r>
+            <w:r>
+              <w:rPr>
+                <w:rFonts w:cs="Arial"/>
+                <w:noProof/>
+                <w:sz w:val="18"/>
+                <w:szCs w:val="20"/>
+                <w:lang w:val="de-DE"/>
+              </w:rPr>
+              <w:t>&lt;&gt;</w:t>
+            </w:r>
+            <w:r>
+              <w:rPr>
+                <w:rFonts w:cs="Arial"/>
+                <w:noProof/>
+                <w:sz w:val="18"/>
+                <w:szCs w:val="20"/>
+                <w:lang w:val="de-DE"/>
+              </w:rPr>
+              <w:t>:</w:t>
+            </w:r>
+            <w:r>
+              <w:rPr>
+                <w:rFonts w:cs="Arial"/>
+                <w:noProof/>
+                <w:sz w:val="18"/>
+                <w:szCs w:val="20"/>
+                <w:lang w:val="de-DE"/>
+              </w:rPr>
+              <w:t>0}</w:t>
+            </w:r>
           </w:p>
           <w:p>
             <w:pPr>
@@ -1095,24 +1498,98 @@
                 <w:rFonts w:cs="Arial"/>
                 <w:sz w:val="18"/>
                 <w:szCs w:val="20"/>
-              </w:rPr>
-            </w:pPr>
-            <w:r>
-              <w:rPr>
-                <w:rFonts w:cs="Arial"/>
-                <w:noProof/>
-                <w:sz w:val="18"/>
-                <w:szCs w:val="20"/>
-              </w:rPr>
-              <w:t>Teilnehmer:</w:t>
-            </w:r>
-            <w:r>
-              <w:rPr>
-                <w:rFonts w:cs="Arial"/>
-                <w:sz w:val="18"/>
-                <w:szCs w:val="20"/>
-              </w:rPr>
-              <w:t xml:space="preserve"> </w:t>
+                <w:lang w:val="de-DE"/>
+              </w:rPr>
+            </w:pPr>
+            <w:r>
+              <w:rPr>
+                <w:rFonts w:cs="Arial"/>
+                <w:noProof/>
+                <w:sz w:val="18"/>
+                <w:szCs w:val="20"/>
+                <w:lang w:val="de-DE"/>
+              </w:rPr>
+              <w:t>${C:</w:t>
+            </w:r>
+            <w:r>
+              <w:rPr>
+                <w:rFonts w:cs="Arial"/>
+                <w:noProof/>
+                <w:sz w:val="18"/>
+                <w:szCs w:val="20"/>
+                <w:lang w:val="de-DE"/>
+              </w:rPr>
+              <w:t>1869</w:t>
+            </w:r>
+            <w:r>
+              <w:rPr>
+                <w:rFonts w:cs="Arial"/>
+                <w:noProof/>
+                <w:sz w:val="18"/>
+                <w:szCs w:val="20"/>
+                <w:lang w:val="de-DE"/>
+              </w:rPr>
+              <w:t>:</w:t>
+            </w:r>
+            <w:r>
+              <w:rPr>
+                <w:rFonts w:cs="Arial"/>
+                <w:noProof/>
+                <w:sz w:val="18"/>
+                <w:szCs w:val="20"/>
+                <w:lang w:val="de-DE"/>
+              </w:rPr>
+              <w:t>&lt;&gt;</w:t>
+            </w:r>
+            <w:r>
+              <w:rPr>
+                <w:rFonts w:cs="Arial"/>
+                <w:noProof/>
+                <w:sz w:val="18"/>
+                <w:szCs w:val="20"/>
+                <w:lang w:val="de-DE"/>
+              </w:rPr>
+              <w:t>:</w:t>
+            </w:r>
+            <w:r>
+              <w:rPr>
+                <w:rFonts w:cs="Arial"/>
+                <w:noProof/>
+                <w:sz w:val="18"/>
+                <w:szCs w:val="20"/>
+                <w:lang w:val="de-DE"/>
+              </w:rPr>
+              <w:t>0}</w:t>
+            </w:r>
+            <w:r>
+              <w:rPr>
+                <w:rFonts w:cs="Arial"/>
+                <w:noProof/>
+                <w:sz w:val="18"/>
+                <w:szCs w:val="20"/>
+                <w:lang w:val="de-DE"/>
+              </w:rPr>
+              <w:t>Teilnehmer</w:t>
+            </w:r>
+            <w:r>
+              <w:rPr>
+                <w:rFonts w:cs="Arial"/>
+                <w:noProof/>
+                <w:sz w:val="18"/>
+                <w:szCs w:val="20"/>
+                <w:lang w:val="de-DE"/>
+              </w:rPr>
+              <w:t>:</w:t>
+            </w:r>
+            <w:r>
+              <w:rPr>
+                <w:rFonts w:cs="Arial"/>
+                <w:noProof/>
+                <w:sz w:val="18"/>
+                <w:szCs w:val="20"/>
+                <w:lang w:val="de-DE"/>
+              </w:rPr>
+              <w:t>in</w:t>
             </w:r>
           </w:p>
           <w:p>
@@ -1124,79 +1601,177 @@
               <w:ind w:left="140"/>
               <w:rPr>
                 <w:rFonts w:cs="Arial"/>
-                <w:sz w:val="18"/>
-                <w:szCs w:val="20"/>
-              </w:rPr>
-            </w:pPr>
-            <w:r>
-              <w:rPr>
-                <w:rFonts w:cs="Arial"/>
-                <w:sz w:val="18"/>
-                <w:szCs w:val="20"/>
-              </w:rPr>
-              <w:t>${F:1744}</w:t>
-            </w:r>
-            <w:r>
-              <w:rPr>
-                <w:rFonts w:cs="Arial"/>
-                <w:sz w:val="18"/>
-              </w:rPr>
-              <w:fldChar w:fldCharType="begin"/>
-            </w:r>
-            <w:r>
-              <w:rPr>
-                <w:rFonts w:cs="Arial"/>
-                <w:sz w:val="18"/>
-                <w:szCs w:val="20"/>
-              </w:rPr>
-              <w:instrText xml:space="preserve"> MERGEFIELD "Anrede" </w:instrText>
-            </w:r>
-            <w:r>
-              <w:rPr>
-                <w:rFonts w:cs="Arial"/>
-                <w:sz w:val="18"/>
-                <w:szCs w:val="20"/>
-              </w:rPr>
-              <w:instrText xml:space="preserve">\*Mergeformat </w:instrText>
-            </w:r>
-            <w:r>
-              <w:rPr>
-                <w:rFonts w:cs="Arial"/>
-                <w:sz w:val="18"/>
-              </w:rPr>
-              <w:fldChar w:fldCharType="end"/>
-            </w:r>
-            <w:r>
-              <w:rPr>
-                <w:rFonts w:cs="Arial"/>
-                <w:sz w:val="18"/>
-                <w:szCs w:val="20"/>
-              </w:rPr>
-              <w:t xml:space="preserve"> </w:t>
-            </w:r>
-            <w:r>
-              <w:rPr>
-                <w:rFonts w:cs="Arial"/>
-                <w:sz w:val="18"/>
-                <w:szCs w:val="20"/>
-              </w:rPr>
-              <w:t>${F:1745}</w:t>
-            </w:r>
-            <w:r>
-              <w:rPr>
-                <w:rFonts w:cs="Arial"/>
-                <w:sz w:val="18"/>
-                <w:szCs w:val="20"/>
-              </w:rPr>
-              <w:t xml:space="preserve"> </w:t>
-            </w:r>
-            <w:r>
-              <w:rPr>
-                <w:rFonts w:cs="Arial"/>
-                <w:sz w:val="18"/>
-                <w:szCs w:val="20"/>
-              </w:rPr>
-              <w:t>${F:1747}</w:t>
+                <w:noProof/>
+                <w:sz w:val="18"/>
+                <w:szCs w:val="20"/>
+                <w:lang w:val="de-DE"/>
+              </w:rPr>
+            </w:pPr>
+            <w:r>
+              <w:rPr>
+                <w:rFonts w:cs="Arial"/>
+                <w:noProof/>
+                <w:sz w:val="18"/>
+                <w:szCs w:val="20"/>
+                <w:lang w:val="de-DE"/>
+              </w:rPr>
+              <w:t>${C:1</w:t>
+            </w:r>
+            <w:r>
+              <w:rPr>
+                <w:rFonts w:cs="Arial"/>
+                <w:noProof/>
+                <w:sz w:val="18"/>
+                <w:szCs w:val="20"/>
+                <w:lang w:val="de-DE"/>
+              </w:rPr>
+              <w:t>869</w:t>
+            </w:r>
+            <w:r>
+              <w:rPr>
+                <w:rFonts w:cs="Arial"/>
+                <w:noProof/>
+                <w:sz w:val="18"/>
+                <w:szCs w:val="20"/>
+                <w:lang w:val="de-DE"/>
+              </w:rPr>
+              <w:t>:</w:t>
+            </w:r>
+            <w:r>
+              <w:rPr>
+                <w:rFonts w:cs="Arial"/>
+                <w:noProof/>
+                <w:sz w:val="18"/>
+                <w:szCs w:val="20"/>
+                <w:lang w:val="de-DE"/>
+              </w:rPr>
+              <w:t>&lt;&gt;</w:t>
+            </w:r>
+            <w:r>
+              <w:rPr>
+                <w:rFonts w:cs="Arial"/>
+                <w:noProof/>
+                <w:sz w:val="18"/>
+                <w:szCs w:val="20"/>
+                <w:lang w:val="de-DE"/>
+              </w:rPr>
+              <w:t>:</w:t>
+            </w:r>
+            <w:r>
+              <w:rPr>
+                <w:rFonts w:cs="Arial"/>
+                <w:noProof/>
+                <w:sz w:val="18"/>
+                <w:szCs w:val="20"/>
+                <w:lang w:val="de-DE"/>
+              </w:rPr>
+              <w:t>0}</w:t>
+            </w:r>
+            <w:r>
+              <w:rPr>
+                <w:rFonts w:cs="Arial"/>
+                <w:noProof/>
+                <w:sz w:val="18"/>
+                <w:szCs w:val="20"/>
+                <w:lang w:val="de-DE"/>
+              </w:rPr>
+              <w:t>${C:1752:=:4}${F:1752} ${F:1745} ${F:1747}</w:t>
+            </w:r>
+          </w:p>
+          <w:p>
+            <w:pPr>
+              <w:tabs>
+                <w:tab w:val="left" w:pos="1843"/>
+              </w:tabs>
+              <w:spacing w:line="276" w:lineRule="auto"/>
+              <w:ind w:left="140"/>
+              <w:rPr>
+                <w:rFonts w:cs="Arial"/>
+                <w:noProof/>
+                <w:sz w:val="18"/>
+                <w:szCs w:val="20"/>
+                <w:lang w:val="de-DE"/>
+              </w:rPr>
+            </w:pPr>
+            <w:r>
+              <w:rPr>
+                <w:rFonts w:cs="Arial"/>
+                <w:noProof/>
+                <w:sz w:val="18"/>
+                <w:szCs w:val="20"/>
+                <w:lang w:val="de-DE"/>
+              </w:rPr>
+              <w:t>${C:1</w:t>
+            </w:r>
+            <w:r>
+              <w:rPr>
+                <w:rFonts w:cs="Arial"/>
+                <w:noProof/>
+                <w:sz w:val="18"/>
+                <w:szCs w:val="20"/>
+                <w:lang w:val="de-DE"/>
+              </w:rPr>
+              <w:t>869</w:t>
+            </w:r>
+            <w:r>
+              <w:rPr>
+                <w:rFonts w:cs="Arial"/>
+                <w:noProof/>
+                <w:sz w:val="18"/>
+                <w:szCs w:val="20"/>
+                <w:lang w:val="de-DE"/>
+              </w:rPr>
+              <w:t>:</w:t>
+            </w:r>
+            <w:r>
+              <w:rPr>
+                <w:rFonts w:cs="Arial"/>
+                <w:noProof/>
+                <w:sz w:val="18"/>
+                <w:szCs w:val="20"/>
+                <w:lang w:val="de-DE"/>
+              </w:rPr>
+              <w:t>&lt;&gt;</w:t>
+            </w:r>
+            <w:r>
+              <w:rPr>
+                <w:rFonts w:cs="Arial"/>
+                <w:noProof/>
+                <w:sz w:val="18"/>
+                <w:szCs w:val="20"/>
+                <w:lang w:val="de-DE"/>
+              </w:rPr>
+              <w:t>:</w:t>
+            </w:r>
+            <w:r>
+              <w:rPr>
+                <w:rFonts w:cs="Arial"/>
+                <w:noProof/>
+                <w:sz w:val="18"/>
+                <w:szCs w:val="20"/>
+                <w:lang w:val="de-DE"/>
+              </w:rPr>
+              <w:t>0}</w:t>
+            </w:r>
+            <w:r>
+              <w:rPr>
+                <w:rFonts w:cs="Arial"/>
+                <w:noProof/>
+                <w:sz w:val="18"/>
+                <w:szCs w:val="20"/>
+                <w:lang w:val="de-DE"/>
+              </w:rPr>
+              <w:t xml:space="preserve">Stud.-Nr.: </w:t>
+            </w:r>
+            <w:r>
+              <w:rPr>
+                <w:rFonts w:cs="Arial"/>
+                <w:noProof/>
+                <w:sz w:val="18"/>
+                <w:szCs w:val="20"/>
+                <w:lang w:val="de-DE"/>
+              </w:rPr>
+              <w:t>${F:68}</w:t>
             </w:r>
           </w:p>
           <w:p>
@@ -1211,41 +1786,208 @@
                 <w:rFonts w:cs="Arial"/>
                 <w:sz w:val="18"/>
                 <w:szCs w:val="20"/>
-              </w:rPr>
-            </w:pPr>
-            <w:r>
-              <w:rPr>
-                <w:rFonts w:cs="Arial"/>
-                <w:sz w:val="18"/>
-                <w:szCs w:val="20"/>
-              </w:rPr>
-              <w:t>Stud.-</w:t>
+                <w:lang w:val="de-DE"/>
+              </w:rPr>
+            </w:pPr>
+          </w:p>
+          <w:p>
+            <w:pPr>
+              <w:tabs>
+                <w:tab w:val="left" w:pos="1843"/>
+                <w:tab w:val="left" w:pos="1985"/>
+              </w:tabs>
+              <w:spacing w:line="276" w:lineRule="auto"/>
+              <w:ind w:left="140" w:right="283"/>
+              <w:rPr>
+                <w:rFonts w:cs="Arial"/>
+                <w:sz w:val="18"/>
+                <w:szCs w:val="20"/>
+                <w:lang w:val="de-DE"/>
+              </w:rPr>
+            </w:pPr>
+            <w:r>
+              <w:rPr>
+                <w:sz w:val="18"/>
+                <w:szCs w:val="20"/>
+                <w:lang w:val="de-DE"/>
+              </w:rPr>
+              <w:t>${C:</w:t>
+            </w:r>
+            <w:proofErr w:type="gramStart"/>
+            <w:r>
+              <w:rPr>
+                <w:sz w:val="18"/>
+                <w:szCs w:val="20"/>
+                <w:lang w:val="de-DE"/>
+              </w:rPr>
+              <w:t>1868:=</w:t>
+            </w:r>
+            <w:proofErr w:type="gramEnd"/>
+            <w:r>
+              <w:rPr>
+                <w:sz w:val="18"/>
+                <w:szCs w:val="20"/>
+                <w:lang w:val="de-DE"/>
+              </w:rPr>
+              <w:t>:0}${</w:t>
             </w:r>
             <w:proofErr w:type="spellStart"/>
             <w:r>
               <w:rPr>
-                <w:rFonts w:cs="Arial"/>
-                <w:sz w:val="18"/>
-                <w:szCs w:val="20"/>
-              </w:rPr>
-              <w:t>Nr</w:t>
+                <w:sz w:val="18"/>
+                <w:szCs w:val="20"/>
+                <w:lang w:val="de-DE"/>
+              </w:rPr>
+              <w:t>T:Spli</w:t>
+            </w:r>
+            <w:r>
+              <w:rPr>
+                <w:sz w:val="18"/>
+                <w:szCs w:val="20"/>
+                <w:lang w:val="de-DE"/>
+              </w:rPr>
+              <w:t>t</w:t>
+            </w:r>
+            <w:r>
+              <w:rPr>
+                <w:sz w:val="18"/>
+                <w:szCs w:val="20"/>
+                <w:lang w:val="de-DE"/>
+              </w:rPr>
+              <w:t>trechnung</w:t>
             </w:r>
             <w:proofErr w:type="spellEnd"/>
             <w:r>
               <w:rPr>
-                <w:rFonts w:cs="Arial"/>
-                <w:sz w:val="18"/>
-                <w:szCs w:val="20"/>
-              </w:rPr>
-              <w:t xml:space="preserve">.: </w:t>
-            </w:r>
-            <w:r>
-              <w:rPr>
-                <w:rFonts w:cs="Arial"/>
-                <w:sz w:val="18"/>
-                <w:szCs w:val="20"/>
-              </w:rPr>
-              <w:t>${F:68}</w:t>
+                <w:sz w:val="18"/>
+                <w:szCs w:val="20"/>
+                <w:lang w:val="de-DE"/>
+              </w:rPr>
+              <w:t>}</w:t>
+            </w:r>
+            <w:r>
+              <w:rPr>
+                <w:sz w:val="18"/>
+                <w:szCs w:val="20"/>
+                <w:lang w:val="de-DE"/>
+              </w:rPr>
+              <w:t xml:space="preserve"> </w:t>
+            </w:r>
+            <w:r>
+              <w:rPr>
+                <w:sz w:val="18"/>
+                <w:szCs w:val="20"/>
+                <w:lang w:val="de-DE"/>
+              </w:rPr>
+              <w:t>${F:1921}</w:t>
+            </w:r>
+          </w:p>
+          <w:p>
+            <w:pPr>
+              <w:tabs>
+                <w:tab w:val="left" w:pos="1843"/>
+                <w:tab w:val="left" w:pos="1985"/>
+              </w:tabs>
+              <w:spacing w:line="276" w:lineRule="auto"/>
+              <w:ind w:left="140" w:right="283"/>
+              <w:rPr>
+                <w:rFonts w:cs="Arial"/>
+                <w:sz w:val="18"/>
+                <w:szCs w:val="20"/>
+                <w:lang w:val="de-DE"/>
+              </w:rPr>
+            </w:pPr>
+            <w:r>
+              <w:rPr>
+                <w:sz w:val="18"/>
+                <w:szCs w:val="20"/>
+                <w:lang w:val="de-DE"/>
+              </w:rPr>
+              <w:t>${C:</w:t>
+            </w:r>
+            <w:proofErr w:type="gramStart"/>
+            <w:r>
+              <w:rPr>
+                <w:sz w:val="18"/>
+                <w:szCs w:val="20"/>
+                <w:lang w:val="de-DE"/>
+              </w:rPr>
+              <w:t>1868:=</w:t>
+            </w:r>
+            <w:proofErr w:type="gramEnd"/>
+            <w:r>
+              <w:rPr>
+                <w:sz w:val="18"/>
+                <w:szCs w:val="20"/>
+                <w:lang w:val="de-DE"/>
+              </w:rPr>
+              <w:t>:0}</w:t>
+            </w:r>
+          </w:p>
+          <w:p>
+            <w:pPr>
+              <w:tabs>
+                <w:tab w:val="left" w:pos="1843"/>
+                <w:tab w:val="left" w:pos="1985"/>
+              </w:tabs>
+              <w:spacing w:line="276" w:lineRule="auto"/>
+              <w:ind w:left="140" w:right="283"/>
+              <w:rPr>
+                <w:rFonts w:cs="Arial"/>
+                <w:sz w:val="18"/>
+                <w:szCs w:val="20"/>
+                <w:lang w:val="de-DE"/>
+              </w:rPr>
+            </w:pPr>
+            <w:r>
+              <w:rPr>
+                <w:sz w:val="18"/>
+                <w:szCs w:val="20"/>
+                <w:lang w:val="de-DE"/>
+              </w:rPr>
+              <w:t>${C:1868:</w:t>
+            </w:r>
+            <w:r>
+              <w:rPr>
+                <w:sz w:val="18"/>
+                <w:szCs w:val="20"/>
+                <w:lang w:val="de-DE"/>
+              </w:rPr>
+              <w:t>&lt;&gt;</w:t>
+            </w:r>
+            <w:r>
+              <w:rPr>
+                <w:sz w:val="18"/>
+                <w:szCs w:val="20"/>
+                <w:lang w:val="de-DE"/>
+              </w:rPr>
+              <w:t>:</w:t>
+            </w:r>
+            <w:proofErr w:type="gramStart"/>
+            <w:r>
+              <w:rPr>
+                <w:sz w:val="18"/>
+                <w:szCs w:val="20"/>
+                <w:lang w:val="de-DE"/>
+              </w:rPr>
+              <w:t>0}</w:t>
+            </w:r>
+            <w:r>
+              <w:rPr>
+                <w:sz w:val="18"/>
+                <w:szCs w:val="20"/>
+                <w:lang w:val="de-DE"/>
+              </w:rPr>
+              <w:t>$</w:t>
+            </w:r>
+            <w:proofErr w:type="gramEnd"/>
+            <w:r>
+              <w:rPr>
+                <w:sz w:val="18"/>
+                <w:szCs w:val="20"/>
+                <w:lang w:val="de-DE"/>
+              </w:rPr>
+              <w:t>{C:1921:=:0}${F:1921}</w:t>
             </w:r>
           </w:p>
         </w:tc>
@@ -1260,119 +2002,389 @@
           </w:tcPr>
           <w:p>
             <w:pPr>
-              <w:pStyle w:val="TableParagraph"/>
-              <w:ind w:left="167" w:firstLine="79"/>
-              <w:rPr>
-                <w:rFonts w:ascii="Arial" w:hAnsi="Arial" w:cs="Arial"/>
+              <w:jc w:val="right"/>
+              <w:rPr>
+                <w:sz w:val="18"/>
+                <w:szCs w:val="18"/>
+                <w:lang w:val="de-DE"/>
+              </w:rPr>
+            </w:pPr>
+          </w:p>
+          <w:p>
+            <w:pPr>
+              <w:jc w:val="right"/>
+              <w:rPr>
+                <w:sz w:val="18"/>
+                <w:szCs w:val="18"/>
+              </w:rPr>
+            </w:pPr>
+            <w:r>
+              <w:rPr>
+                <w:sz w:val="18"/>
+                <w:szCs w:val="18"/>
+              </w:rPr>
+              <w:t>${F:1771</w:t>
+            </w:r>
+            <w:r>
+              <w:rPr>
+                <w:sz w:val="18"/>
+                <w:szCs w:val="18"/>
+              </w:rPr>
+              <w:t>}</w:t>
+            </w:r>
+          </w:p>
+          <w:p>
+            <w:pPr>
+              <w:jc w:val="right"/>
+              <w:rPr>
+                <w:sz w:val="18"/>
+                <w:szCs w:val="18"/>
+              </w:rPr>
+            </w:pPr>
+          </w:p>
+          <w:p>
+            <w:pPr>
+              <w:jc w:val="right"/>
+              <w:rPr>
+                <w:sz w:val="18"/>
+                <w:szCs w:val="18"/>
+              </w:rPr>
+            </w:pPr>
+            <w:r>
+              <w:rPr>
+                <w:rFonts w:cs="Arial"/>
+                <w:noProof/>
+                <w:sz w:val="18"/>
+                <w:szCs w:val="20"/>
+                <w:lang w:val="de-DE"/>
+              </w:rPr>
+              <w:t>${C:</w:t>
+            </w:r>
+            <w:r>
+              <w:rPr>
+                <w:rFonts w:cs="Arial"/>
+                <w:noProof/>
+                <w:sz w:val="18"/>
+                <w:szCs w:val="20"/>
+                <w:lang w:val="de-DE"/>
+              </w:rPr>
+              <w:t>1869</w:t>
+            </w:r>
+            <w:r>
+              <w:rPr>
+                <w:rFonts w:cs="Arial"/>
+                <w:noProof/>
+                <w:sz w:val="18"/>
+                <w:szCs w:val="20"/>
+                <w:lang w:val="de-DE"/>
+              </w:rPr>
+              <w:t>:</w:t>
+            </w:r>
+            <w:r>
+              <w:rPr>
+                <w:rFonts w:cs="Arial"/>
+                <w:noProof/>
+                <w:sz w:val="18"/>
+                <w:szCs w:val="20"/>
+                <w:lang w:val="de-DE"/>
+              </w:rPr>
+              <w:t>&lt;&gt;</w:t>
+            </w:r>
+            <w:r>
+              <w:rPr>
+                <w:rFonts w:cs="Arial"/>
+                <w:noProof/>
+                <w:sz w:val="18"/>
+                <w:szCs w:val="20"/>
+                <w:lang w:val="de-DE"/>
+              </w:rPr>
+              <w:t>:</w:t>
+            </w:r>
+            <w:r>
+              <w:rPr>
+                <w:rFonts w:cs="Arial"/>
+                <w:noProof/>
+                <w:sz w:val="18"/>
+                <w:szCs w:val="20"/>
+                <w:lang w:val="de-DE"/>
+              </w:rPr>
+              <w:t>0}</w:t>
+            </w:r>
+          </w:p>
+          <w:p>
+            <w:pPr>
+              <w:jc w:val="right"/>
+              <w:rPr>
+                <w:sz w:val="18"/>
+                <w:szCs w:val="18"/>
+              </w:rPr>
+            </w:pPr>
+            <w:r>
+              <w:rPr>
+                <w:rFonts w:cs="Arial"/>
+                <w:noProof/>
+                <w:sz w:val="18"/>
+                <w:szCs w:val="20"/>
+                <w:lang w:val="de-DE"/>
+              </w:rPr>
+              <w:t>${C:</w:t>
+            </w:r>
+            <w:r>
+              <w:rPr>
+                <w:rFonts w:cs="Arial"/>
+                <w:noProof/>
+                <w:sz w:val="18"/>
+                <w:szCs w:val="20"/>
+                <w:lang w:val="de-DE"/>
+              </w:rPr>
+              <w:t>1869</w:t>
+            </w:r>
+            <w:r>
+              <w:rPr>
+                <w:rFonts w:cs="Arial"/>
+                <w:noProof/>
+                <w:sz w:val="18"/>
+                <w:szCs w:val="20"/>
+                <w:lang w:val="de-DE"/>
+              </w:rPr>
+              <w:t>:</w:t>
+            </w:r>
+            <w:r>
+              <w:rPr>
+                <w:rFonts w:cs="Arial"/>
+                <w:noProof/>
+                <w:sz w:val="18"/>
+                <w:szCs w:val="20"/>
+                <w:lang w:val="de-DE"/>
+              </w:rPr>
+              <w:t>&lt;&gt;</w:t>
+            </w:r>
+            <w:r>
+              <w:rPr>
+                <w:rFonts w:cs="Arial"/>
+                <w:noProof/>
+                <w:sz w:val="18"/>
+                <w:szCs w:val="20"/>
+                <w:lang w:val="de-DE"/>
+              </w:rPr>
+              <w:t>:</w:t>
+            </w:r>
+            <w:r>
+              <w:rPr>
+                <w:rFonts w:cs="Arial"/>
+                <w:noProof/>
+                <w:sz w:val="18"/>
+                <w:szCs w:val="20"/>
+                <w:lang w:val="de-DE"/>
+              </w:rPr>
+              <w:t>0}</w:t>
+            </w:r>
+          </w:p>
+          <w:p>
+            <w:pPr>
+              <w:jc w:val="right"/>
+              <w:rPr>
+                <w:sz w:val="18"/>
+                <w:szCs w:val="18"/>
+              </w:rPr>
+            </w:pPr>
+            <w:r>
+              <w:rPr>
+                <w:rFonts w:cs="Arial"/>
+                <w:noProof/>
+                <w:sz w:val="18"/>
+                <w:szCs w:val="20"/>
+                <w:lang w:val="de-DE"/>
+              </w:rPr>
+              <w:t>${C:</w:t>
+            </w:r>
+            <w:r>
+              <w:rPr>
+                <w:rFonts w:cs="Arial"/>
+                <w:noProof/>
+                <w:sz w:val="18"/>
+                <w:szCs w:val="20"/>
+                <w:lang w:val="de-DE"/>
+              </w:rPr>
+              <w:t>1869</w:t>
+            </w:r>
+            <w:r>
+              <w:rPr>
+                <w:rFonts w:cs="Arial"/>
+                <w:noProof/>
+                <w:sz w:val="18"/>
+                <w:szCs w:val="20"/>
+                <w:lang w:val="de-DE"/>
+              </w:rPr>
+              <w:t>:</w:t>
+            </w:r>
+            <w:r>
+              <w:rPr>
+                <w:rFonts w:cs="Arial"/>
+                <w:noProof/>
+                <w:sz w:val="18"/>
+                <w:szCs w:val="20"/>
+                <w:lang w:val="de-DE"/>
+              </w:rPr>
+              <w:t>&lt;&gt;</w:t>
+            </w:r>
+            <w:r>
+              <w:rPr>
+                <w:rFonts w:cs="Arial"/>
+                <w:noProof/>
+                <w:sz w:val="18"/>
+                <w:szCs w:val="20"/>
+                <w:lang w:val="de-DE"/>
+              </w:rPr>
+              <w:t>:</w:t>
+            </w:r>
+            <w:r>
+              <w:rPr>
+                <w:rFonts w:cs="Arial"/>
+                <w:noProof/>
+                <w:sz w:val="18"/>
+                <w:szCs w:val="20"/>
+                <w:lang w:val="de-DE"/>
+              </w:rPr>
+              <w:t>0}</w:t>
+            </w:r>
+          </w:p>
+          <w:p>
+            <w:pPr>
+              <w:jc w:val="right"/>
+              <w:rPr>
+                <w:sz w:val="18"/>
+                <w:szCs w:val="18"/>
+              </w:rPr>
+            </w:pPr>
+            <w:r>
+              <w:rPr>
+                <w:rFonts w:cs="Arial"/>
+                <w:noProof/>
+                <w:sz w:val="18"/>
+                <w:szCs w:val="20"/>
+                <w:lang w:val="de-DE"/>
+              </w:rPr>
+              <w:t>${C:</w:t>
+            </w:r>
+            <w:r>
+              <w:rPr>
+                <w:rFonts w:cs="Arial"/>
+                <w:noProof/>
+                <w:sz w:val="18"/>
+                <w:szCs w:val="20"/>
+                <w:lang w:val="de-DE"/>
+              </w:rPr>
+              <w:t>1869</w:t>
+            </w:r>
+            <w:r>
+              <w:rPr>
+                <w:rFonts w:cs="Arial"/>
+                <w:noProof/>
+                <w:sz w:val="18"/>
+                <w:szCs w:val="20"/>
+                <w:lang w:val="de-DE"/>
+              </w:rPr>
+              <w:t>:</w:t>
+            </w:r>
+            <w:r>
+              <w:rPr>
+                <w:rFonts w:cs="Arial"/>
+                <w:noProof/>
+                <w:sz w:val="18"/>
+                <w:szCs w:val="20"/>
+                <w:lang w:val="de-DE"/>
+              </w:rPr>
+              <w:t>&lt;&gt;</w:t>
+            </w:r>
+            <w:r>
+              <w:rPr>
+                <w:rFonts w:cs="Arial"/>
+                <w:noProof/>
+                <w:sz w:val="18"/>
+                <w:szCs w:val="20"/>
+                <w:lang w:val="de-DE"/>
+              </w:rPr>
+              <w:t>:</w:t>
+            </w:r>
+            <w:r>
+              <w:rPr>
+                <w:rFonts w:cs="Arial"/>
+                <w:noProof/>
+                <w:sz w:val="18"/>
+                <w:szCs w:val="20"/>
+                <w:lang w:val="de-DE"/>
+              </w:rPr>
+              <w:t>0}</w:t>
+            </w:r>
+          </w:p>
+          <w:p>
+            <w:pPr>
+              <w:jc w:val="right"/>
+              <w:rPr>
+                <w:sz w:val="18"/>
+                <w:szCs w:val="18"/>
+              </w:rPr>
+            </w:pPr>
+          </w:p>
+          <w:p>
+            <w:pPr>
+              <w:jc w:val="right"/>
+              <w:rPr>
                 <w:spacing w:val="-1"/>
                 <w:sz w:val="18"/>
-                <w:szCs w:val="20"/>
-                <w:lang w:val="de-DE"/>
-              </w:rPr>
-            </w:pPr>
-          </w:p>
-          <w:p>
-            <w:pPr>
-              <w:pStyle w:val="TableParagraph"/>
-              <w:ind w:left="167" w:firstLine="79"/>
-              <w:rPr>
-                <w:rFonts w:ascii="Arial" w:hAnsi="Arial" w:cs="Arial"/>
-                <w:spacing w:val="-1"/>
-                <w:sz w:val="18"/>
-                <w:szCs w:val="20"/>
-                <w:lang w:val="de-DE"/>
-              </w:rPr>
-            </w:pPr>
-          </w:p>
-          <w:p>
-            <w:pPr>
-              <w:pStyle w:val="TableParagraph"/>
-              <w:ind w:left="167" w:firstLine="79"/>
-              <w:rPr>
-                <w:rFonts w:ascii="Arial" w:hAnsi="Arial" w:cs="Arial"/>
-                <w:spacing w:val="-1"/>
-                <w:sz w:val="18"/>
-                <w:szCs w:val="20"/>
-                <w:lang w:val="de-DE"/>
-              </w:rPr>
-            </w:pPr>
-          </w:p>
-          <w:p>
-            <w:pPr>
-              <w:pStyle w:val="TableParagraph"/>
-              <w:ind w:left="167" w:firstLine="79"/>
-              <w:rPr>
-                <w:rFonts w:ascii="Arial" w:hAnsi="Arial" w:cs="Arial"/>
-                <w:spacing w:val="-1"/>
-                <w:sz w:val="18"/>
-                <w:szCs w:val="20"/>
-                <w:lang w:val="de-DE"/>
-              </w:rPr>
-            </w:pPr>
-          </w:p>
-          <w:p>
-            <w:pPr>
-              <w:pStyle w:val="TableParagraph"/>
-              <w:ind w:left="167" w:firstLine="79"/>
-              <w:rPr>
-                <w:rFonts w:ascii="Arial" w:hAnsi="Arial" w:cs="Arial"/>
-                <w:spacing w:val="-1"/>
-                <w:sz w:val="18"/>
-                <w:szCs w:val="20"/>
-                <w:lang w:val="de-DE"/>
-              </w:rPr>
-            </w:pPr>
-          </w:p>
-          <w:p>
-            <w:pPr>
-              <w:pStyle w:val="TableParagraph"/>
-              <w:ind w:left="167" w:firstLine="79"/>
-              <w:rPr>
-                <w:rFonts w:ascii="Arial" w:hAnsi="Arial" w:cs="Arial"/>
-                <w:spacing w:val="-1"/>
-                <w:sz w:val="18"/>
-                <w:szCs w:val="20"/>
-                <w:lang w:val="de-DE"/>
-              </w:rPr>
-            </w:pPr>
-          </w:p>
-          <w:p>
-            <w:pPr>
-              <w:pStyle w:val="TableParagraph"/>
-              <w:ind w:left="167" w:firstLine="79"/>
-              <w:rPr>
-                <w:rFonts w:ascii="Arial" w:hAnsi="Arial" w:cs="Arial"/>
-                <w:spacing w:val="-1"/>
-                <w:sz w:val="18"/>
-                <w:szCs w:val="20"/>
-                <w:lang w:val="de-DE"/>
-              </w:rPr>
-            </w:pPr>
-          </w:p>
-          <w:p>
-            <w:pPr>
-              <w:pStyle w:val="TableParagraph"/>
-              <w:ind w:left="167" w:firstLine="10"/>
-              <w:jc w:val="right"/>
-              <w:rPr>
-                <w:rFonts w:ascii="Arial" w:hAnsi="Arial" w:cs="Arial"/>
-                <w:spacing w:val="-1"/>
-                <w:sz w:val="18"/>
-                <w:szCs w:val="20"/>
-                <w:lang w:val="de-DE"/>
-              </w:rPr>
-            </w:pPr>
-            <w:r>
-              <w:rPr>
-                <w:rFonts w:ascii="Arial" w:hAnsi="Arial" w:cs="Arial"/>
-                <w:sz w:val="18"/>
-              </w:rPr>
-              <w:t>${F:1771</w:t>
-            </w:r>
-            <w:r>
-              <w:rPr>
-                <w:rFonts w:ascii="Arial" w:hAnsi="Arial" w:cs="Arial"/>
-                <w:sz w:val="18"/>
+                <w:szCs w:val="18"/>
+                <w:lang w:val="de-DE"/>
+              </w:rPr>
+            </w:pPr>
+            <w:r>
+              <w:rPr>
+                <w:sz w:val="18"/>
+                <w:szCs w:val="18"/>
+              </w:rPr>
+              <w:t>${C:</w:t>
+            </w:r>
+            <w:proofErr w:type="gramStart"/>
+            <w:r>
+              <w:rPr>
+                <w:sz w:val="18"/>
+                <w:szCs w:val="18"/>
+              </w:rPr>
+              <w:t>1868:=</w:t>
+            </w:r>
+            <w:proofErr w:type="gramEnd"/>
+            <w:r>
+              <w:rPr>
+                <w:sz w:val="18"/>
+                <w:szCs w:val="18"/>
+              </w:rPr>
+              <w:t>:0}</w:t>
+            </w:r>
+            <w:r>
+              <w:rPr>
+                <w:sz w:val="18"/>
+                <w:szCs w:val="18"/>
+              </w:rPr>
+              <w:t>-</w:t>
+            </w:r>
+            <w:r>
+              <w:rPr>
+                <w:sz w:val="18"/>
+                <w:szCs w:val="18"/>
+              </w:rPr>
+              <w:t>${F:192</w:t>
+            </w:r>
+            <w:r>
+              <w:rPr>
+                <w:sz w:val="18"/>
+                <w:szCs w:val="18"/>
+              </w:rPr>
+              <w:t>3</w:t>
+            </w:r>
+            <w:r>
+              <w:rPr>
+                <w:sz w:val="18"/>
+                <w:szCs w:val="18"/>
               </w:rPr>
               <w:t>}</w:t>
             </w:r>
@@ -1389,119 +2401,406 @@
           </w:tcPr>
           <w:p>
             <w:pPr>
-              <w:pStyle w:val="TableParagraph"/>
-              <w:ind w:left="167" w:firstLine="79"/>
-              <w:rPr>
-                <w:rFonts w:ascii="Arial" w:hAnsi="Arial" w:cs="Arial"/>
+              <w:jc w:val="right"/>
+              <w:rPr>
+                <w:sz w:val="18"/>
+                <w:szCs w:val="18"/>
+                <w:lang w:val="de-DE"/>
+              </w:rPr>
+            </w:pPr>
+          </w:p>
+          <w:p>
+            <w:pPr>
+              <w:jc w:val="right"/>
+              <w:rPr>
+                <w:rFonts w:cs="Arial"/>
+                <w:sz w:val="18"/>
+                <w:szCs w:val="18"/>
+              </w:rPr>
+            </w:pPr>
+            <w:r>
+              <w:rPr>
+                <w:rFonts w:cs="Arial"/>
+                <w:sz w:val="18"/>
+                <w:szCs w:val="18"/>
+              </w:rPr>
+              <w:t>${F:1771</w:t>
+            </w:r>
+            <w:r>
+              <w:rPr>
+                <w:rFonts w:cs="Arial"/>
+                <w:sz w:val="18"/>
+                <w:szCs w:val="18"/>
+              </w:rPr>
+              <w:t>}</w:t>
+            </w:r>
+          </w:p>
+          <w:p>
+            <w:pPr>
+              <w:jc w:val="right"/>
+              <w:rPr>
+                <w:rFonts w:cs="Arial"/>
+                <w:sz w:val="18"/>
+                <w:szCs w:val="18"/>
+              </w:rPr>
+            </w:pPr>
+          </w:p>
+          <w:p>
+            <w:pPr>
+              <w:jc w:val="right"/>
+              <w:rPr>
+                <w:rFonts w:cs="Arial"/>
+                <w:sz w:val="18"/>
+                <w:szCs w:val="18"/>
+              </w:rPr>
+            </w:pPr>
+            <w:r>
+              <w:rPr>
+                <w:rFonts w:cs="Arial"/>
+                <w:noProof/>
+                <w:sz w:val="18"/>
+                <w:szCs w:val="20"/>
+                <w:lang w:val="de-DE"/>
+              </w:rPr>
+              <w:t>${C:</w:t>
+            </w:r>
+            <w:r>
+              <w:rPr>
+                <w:rFonts w:cs="Arial"/>
+                <w:noProof/>
+                <w:sz w:val="18"/>
+                <w:szCs w:val="20"/>
+                <w:lang w:val="de-DE"/>
+              </w:rPr>
+              <w:t>1869</w:t>
+            </w:r>
+            <w:r>
+              <w:rPr>
+                <w:rFonts w:cs="Arial"/>
+                <w:noProof/>
+                <w:sz w:val="18"/>
+                <w:szCs w:val="20"/>
+                <w:lang w:val="de-DE"/>
+              </w:rPr>
+              <w:t>:</w:t>
+            </w:r>
+            <w:r>
+              <w:rPr>
+                <w:rFonts w:cs="Arial"/>
+                <w:noProof/>
+                <w:sz w:val="18"/>
+                <w:szCs w:val="20"/>
+                <w:lang w:val="de-DE"/>
+              </w:rPr>
+              <w:t>&lt;&gt;</w:t>
+            </w:r>
+            <w:r>
+              <w:rPr>
+                <w:rFonts w:cs="Arial"/>
+                <w:noProof/>
+                <w:sz w:val="18"/>
+                <w:szCs w:val="20"/>
+                <w:lang w:val="de-DE"/>
+              </w:rPr>
+              <w:t>:</w:t>
+            </w:r>
+            <w:r>
+              <w:rPr>
+                <w:rFonts w:cs="Arial"/>
+                <w:noProof/>
+                <w:sz w:val="18"/>
+                <w:szCs w:val="20"/>
+                <w:lang w:val="de-DE"/>
+              </w:rPr>
+              <w:t>0}</w:t>
+            </w:r>
+          </w:p>
+          <w:p>
+            <w:pPr>
+              <w:jc w:val="right"/>
+              <w:rPr>
+                <w:rFonts w:cs="Arial"/>
+                <w:sz w:val="18"/>
+                <w:szCs w:val="18"/>
+              </w:rPr>
+            </w:pPr>
+            <w:r>
+              <w:rPr>
+                <w:rFonts w:cs="Arial"/>
+                <w:noProof/>
+                <w:sz w:val="18"/>
+                <w:szCs w:val="20"/>
+                <w:lang w:val="de-DE"/>
+              </w:rPr>
+              <w:t>${C:</w:t>
+            </w:r>
+            <w:r>
+              <w:rPr>
+                <w:rFonts w:cs="Arial"/>
+                <w:noProof/>
+                <w:sz w:val="18"/>
+                <w:szCs w:val="20"/>
+                <w:lang w:val="de-DE"/>
+              </w:rPr>
+              <w:t>1869</w:t>
+            </w:r>
+            <w:r>
+              <w:rPr>
+                <w:rFonts w:cs="Arial"/>
+                <w:noProof/>
+                <w:sz w:val="18"/>
+                <w:szCs w:val="20"/>
+                <w:lang w:val="de-DE"/>
+              </w:rPr>
+              <w:t>:</w:t>
+            </w:r>
+            <w:r>
+              <w:rPr>
+                <w:rFonts w:cs="Arial"/>
+                <w:noProof/>
+                <w:sz w:val="18"/>
+                <w:szCs w:val="20"/>
+                <w:lang w:val="de-DE"/>
+              </w:rPr>
+              <w:t>&lt;&gt;</w:t>
+            </w:r>
+            <w:r>
+              <w:rPr>
+                <w:rFonts w:cs="Arial"/>
+                <w:noProof/>
+                <w:sz w:val="18"/>
+                <w:szCs w:val="20"/>
+                <w:lang w:val="de-DE"/>
+              </w:rPr>
+              <w:t>:</w:t>
+            </w:r>
+            <w:r>
+              <w:rPr>
+                <w:rFonts w:cs="Arial"/>
+                <w:noProof/>
+                <w:sz w:val="18"/>
+                <w:szCs w:val="20"/>
+                <w:lang w:val="de-DE"/>
+              </w:rPr>
+              <w:t>0}</w:t>
+            </w:r>
+          </w:p>
+          <w:p>
+            <w:pPr>
+              <w:jc w:val="right"/>
+              <w:rPr>
+                <w:rFonts w:cs="Arial"/>
+                <w:sz w:val="18"/>
+                <w:szCs w:val="18"/>
+              </w:rPr>
+            </w:pPr>
+            <w:r>
+              <w:rPr>
+                <w:rFonts w:cs="Arial"/>
+                <w:noProof/>
+                <w:sz w:val="18"/>
+                <w:szCs w:val="20"/>
+                <w:lang w:val="de-DE"/>
+              </w:rPr>
+              <w:t>${C:</w:t>
+            </w:r>
+            <w:r>
+              <w:rPr>
+                <w:rFonts w:cs="Arial"/>
+                <w:noProof/>
+                <w:sz w:val="18"/>
+                <w:szCs w:val="20"/>
+                <w:lang w:val="de-DE"/>
+              </w:rPr>
+              <w:t>1869</w:t>
+            </w:r>
+            <w:r>
+              <w:rPr>
+                <w:rFonts w:cs="Arial"/>
+                <w:noProof/>
+                <w:sz w:val="18"/>
+                <w:szCs w:val="20"/>
+                <w:lang w:val="de-DE"/>
+              </w:rPr>
+              <w:t>:</w:t>
+            </w:r>
+            <w:r>
+              <w:rPr>
+                <w:rFonts w:cs="Arial"/>
+                <w:noProof/>
+                <w:sz w:val="18"/>
+                <w:szCs w:val="20"/>
+                <w:lang w:val="de-DE"/>
+              </w:rPr>
+              <w:t>&lt;&gt;</w:t>
+            </w:r>
+            <w:r>
+              <w:rPr>
+                <w:rFonts w:cs="Arial"/>
+                <w:noProof/>
+                <w:sz w:val="18"/>
+                <w:szCs w:val="20"/>
+                <w:lang w:val="de-DE"/>
+              </w:rPr>
+              <w:t>:</w:t>
+            </w:r>
+            <w:r>
+              <w:rPr>
+                <w:rFonts w:cs="Arial"/>
+                <w:noProof/>
+                <w:sz w:val="18"/>
+                <w:szCs w:val="20"/>
+                <w:lang w:val="de-DE"/>
+              </w:rPr>
+              <w:t>0}</w:t>
+            </w:r>
+          </w:p>
+          <w:p>
+            <w:pPr>
+              <w:jc w:val="right"/>
+              <w:rPr>
+                <w:rFonts w:cs="Arial"/>
+                <w:sz w:val="18"/>
+                <w:szCs w:val="18"/>
+              </w:rPr>
+            </w:pPr>
+            <w:r>
+              <w:rPr>
+                <w:rFonts w:cs="Arial"/>
+                <w:noProof/>
+                <w:sz w:val="18"/>
+                <w:szCs w:val="20"/>
+                <w:lang w:val="de-DE"/>
+              </w:rPr>
+              <w:t>${C:</w:t>
+            </w:r>
+            <w:r>
+              <w:rPr>
+                <w:rFonts w:cs="Arial"/>
+                <w:noProof/>
+                <w:sz w:val="18"/>
+                <w:szCs w:val="20"/>
+                <w:lang w:val="de-DE"/>
+              </w:rPr>
+              <w:t>1869</w:t>
+            </w:r>
+            <w:r>
+              <w:rPr>
+                <w:rFonts w:cs="Arial"/>
+                <w:noProof/>
+                <w:sz w:val="18"/>
+                <w:szCs w:val="20"/>
+                <w:lang w:val="de-DE"/>
+              </w:rPr>
+              <w:t>:</w:t>
+            </w:r>
+            <w:r>
+              <w:rPr>
+                <w:rFonts w:cs="Arial"/>
+                <w:noProof/>
+                <w:sz w:val="18"/>
+                <w:szCs w:val="20"/>
+                <w:lang w:val="de-DE"/>
+              </w:rPr>
+              <w:t>&lt;&gt;</w:t>
+            </w:r>
+            <w:r>
+              <w:rPr>
+                <w:rFonts w:cs="Arial"/>
+                <w:noProof/>
+                <w:sz w:val="18"/>
+                <w:szCs w:val="20"/>
+                <w:lang w:val="de-DE"/>
+              </w:rPr>
+              <w:t>:</w:t>
+            </w:r>
+            <w:r>
+              <w:rPr>
+                <w:rFonts w:cs="Arial"/>
+                <w:noProof/>
+                <w:sz w:val="18"/>
+                <w:szCs w:val="20"/>
+                <w:lang w:val="de-DE"/>
+              </w:rPr>
+              <w:t>0}</w:t>
+            </w:r>
+          </w:p>
+          <w:p>
+            <w:pPr>
+              <w:jc w:val="right"/>
+              <w:rPr>
+                <w:rFonts w:cs="Arial"/>
+                <w:sz w:val="18"/>
+                <w:szCs w:val="18"/>
+              </w:rPr>
+            </w:pPr>
+          </w:p>
+          <w:p>
+            <w:pPr>
+              <w:jc w:val="right"/>
+              <w:rPr>
+                <w:rFonts w:cs="Arial"/>
                 <w:spacing w:val="-1"/>
                 <w:sz w:val="18"/>
-                <w:szCs w:val="20"/>
-                <w:lang w:val="de-DE"/>
-              </w:rPr>
-            </w:pPr>
-          </w:p>
-          <w:p>
-            <w:pPr>
-              <w:pStyle w:val="TableParagraph"/>
-              <w:ind w:left="167" w:firstLine="79"/>
-              <w:rPr>
-                <w:rFonts w:ascii="Arial" w:hAnsi="Arial" w:cs="Arial"/>
-                <w:spacing w:val="-1"/>
-                <w:sz w:val="18"/>
-                <w:szCs w:val="20"/>
-                <w:lang w:val="de-DE"/>
-              </w:rPr>
-            </w:pPr>
-          </w:p>
-          <w:p>
-            <w:pPr>
-              <w:pStyle w:val="TableParagraph"/>
-              <w:ind w:left="167" w:firstLine="79"/>
-              <w:rPr>
-                <w:rFonts w:ascii="Arial" w:hAnsi="Arial" w:cs="Arial"/>
-                <w:spacing w:val="-1"/>
-                <w:sz w:val="18"/>
-                <w:szCs w:val="20"/>
-                <w:lang w:val="de-DE"/>
-              </w:rPr>
-            </w:pPr>
-          </w:p>
-          <w:p>
-            <w:pPr>
-              <w:pStyle w:val="TableParagraph"/>
-              <w:ind w:left="167" w:firstLine="79"/>
-              <w:rPr>
-                <w:rFonts w:ascii="Arial" w:hAnsi="Arial" w:cs="Arial"/>
-                <w:spacing w:val="-1"/>
-                <w:sz w:val="18"/>
-                <w:szCs w:val="20"/>
-                <w:lang w:val="de-DE"/>
-              </w:rPr>
-            </w:pPr>
-          </w:p>
-          <w:p>
-            <w:pPr>
-              <w:pStyle w:val="TableParagraph"/>
-              <w:ind w:left="167" w:firstLine="79"/>
-              <w:rPr>
-                <w:rFonts w:ascii="Arial" w:hAnsi="Arial" w:cs="Arial"/>
-                <w:spacing w:val="-1"/>
-                <w:sz w:val="18"/>
-                <w:szCs w:val="20"/>
-                <w:lang w:val="de-DE"/>
-              </w:rPr>
-            </w:pPr>
-          </w:p>
-          <w:p>
-            <w:pPr>
-              <w:pStyle w:val="TableParagraph"/>
-              <w:ind w:left="167" w:firstLine="79"/>
-              <w:rPr>
-                <w:rFonts w:ascii="Arial" w:hAnsi="Arial" w:cs="Arial"/>
-                <w:spacing w:val="-1"/>
-                <w:sz w:val="18"/>
-                <w:szCs w:val="20"/>
-                <w:lang w:val="de-DE"/>
-              </w:rPr>
-            </w:pPr>
-          </w:p>
-          <w:p>
-            <w:pPr>
-              <w:pStyle w:val="TableParagraph"/>
-              <w:ind w:left="167" w:firstLine="79"/>
-              <w:rPr>
-                <w:rFonts w:ascii="Arial" w:hAnsi="Arial" w:cs="Arial"/>
-                <w:spacing w:val="-1"/>
-                <w:sz w:val="18"/>
-                <w:szCs w:val="20"/>
-                <w:lang w:val="de-DE"/>
-              </w:rPr>
-            </w:pPr>
-          </w:p>
-          <w:p>
-            <w:pPr>
-              <w:pStyle w:val="TableParagraph"/>
-              <w:ind w:left="167" w:firstLine="79"/>
-              <w:jc w:val="right"/>
-              <w:rPr>
-                <w:rFonts w:ascii="Arial" w:hAnsi="Arial" w:cs="Arial"/>
-                <w:spacing w:val="-1"/>
-                <w:sz w:val="18"/>
-                <w:szCs w:val="20"/>
-                <w:lang w:val="de-DE"/>
-              </w:rPr>
-            </w:pPr>
-            <w:r>
-              <w:rPr>
-                <w:rFonts w:ascii="Arial" w:hAnsi="Arial" w:cs="Arial"/>
-                <w:sz w:val="18"/>
-              </w:rPr>
-              <w:t>${F:1771</w:t>
-            </w:r>
-            <w:r>
-              <w:rPr>
-                <w:rFonts w:ascii="Arial" w:hAnsi="Arial" w:cs="Arial"/>
-                <w:sz w:val="18"/>
+                <w:szCs w:val="18"/>
+                <w:lang w:val="de-DE"/>
+              </w:rPr>
+            </w:pPr>
+            <w:r>
+              <w:rPr>
+                <w:rFonts w:cs="Arial"/>
+                <w:sz w:val="18"/>
+                <w:szCs w:val="18"/>
+              </w:rPr>
+              <w:t>${C:</w:t>
+            </w:r>
+            <w:proofErr w:type="gramStart"/>
+            <w:r>
+              <w:rPr>
+                <w:rFonts w:cs="Arial"/>
+                <w:sz w:val="18"/>
+                <w:szCs w:val="18"/>
+              </w:rPr>
+              <w:t>1868:=</w:t>
+            </w:r>
+            <w:proofErr w:type="gramEnd"/>
+            <w:r>
+              <w:rPr>
+                <w:rFonts w:cs="Arial"/>
+                <w:sz w:val="18"/>
+                <w:szCs w:val="18"/>
+              </w:rPr>
+              <w:t>:</w:t>
+            </w:r>
+            <w:r>
+              <w:rPr>
+                <w:rFonts w:cs="Arial"/>
+                <w:sz w:val="18"/>
+                <w:szCs w:val="18"/>
+              </w:rPr>
+              <w:t>0</w:t>
+            </w:r>
+            <w:r>
+              <w:rPr>
+                <w:rFonts w:cs="Arial"/>
+                <w:sz w:val="18"/>
+                <w:szCs w:val="18"/>
+              </w:rPr>
+              <w:t>}-${F:192</w:t>
+            </w:r>
+            <w:r>
+              <w:rPr>
+                <w:rFonts w:cs="Arial"/>
+                <w:sz w:val="18"/>
+                <w:szCs w:val="18"/>
+              </w:rPr>
+              <w:t>3</w:t>
+            </w:r>
+            <w:r>
+              <w:rPr>
+                <w:rFonts w:cs="Arial"/>
+                <w:sz w:val="18"/>
+                <w:szCs w:val="18"/>
               </w:rPr>
               <w:t>}</w:t>
             </w:r>
@@ -1545,7 +2844,7 @@
       <w:tr>
         <w:tc>
           <w:tcPr>
-            <w:tcW w:w="426" w:type="dxa"/>
+            <w:tcW w:w="555" w:type="dxa"/>
             <w:tcBorders>
               <w:left w:val="single" w:sz="5" w:space="0" w:color="000000"/>
               <w:right w:val="single" w:sz="5" w:space="0" w:color="000000"/>
@@ -1567,7 +2866,7 @@
         </w:tc>
         <w:tc>
           <w:tcPr>
-            <w:tcW w:w="852" w:type="dxa"/>
+            <w:tcW w:w="851" w:type="dxa"/>
             <w:tcBorders>
               <w:left w:val="single" w:sz="5" w:space="0" w:color="000000"/>
               <w:right w:val="single" w:sz="5" w:space="0" w:color="000000"/>
@@ -1589,7 +2888,7 @@
         </w:tc>
         <w:tc>
           <w:tcPr>
-            <w:tcW w:w="3388" w:type="dxa"/>
+            <w:tcW w:w="3260" w:type="dxa"/>
             <w:tcBorders>
               <w:left w:val="single" w:sz="5" w:space="0" w:color="000000"/>
               <w:right w:val="single" w:sz="5" w:space="0" w:color="000000"/>
@@ -1616,6 +2915,15 @@
                 <w:sz w:val="18"/>
                 <w:szCs w:val="18"/>
               </w:rPr>
+              <w:t xml:space="preserve">Gutschein: </w:t>
+            </w:r>
+            <w:r>
+              <w:rPr>
+                <w:rFonts w:cs="Arial"/>
+                <w:noProof/>
+                <w:sz w:val="18"/>
+                <w:szCs w:val="18"/>
+              </w:rPr>
               <w:t>${F:1909}</w:t>
             </w:r>
             <w:r>
@@ -1630,8 +2938,17 @@
                 <w:sz w:val="18"/>
                 <w:szCs w:val="18"/>
               </w:rPr>
-              <w:t>${C:1910:=</w:t>
-            </w:r>
+              <w:t>${C:</w:t>
+            </w:r>
+            <w:proofErr w:type="gramStart"/>
+            <w:r>
+              <w:rPr>
+                <w:sz w:val="18"/>
+                <w:szCs w:val="18"/>
+              </w:rPr>
+              <w:t>1910:=</w:t>
+            </w:r>
+            <w:proofErr w:type="gramEnd"/>
             <w:r>
               <w:rPr>
                 <w:sz w:val="18"/>
@@ -1743,7 +3060,17 @@
                 <w:szCs w:val="20"/>
                 <w:lang w:val="de-DE"/>
               </w:rPr>
-              <w:t>${F:1916}</w:t>
+              <w:t>- ${F:1914</w:t>
+            </w:r>
+            <w:r>
+              <w:rPr>
+                <w:rFonts w:ascii="Arial" w:hAnsi="Arial" w:cs="Arial"/>
+                <w:spacing w:val="-1"/>
+                <w:sz w:val="18"/>
+                <w:szCs w:val="20"/>
+                <w:lang w:val="de-DE"/>
+              </w:rPr>
+              <w:t>}</w:t>
             </w:r>
           </w:p>
         </w:tc>
@@ -1819,7 +3146,7 @@
       <w:tr>
         <w:tc>
           <w:tcPr>
-            <w:tcW w:w="426" w:type="dxa"/>
+            <w:tcW w:w="555" w:type="dxa"/>
             <w:tcBorders>
               <w:left w:val="single" w:sz="5" w:space="0" w:color="000000"/>
               <w:right w:val="single" w:sz="5" w:space="0" w:color="000000"/>
@@ -1841,7 +3168,7 @@
         </w:tc>
         <w:tc>
           <w:tcPr>
-            <w:tcW w:w="852" w:type="dxa"/>
+            <w:tcW w:w="851" w:type="dxa"/>
             <w:tcBorders>
               <w:left w:val="single" w:sz="5" w:space="0" w:color="000000"/>
               <w:right w:val="single" w:sz="5" w:space="0" w:color="000000"/>
@@ -1863,7 +3190,7 @@
         </w:tc>
         <w:tc>
           <w:tcPr>
-            <w:tcW w:w="3388" w:type="dxa"/>
+            <w:tcW w:w="3260" w:type="dxa"/>
             <w:tcBorders>
               <w:left w:val="single" w:sz="5" w:space="0" w:color="000000"/>
               <w:right w:val="single" w:sz="5" w:space="0" w:color="000000"/>
@@ -1888,7 +3215,39 @@
                 <w:noProof/>
                 <w:sz w:val="18"/>
               </w:rPr>
+              <w:t>Rabatt:</w:t>
+            </w:r>
+            <w:r>
+              <w:rPr>
+                <w:rFonts w:cs="Arial"/>
+                <w:noProof/>
+                <w:sz w:val="18"/>
+              </w:rPr>
+              <w:t xml:space="preserve"> </w:t>
+            </w:r>
+            <w:r>
+              <w:rPr>
+                <w:rFonts w:cs="Arial"/>
+                <w:noProof/>
+                <w:sz w:val="18"/>
+              </w:rPr>
+              <w:t>”</w:t>
+            </w:r>
+            <w:r>
+              <w:rPr>
+                <w:rFonts w:cs="Arial"/>
+                <w:noProof/>
+                <w:sz w:val="18"/>
+              </w:rPr>
               <w:t>${F:1774}</w:t>
+            </w:r>
+            <w:r>
+              <w:rPr>
+                <w:rFonts w:cs="Arial"/>
+                <w:noProof/>
+                <w:sz w:val="18"/>
+              </w:rPr>
+              <w:t>”</w:t>
             </w:r>
           </w:p>
         </w:tc>
@@ -1964,7 +3323,7 @@
                 <w:rFonts w:ascii="Arial" w:hAnsi="Arial" w:cs="Arial"/>
                 <w:sz w:val="18"/>
               </w:rPr>
-              <w:t>${F:1794</w:t>
+              <w:t>- ${F:1779</w:t>
             </w:r>
             <w:r>
               <w:rPr>
@@ -2013,11 +3372,11 @@
       <w:tr>
         <w:tc>
           <w:tcPr>
-            <w:tcW w:w="426" w:type="dxa"/>
+            <w:tcW w:w="555" w:type="dxa"/>
             <w:tcBorders>
-              <w:left w:val="single" w:sz="5" w:space="0" w:color="000000"/>
-              <w:bottom w:val="single" w:sz="5" w:space="0" w:color="000000"/>
-              <w:right w:val="single" w:sz="5" w:space="0" w:color="000000"/>
+              <w:left w:val="single" w:sz="4" w:space="0" w:color="auto"/>
+              <w:bottom w:val="single" w:sz="4" w:space="0" w:color="auto"/>
+              <w:right w:val="single" w:sz="4" w:space="0" w:color="auto"/>
             </w:tcBorders>
           </w:tcPr>
           <w:p>
@@ -2036,11 +3395,11 @@
         </w:tc>
         <w:tc>
           <w:tcPr>
-            <w:tcW w:w="852" w:type="dxa"/>
+            <w:tcW w:w="851" w:type="dxa"/>
             <w:tcBorders>
-              <w:left w:val="single" w:sz="5" w:space="0" w:color="000000"/>
-              <w:bottom w:val="single" w:sz="5" w:space="0" w:color="000000"/>
-              <w:right w:val="single" w:sz="5" w:space="0" w:color="000000"/>
+              <w:left w:val="single" w:sz="4" w:space="0" w:color="auto"/>
+              <w:bottom w:val="single" w:sz="4" w:space="0" w:color="auto"/>
+              <w:right w:val="single" w:sz="4" w:space="0" w:color="auto"/>
             </w:tcBorders>
           </w:tcPr>
           <w:p>
@@ -2059,13 +3418,195 @@
         </w:tc>
         <w:tc>
           <w:tcPr>
-            <w:tcW w:w="3388" w:type="dxa"/>
+            <w:tcW w:w="3260" w:type="dxa"/>
             <w:tcBorders>
-              <w:left w:val="single" w:sz="5" w:space="0" w:color="000000"/>
-              <w:bottom w:val="single" w:sz="5" w:space="0" w:color="000000"/>
-              <w:right w:val="single" w:sz="5" w:space="0" w:color="000000"/>
+              <w:left w:val="single" w:sz="4" w:space="0" w:color="auto"/>
+              <w:bottom w:val="single" w:sz="4" w:space="0" w:color="auto"/>
+              <w:right w:val="single" w:sz="4" w:space="0" w:color="auto"/>
             </w:tcBorders>
           </w:tcPr>
+          <w:p>
+            <w:pPr>
+              <w:pStyle w:val="TableParagraph"/>
+              <w:spacing w:before="120" w:after="120"/>
+              <w:ind w:left="142"/>
+              <w:rPr>
+                <w:rFonts w:ascii="Arial" w:hAnsi="Arial" w:cs="Arial"/>
+                <w:spacing w:val="-1"/>
+                <w:sz w:val="18"/>
+                <w:szCs w:val="20"/>
+                <w:lang w:val="de-DE"/>
+              </w:rPr>
+            </w:pPr>
+            <w:r>
+              <w:rPr>
+                <w:rFonts w:ascii="Arial" w:hAnsi="Arial" w:cs="Arial"/>
+                <w:spacing w:val="-1"/>
+                <w:sz w:val="18"/>
+                <w:szCs w:val="20"/>
+                <w:lang w:val="de-DE"/>
+              </w:rPr>
+              <w:t>${C:</w:t>
+            </w:r>
+            <w:proofErr w:type="gramStart"/>
+            <w:r>
+              <w:rPr>
+                <w:rFonts w:ascii="Arial" w:hAnsi="Arial" w:cs="Arial"/>
+                <w:spacing w:val="-1"/>
+                <w:sz w:val="18"/>
+                <w:szCs w:val="20"/>
+                <w:lang w:val="de-DE"/>
+              </w:rPr>
+              <w:t>1918:=</w:t>
+            </w:r>
+            <w:proofErr w:type="gramEnd"/>
+            <w:r>
+              <w:rPr>
+                <w:rFonts w:ascii="Arial" w:hAnsi="Arial" w:cs="Arial"/>
+                <w:spacing w:val="-1"/>
+                <w:sz w:val="18"/>
+                <w:szCs w:val="20"/>
+                <w:lang w:val="de-DE"/>
+              </w:rPr>
+              <w:t>:0</w:t>
+            </w:r>
+            <w:r>
+              <w:rPr>
+                <w:rFonts w:ascii="Arial" w:hAnsi="Arial" w:cs="Arial"/>
+                <w:spacing w:val="-1"/>
+                <w:sz w:val="18"/>
+                <w:szCs w:val="20"/>
+                <w:lang w:val="de-DE"/>
+              </w:rPr>
+              <w:t>}${</w:t>
+            </w:r>
+            <w:proofErr w:type="spellStart"/>
+            <w:r>
+              <w:rPr>
+                <w:rFonts w:ascii="Arial" w:hAnsi="Arial" w:cs="Arial"/>
+                <w:spacing w:val="-1"/>
+                <w:sz w:val="18"/>
+                <w:szCs w:val="20"/>
+                <w:lang w:val="de-DE"/>
+              </w:rPr>
+              <w:t>T:Aufschlag</w:t>
+            </w:r>
+            <w:proofErr w:type="spellEnd"/>
+            <w:r>
+              <w:rPr>
+                <w:rFonts w:ascii="Arial" w:hAnsi="Arial" w:cs="Arial"/>
+                <w:spacing w:val="-1"/>
+                <w:sz w:val="18"/>
+                <w:szCs w:val="20"/>
+                <w:lang w:val="de-DE"/>
+              </w:rPr>
+              <w:t xml:space="preserve"> für Ratenzahlung}</w:t>
+            </w:r>
+          </w:p>
+          <w:p>
+            <w:pPr>
+              <w:pStyle w:val="TableParagraph"/>
+              <w:spacing w:before="120" w:after="120"/>
+              <w:ind w:left="142"/>
+              <w:rPr>
+                <w:rFonts w:ascii="Arial" w:hAnsi="Arial" w:cs="Arial"/>
+                <w:spacing w:val="-1"/>
+                <w:sz w:val="18"/>
+                <w:szCs w:val="20"/>
+                <w:lang w:val="de-DE"/>
+              </w:rPr>
+            </w:pPr>
+            <w:r>
+              <w:rPr>
+                <w:rFonts w:ascii="Arial" w:hAnsi="Arial" w:cs="Arial"/>
+                <w:spacing w:val="-1"/>
+                <w:sz w:val="18"/>
+                <w:szCs w:val="20"/>
+                <w:lang w:val="de-DE"/>
+              </w:rPr>
+              <w:t xml:space="preserve">Der Gesamtbetrag ist lt. AGB sofort </w:t>
+            </w:r>
+            <w:r>
+              <w:rPr>
+                <w:rFonts w:ascii="Arial" w:hAnsi="Arial" w:cs="Arial"/>
+                <w:spacing w:val="-1"/>
+                <w:sz w:val="18"/>
+                <w:szCs w:val="20"/>
+                <w:lang w:val="de-DE"/>
+              </w:rPr>
+              <w:lastRenderedPageBreak/>
+              <w:t>fällig.</w:t>
+            </w:r>
+          </w:p>
+          <w:p>
+            <w:pPr>
+              <w:pStyle w:val="TableParagraph"/>
+              <w:spacing w:before="120" w:after="120" w:line="288" w:lineRule="auto"/>
+              <w:ind w:left="142"/>
+              <w:rPr>
+                <w:rFonts w:ascii="Arial" w:hAnsi="Arial" w:cs="Arial"/>
+                <w:spacing w:val="-1"/>
+                <w:sz w:val="18"/>
+                <w:szCs w:val="20"/>
+                <w:lang w:val="de-DE"/>
+              </w:rPr>
+            </w:pPr>
+            <w:r>
+              <w:rPr>
+                <w:rFonts w:ascii="Arial" w:hAnsi="Arial" w:cs="Arial"/>
+                <w:spacing w:val="-1"/>
+                <w:sz w:val="18"/>
+                <w:szCs w:val="20"/>
+                <w:lang w:val="de-DE"/>
+              </w:rPr>
+              <w:t>${C:</w:t>
+            </w:r>
+            <w:proofErr w:type="gramStart"/>
+            <w:r>
+              <w:rPr>
+                <w:rFonts w:ascii="Arial" w:hAnsi="Arial" w:cs="Arial"/>
+                <w:spacing w:val="-1"/>
+                <w:sz w:val="18"/>
+                <w:szCs w:val="20"/>
+                <w:lang w:val="de-DE"/>
+              </w:rPr>
+              <w:t>1783:=</w:t>
+            </w:r>
+            <w:proofErr w:type="gramEnd"/>
+            <w:r>
+              <w:rPr>
+                <w:rFonts w:ascii="Arial" w:hAnsi="Arial" w:cs="Arial"/>
+                <w:spacing w:val="-1"/>
+                <w:sz w:val="18"/>
+                <w:szCs w:val="20"/>
+                <w:lang w:val="de-DE"/>
+              </w:rPr>
+              <w:t>:0}Wir akzeptieren folgende Ratenzahlung bis auf Widerruf:</w:t>
+            </w:r>
+          </w:p>
+          <w:p>
+            <w:pPr>
+              <w:pStyle w:val="TableParagraph"/>
+              <w:spacing w:before="58"/>
+              <w:ind w:left="140"/>
+              <w:rPr>
+                <w:rFonts w:ascii="Arial" w:hAnsi="Arial" w:cs="Arial"/>
+                <w:spacing w:val="-1"/>
+                <w:sz w:val="20"/>
+                <w:szCs w:val="20"/>
+                <w:lang w:val="de-DE"/>
+              </w:rPr>
+            </w:pPr>
+            <w:r>
+              <w:rPr>
+                <w:rFonts w:ascii="Arial" w:hAnsi="Arial" w:cs="Arial"/>
+                <w:noProof/>
+                <w:sz w:val="18"/>
+                <w:lang w:val="de-DE"/>
+              </w:rPr>
+              <w:t>${B:0}</w:t>
+            </w:r>
+          </w:p>
           <w:p>
             <w:pPr>
               <w:tabs>
@@ -2077,67 +3618,108 @@
                 <w:rFonts w:cs="Arial"/>
                 <w:noProof/>
                 <w:sz w:val="18"/>
-              </w:rPr>
-            </w:pPr>
-            <w:r>
-              <w:rPr>
-                <w:sz w:val="18"/>
-                <w:szCs w:val="18"/>
-              </w:rPr>
-              <w:t>${C:1918</w:t>
-            </w:r>
-            <w:r>
-              <w:rPr>
-                <w:sz w:val="18"/>
-                <w:szCs w:val="18"/>
-              </w:rPr>
-              <w:t>:=</w:t>
-            </w:r>
-            <w:r>
-              <w:rPr>
-                <w:sz w:val="18"/>
-                <w:szCs w:val="18"/>
-              </w:rPr>
-              <w:t>:2</w:t>
-            </w:r>
-            <w:r>
-              <w:rPr>
-                <w:sz w:val="18"/>
-                <w:szCs w:val="18"/>
-              </w:rPr>
-              <w:t>}</w:t>
-            </w:r>
-            <w:r>
-              <w:rPr>
-                <w:sz w:val="18"/>
-                <w:szCs w:val="18"/>
-              </w:rPr>
-              <w:t xml:space="preserve"> ${</w:t>
-            </w:r>
-            <w:proofErr w:type="spellStart"/>
-            <w:r>
-              <w:rPr>
-                <w:sz w:val="18"/>
-                <w:szCs w:val="18"/>
-              </w:rPr>
-              <w:t>T:</w:t>
-            </w:r>
-            <w:r>
-              <w:rPr>
-                <w:rFonts w:cs="Arial"/>
-                <w:noProof/>
-                <w:sz w:val="18"/>
-              </w:rPr>
-              <w:t>Aufschläge</w:t>
-            </w:r>
-            <w:proofErr w:type="spellEnd"/>
-            <w:r>
-              <w:rPr>
-                <w:rFonts w:cs="Arial"/>
-                <w:noProof/>
-                <w:sz w:val="18"/>
-              </w:rPr>
-              <w:t>}</w:t>
+                <w:lang w:val="de-DE"/>
+              </w:rPr>
+            </w:pPr>
+            <w:r>
+              <w:rPr>
+                <w:rFonts w:cs="Arial"/>
+                <w:noProof/>
+                <w:sz w:val="18"/>
+                <w:lang w:val="de-DE"/>
+              </w:rPr>
+              <w:t>${C:1772:=F1787:0}</w:t>
+            </w:r>
+            <w:r>
+              <w:rPr>
+                <w:rFonts w:cs="Arial"/>
+                <w:noProof/>
+                <w:sz w:val="18"/>
+                <w:lang w:val="de-DE"/>
+              </w:rPr>
+              <w:t>${C:1786:&lt;F1742</w:t>
+            </w:r>
+            <w:r>
+              <w:rPr>
+                <w:rFonts w:cs="Arial"/>
+                <w:noProof/>
+                <w:sz w:val="18"/>
+                <w:lang w:val="de-DE"/>
+              </w:rPr>
+              <w:t>:0}Rate ${F:1787} fällig ${F:1786}</w:t>
+            </w:r>
+          </w:p>
+          <w:p>
+            <w:pPr>
+              <w:tabs>
+                <w:tab w:val="left" w:pos="1843"/>
+              </w:tabs>
+              <w:spacing w:line="276" w:lineRule="auto"/>
+              <w:ind w:left="140" w:right="107"/>
+              <w:rPr>
+                <w:rFonts w:cs="Arial"/>
+                <w:noProof/>
+                <w:sz w:val="18"/>
+                <w:lang w:val="de-DE"/>
+              </w:rPr>
+            </w:pPr>
+            <w:r>
+              <w:rPr>
+                <w:rFonts w:cs="Arial"/>
+                <w:noProof/>
+                <w:sz w:val="18"/>
+                <w:lang w:val="de-DE"/>
+              </w:rPr>
+              <w:t>${C:1772:=F1787:0}</w:t>
+            </w:r>
+            <w:r>
+              <w:rPr>
+                <w:rFonts w:cs="Arial"/>
+                <w:noProof/>
+                <w:sz w:val="18"/>
+                <w:lang w:val="de-DE"/>
+              </w:rPr>
+              <w:t>${C:1786:&gt;F1742:0}</w:t>
+            </w:r>
+            <w:r>
+              <w:rPr>
+                <w:rFonts w:cs="Arial"/>
+                <w:noProof/>
+                <w:sz w:val="18"/>
+                <w:lang w:val="de-DE"/>
+              </w:rPr>
+              <w:t xml:space="preserve">Rate ${F:1787} </w:t>
+            </w:r>
+            <w:r>
+              <w:rPr>
+                <w:rFonts w:cs="Arial"/>
+                <w:noProof/>
+                <w:sz w:val="18"/>
+                <w:lang w:val="de-DE"/>
+              </w:rPr>
+              <w:t>fällig sofort</w:t>
+            </w:r>
+          </w:p>
+          <w:p>
+            <w:pPr>
+              <w:tabs>
+                <w:tab w:val="left" w:pos="1843"/>
+              </w:tabs>
+              <w:spacing w:line="276" w:lineRule="auto"/>
+              <w:ind w:left="140" w:right="107"/>
+              <w:rPr>
+                <w:rFonts w:cs="Arial"/>
+                <w:noProof/>
+                <w:sz w:val="18"/>
+              </w:rPr>
+            </w:pPr>
+            <w:r>
+              <w:rPr>
+                <w:rFonts w:cs="Arial"/>
+                <w:noProof/>
+                <w:sz w:val="18"/>
+              </w:rPr>
+              <w:t>${B:1}</w:t>
             </w:r>
           </w:p>
         </w:tc>
@@ -2145,9 +3727,9 @@
           <w:tcPr>
             <w:tcW w:w="1418" w:type="dxa"/>
             <w:tcBorders>
-              <w:left w:val="single" w:sz="5" w:space="0" w:color="000000"/>
-              <w:bottom w:val="single" w:sz="5" w:space="0" w:color="000000"/>
-              <w:right w:val="single" w:sz="5" w:space="0" w:color="000000"/>
+              <w:left w:val="single" w:sz="4" w:space="0" w:color="auto"/>
+              <w:bottom w:val="single" w:sz="4" w:space="0" w:color="auto"/>
+              <w:right w:val="single" w:sz="4" w:space="0" w:color="auto"/>
             </w:tcBorders>
           </w:tcPr>
           <w:p>
@@ -2169,14 +3751,24 @@
                 <w:sz w:val="18"/>
                 <w:szCs w:val="18"/>
               </w:rPr>
-              <w:t>${C:191</w:t>
-            </w:r>
+              <w:lastRenderedPageBreak/>
+              <w:t>${C:</w:t>
+            </w:r>
+            <w:proofErr w:type="gramStart"/>
             <w:r>
               <w:rPr>
                 <w:rFonts w:ascii="Arial" w:hAnsi="Arial" w:cs="Arial"/>
                 <w:sz w:val="18"/>
                 <w:szCs w:val="18"/>
               </w:rPr>
+              <w:t>191</w:t>
+            </w:r>
+            <w:r>
+              <w:rPr>
+                <w:rFonts w:ascii="Arial" w:hAnsi="Arial" w:cs="Arial"/>
+                <w:sz w:val="18"/>
+                <w:szCs w:val="18"/>
+              </w:rPr>
               <w:t>8</w:t>
             </w:r>
             <w:r>
@@ -2185,7 +3777,16 @@
                 <w:sz w:val="18"/>
                 <w:szCs w:val="18"/>
               </w:rPr>
-              <w:t>:=:2</w:t>
+              <w:t>:=</w:t>
+            </w:r>
+            <w:proofErr w:type="gramEnd"/>
+            <w:r>
+              <w:rPr>
+                <w:rFonts w:ascii="Arial" w:hAnsi="Arial" w:cs="Arial"/>
+                <w:sz w:val="18"/>
+                <w:szCs w:val="18"/>
+              </w:rPr>
+              <w:t>:0</w:t>
             </w:r>
             <w:r>
               <w:rPr>
@@ -2211,15 +3812,16 @@
           <w:tcPr>
             <w:tcW w:w="1417" w:type="dxa"/>
             <w:tcBorders>
-              <w:left w:val="single" w:sz="5" w:space="0" w:color="000000"/>
-              <w:bottom w:val="single" w:sz="5" w:space="0" w:color="000000"/>
-              <w:right w:val="single" w:sz="5" w:space="0" w:color="000000"/>
+              <w:left w:val="single" w:sz="4" w:space="0" w:color="auto"/>
+              <w:bottom w:val="single" w:sz="4" w:space="0" w:color="auto"/>
+              <w:right w:val="single" w:sz="4" w:space="0" w:color="auto"/>
             </w:tcBorders>
           </w:tcPr>
           <w:p>
             <w:pPr>
               <w:pStyle w:val="TableParagraph"/>
               <w:ind w:left="167" w:firstLine="79"/>
+              <w:jc w:val="right"/>
               <w:rPr>
                 <w:rFonts w:ascii="Arial" w:hAnsi="Arial" w:cs="Arial"/>
                 <w:spacing w:val="-1"/>
@@ -2228,23 +3830,57 @@
                 <w:lang w:val="de-DE"/>
               </w:rPr>
             </w:pPr>
-          </w:p>
-        </w:tc>
-      </w:tr>
-      <w:tr>
-        <w:tc>
-          <w:tcPr>
-            <w:tcW w:w="426" w:type="dxa"/>
-            <w:tcBorders>
-              <w:left w:val="single" w:sz="5" w:space="0" w:color="000000"/>
-              <w:bottom w:val="single" w:sz="5" w:space="0" w:color="000000"/>
-              <w:right w:val="single" w:sz="5" w:space="0" w:color="000000"/>
-            </w:tcBorders>
-          </w:tcPr>
-          <w:p>
-            <w:pPr>
-              <w:pStyle w:val="TableParagraph"/>
-              <w:spacing w:line="276" w:lineRule="auto"/>
+            <w:r>
+              <w:rPr>
+                <w:rFonts w:ascii="Arial" w:hAnsi="Arial" w:cs="Arial"/>
+                <w:sz w:val="18"/>
+                <w:szCs w:val="18"/>
+              </w:rPr>
+              <w:t>${C:</w:t>
+            </w:r>
+            <w:proofErr w:type="gramStart"/>
+            <w:r>
+              <w:rPr>
+                <w:rFonts w:ascii="Arial" w:hAnsi="Arial" w:cs="Arial"/>
+                <w:sz w:val="18"/>
+                <w:szCs w:val="18"/>
+              </w:rPr>
+              <w:t>191</w:t>
+            </w:r>
+            <w:r>
+              <w:rPr>
+                <w:rFonts w:ascii="Arial" w:hAnsi="Arial" w:cs="Arial"/>
+                <w:sz w:val="18"/>
+                <w:szCs w:val="18"/>
+              </w:rPr>
+              <w:t>8</w:t>
+            </w:r>
+            <w:r>
+              <w:rPr>
+                <w:rFonts w:ascii="Arial" w:hAnsi="Arial" w:cs="Arial"/>
+                <w:sz w:val="18"/>
+                <w:szCs w:val="18"/>
+              </w:rPr>
+              <w:t>:=</w:t>
+            </w:r>
+            <w:proofErr w:type="gramEnd"/>
+            <w:r>
+              <w:rPr>
+                <w:rFonts w:ascii="Arial" w:hAnsi="Arial" w:cs="Arial"/>
+                <w:sz w:val="18"/>
+                <w:szCs w:val="18"/>
+              </w:rPr>
+              <w:t>:0</w:t>
+            </w:r>
+            <w:r>
+              <w:rPr>
+                <w:rFonts w:ascii="Arial" w:hAnsi="Arial" w:cs="Arial"/>
+                <w:sz w:val="18"/>
+                <w:szCs w:val="18"/>
+              </w:rPr>
+              <w:t>}</w:t>
+            </w:r>
+            <w:r>
               <w:rPr>
                 <w:rFonts w:ascii="Arial" w:hAnsi="Arial" w:cs="Arial"/>
                 <w:spacing w:val="-1"/>
@@ -2252,22 +3888,9 @@
                 <w:szCs w:val="20"/>
                 <w:lang w:val="de-DE"/>
               </w:rPr>
-            </w:pPr>
-          </w:p>
-        </w:tc>
-        <w:tc>
-          <w:tcPr>
-            <w:tcW w:w="852" w:type="dxa"/>
-            <w:tcBorders>
-              <w:left w:val="single" w:sz="5" w:space="0" w:color="000000"/>
-              <w:bottom w:val="single" w:sz="5" w:space="0" w:color="000000"/>
-              <w:right w:val="single" w:sz="5" w:space="0" w:color="000000"/>
-            </w:tcBorders>
-          </w:tcPr>
-          <w:p>
-            <w:pPr>
-              <w:pStyle w:val="TableParagraph"/>
-              <w:spacing w:line="276" w:lineRule="auto"/>
+              <w:t>${F:1918</w:t>
+            </w:r>
+            <w:r>
               <w:rPr>
                 <w:rFonts w:ascii="Arial" w:hAnsi="Arial" w:cs="Arial"/>
                 <w:spacing w:val="-1"/>
@@ -2275,179 +3898,8 @@
                 <w:szCs w:val="20"/>
                 <w:lang w:val="de-DE"/>
               </w:rPr>
-            </w:pPr>
-          </w:p>
-        </w:tc>
-        <w:tc>
-          <w:tcPr>
-            <w:tcW w:w="3388" w:type="dxa"/>
-            <w:tcBorders>
-              <w:left w:val="single" w:sz="5" w:space="0" w:color="000000"/>
-              <w:bottom w:val="single" w:sz="5" w:space="0" w:color="000000"/>
-              <w:right w:val="single" w:sz="5" w:space="0" w:color="000000"/>
-            </w:tcBorders>
-          </w:tcPr>
-          <w:p>
-            <w:pPr>
-              <w:tabs>
-                <w:tab w:val="left" w:pos="1843"/>
-              </w:tabs>
-              <w:spacing w:line="276" w:lineRule="auto"/>
-              <w:ind w:left="140" w:right="107"/>
-              <w:rPr>
-                <w:rFonts w:cs="Arial"/>
-                <w:noProof/>
-                <w:sz w:val="18"/>
-              </w:rPr>
-            </w:pPr>
-            <w:r>
-              <w:rPr>
-                <w:rFonts w:cs="Arial"/>
-                <w:noProof/>
-                <w:sz w:val="18"/>
-              </w:rPr>
-              <w:t>${B:0}</w:t>
-            </w:r>
-          </w:p>
-          <w:p>
-            <w:pPr>
-              <w:tabs>
-                <w:tab w:val="left" w:pos="1843"/>
-              </w:tabs>
-              <w:spacing w:line="276" w:lineRule="auto"/>
-              <w:ind w:left="140" w:right="107"/>
-              <w:rPr>
-                <w:rFonts w:cs="Arial"/>
-                <w:noProof/>
-                <w:sz w:val="18"/>
-              </w:rPr>
-            </w:pPr>
-            <w:r>
-              <w:rPr>
-                <w:rFonts w:cs="Arial"/>
-                <w:noProof/>
-                <w:sz w:val="18"/>
-              </w:rPr>
-              <w:t xml:space="preserve">Rate </w:t>
-            </w:r>
-            <w:r>
-              <w:rPr>
-                <w:rFonts w:cs="Arial"/>
-                <w:noProof/>
-                <w:sz w:val="18"/>
-              </w:rPr>
-              <w:t>${F:1787</w:t>
-            </w:r>
-            <w:r>
-              <w:rPr>
-                <w:rFonts w:cs="Arial"/>
-                <w:noProof/>
-                <w:sz w:val="18"/>
-              </w:rPr>
               <w:t>}</w:t>
             </w:r>
-            <w:r>
-              <w:rPr>
-                <w:rFonts w:cs="Arial"/>
-                <w:noProof/>
-                <w:sz w:val="18"/>
-              </w:rPr>
-              <w:t xml:space="preserve"> fällig am </w:t>
-            </w:r>
-            <w:r>
-              <w:rPr>
-                <w:rFonts w:cs="Arial"/>
-                <w:noProof/>
-                <w:sz w:val="18"/>
-              </w:rPr>
-              <w:t>${F:</w:t>
-            </w:r>
-            <w:r>
-              <w:rPr>
-                <w:rFonts w:cs="Arial"/>
-                <w:noProof/>
-                <w:sz w:val="18"/>
-              </w:rPr>
-              <w:t>1786</w:t>
-            </w:r>
-            <w:bookmarkStart w:id="0" w:name="_GoBack"/>
-            <w:bookmarkEnd w:id="0"/>
-            <w:r>
-              <w:rPr>
-                <w:rFonts w:cs="Arial"/>
-                <w:noProof/>
-                <w:sz w:val="18"/>
-              </w:rPr>
-              <w:t>}</w:t>
-            </w:r>
-          </w:p>
-          <w:p>
-            <w:pPr>
-              <w:tabs>
-                <w:tab w:val="left" w:pos="1843"/>
-              </w:tabs>
-              <w:spacing w:line="276" w:lineRule="auto"/>
-              <w:ind w:left="140" w:right="107"/>
-              <w:rPr>
-                <w:rFonts w:cs="Arial"/>
-                <w:noProof/>
-                <w:sz w:val="18"/>
-              </w:rPr>
-            </w:pPr>
-            <w:r>
-              <w:rPr>
-                <w:rFonts w:cs="Arial"/>
-                <w:noProof/>
-                <w:sz w:val="18"/>
-              </w:rPr>
-              <w:t>${B:1}</w:t>
-            </w:r>
-          </w:p>
-        </w:tc>
-        <w:tc>
-          <w:tcPr>
-            <w:tcW w:w="1418" w:type="dxa"/>
-            <w:tcBorders>
-              <w:left w:val="single" w:sz="5" w:space="0" w:color="000000"/>
-              <w:bottom w:val="single" w:sz="5" w:space="0" w:color="000000"/>
-              <w:right w:val="single" w:sz="5" w:space="0" w:color="000000"/>
-            </w:tcBorders>
-          </w:tcPr>
-          <w:p>
-            <w:pPr>
-              <w:pStyle w:val="TableParagraph"/>
-              <w:ind w:left="167" w:firstLine="79"/>
-              <w:rPr>
-                <w:rFonts w:ascii="Arial" w:hAnsi="Arial" w:cs="Arial"/>
-                <w:spacing w:val="-1"/>
-                <w:sz w:val="18"/>
-                <w:szCs w:val="20"/>
-                <w:lang w:val="de-DE"/>
-              </w:rPr>
-            </w:pPr>
-          </w:p>
-        </w:tc>
-        <w:tc>
-          <w:tcPr>
-            <w:tcW w:w="1417" w:type="dxa"/>
-            <w:tcBorders>
-              <w:left w:val="single" w:sz="5" w:space="0" w:color="000000"/>
-              <w:bottom w:val="single" w:sz="5" w:space="0" w:color="000000"/>
-              <w:right w:val="single" w:sz="5" w:space="0" w:color="000000"/>
-            </w:tcBorders>
-          </w:tcPr>
-          <w:p>
-            <w:pPr>
-              <w:pStyle w:val="TableParagraph"/>
-              <w:ind w:left="167" w:firstLine="79"/>
-              <w:rPr>
-                <w:rFonts w:ascii="Arial" w:hAnsi="Arial" w:cs="Arial"/>
-                <w:spacing w:val="-1"/>
-                <w:sz w:val="18"/>
-                <w:szCs w:val="20"/>
-                <w:lang w:val="de-DE"/>
-              </w:rPr>
-            </w:pPr>
           </w:p>
         </w:tc>
       </w:tr>
@@ -2469,13 +3921,215 @@
           </w:tcPr>
           <w:p>
             <w:pPr>
+              <w:tabs>
+                <w:tab w:val="left" w:pos="1843"/>
+              </w:tabs>
+              <w:spacing w:line="276" w:lineRule="auto"/>
+              <w:ind w:right="107"/>
+              <w:rPr>
+                <w:rFonts w:cs="Arial"/>
+                <w:sz w:val="18"/>
+                <w:lang w:val="de-DE"/>
+              </w:rPr>
+            </w:pPr>
+            <w:r>
+              <w:rPr>
+                <w:rFonts w:cs="Arial"/>
+                <w:noProof/>
+                <w:sz w:val="18"/>
+                <w:lang w:val="de-DE"/>
+              </w:rPr>
+              <w:t>$</w:t>
+            </w:r>
+            <w:r>
+              <w:rPr>
+                <w:rFonts w:cs="Arial"/>
+                <w:noProof/>
+                <w:sz w:val="18"/>
+                <w:lang w:val="de-DE"/>
+              </w:rPr>
+              <w:t>{C:1769</w:t>
+            </w:r>
+            <w:r>
+              <w:rPr>
+                <w:rFonts w:cs="Arial"/>
+                <w:noProof/>
+                <w:sz w:val="18"/>
+                <w:lang w:val="de-DE"/>
+              </w:rPr>
+              <w:t>:&gt;</w:t>
+            </w:r>
+            <w:r>
+              <w:rPr>
+                <w:rFonts w:cs="Arial"/>
+                <w:noProof/>
+                <w:sz w:val="18"/>
+                <w:lang w:val="de-DE"/>
+              </w:rPr>
+              <w:t>F</w:t>
+            </w:r>
+            <w:proofErr w:type="gramStart"/>
+            <w:r>
+              <w:rPr>
+                <w:rFonts w:cs="Arial"/>
+                <w:noProof/>
+                <w:sz w:val="18"/>
+                <w:lang w:val="de-DE"/>
+              </w:rPr>
+              <w:t>1742:0}</w:t>
+            </w:r>
+            <w:r>
+              <w:rPr>
+                <w:rFonts w:cs="Arial"/>
+                <w:sz w:val="18"/>
+                <w:lang w:val="de-DE"/>
+              </w:rPr>
+              <w:t>Bitte</w:t>
+            </w:r>
+            <w:proofErr w:type="gramEnd"/>
+            <w:r>
+              <w:rPr>
+                <w:rFonts w:cs="Arial"/>
+                <w:sz w:val="18"/>
+                <w:lang w:val="de-DE"/>
+              </w:rPr>
+              <w:t xml:space="preserve"> überweisen Sie den Betrag auf das angegebene Konto. </w:t>
+            </w:r>
+          </w:p>
+          <w:p>
+            <w:pPr>
+              <w:tabs>
+                <w:tab w:val="left" w:pos="1843"/>
+              </w:tabs>
+              <w:spacing w:line="276" w:lineRule="auto"/>
+              <w:ind w:right="107"/>
+              <w:rPr>
+                <w:rFonts w:cs="Arial"/>
+                <w:sz w:val="20"/>
+                <w:szCs w:val="20"/>
+                <w:lang w:val="de-DE"/>
+              </w:rPr>
+            </w:pPr>
+            <w:r>
+              <w:rPr>
+                <w:rFonts w:cs="Arial"/>
+                <w:noProof/>
+                <w:sz w:val="18"/>
+                <w:lang w:val="de-DE"/>
+              </w:rPr>
+              <w:t>$</w:t>
+            </w:r>
+            <w:r>
+              <w:rPr>
+                <w:rFonts w:cs="Arial"/>
+                <w:noProof/>
+                <w:sz w:val="18"/>
+                <w:lang w:val="de-DE"/>
+              </w:rPr>
+              <w:t>{C:1769</w:t>
+            </w:r>
+            <w:r>
+              <w:rPr>
+                <w:rFonts w:cs="Arial"/>
+                <w:noProof/>
+                <w:sz w:val="18"/>
+                <w:lang w:val="de-DE"/>
+              </w:rPr>
+              <w:t>:</w:t>
+            </w:r>
+            <w:r>
+              <w:rPr>
+                <w:rFonts w:cs="Arial"/>
+                <w:noProof/>
+                <w:sz w:val="18"/>
+                <w:lang w:val="de-DE"/>
+              </w:rPr>
+              <w:t>&lt;</w:t>
+            </w:r>
+            <w:r>
+              <w:rPr>
+                <w:rFonts w:cs="Arial"/>
+                <w:noProof/>
+                <w:sz w:val="18"/>
+                <w:lang w:val="de-DE"/>
+              </w:rPr>
+              <w:t>F</w:t>
+            </w:r>
+            <w:proofErr w:type="gramStart"/>
+            <w:r>
+              <w:rPr>
+                <w:rFonts w:cs="Arial"/>
+                <w:noProof/>
+                <w:sz w:val="18"/>
+                <w:lang w:val="de-DE"/>
+              </w:rPr>
+              <w:t>1742:0}</w:t>
+            </w:r>
+            <w:r>
+              <w:rPr>
+                <w:rFonts w:cs="Arial"/>
+                <w:sz w:val="18"/>
+                <w:szCs w:val="18"/>
+                <w:lang w:val="de-DE"/>
+              </w:rPr>
+              <w:t>Bitte</w:t>
+            </w:r>
+            <w:proofErr w:type="gramEnd"/>
+            <w:r>
+              <w:rPr>
+                <w:rFonts w:cs="Arial"/>
+                <w:sz w:val="18"/>
+                <w:szCs w:val="18"/>
+                <w:lang w:val="de-DE"/>
+              </w:rPr>
+              <w:t xml:space="preserve"> überweisen Sie den Betrag</w:t>
+            </w:r>
+            <w:r>
+              <w:rPr>
+                <w:rFonts w:cs="Arial"/>
+                <w:sz w:val="18"/>
+                <w:szCs w:val="18"/>
+                <w:lang w:val="de-DE"/>
+              </w:rPr>
+              <w:t xml:space="preserve"> </w:t>
+            </w:r>
+            <w:r>
+              <w:rPr>
+                <w:rFonts w:cs="Arial"/>
+                <w:sz w:val="18"/>
+                <w:szCs w:val="18"/>
+                <w:lang w:val="de-DE"/>
+              </w:rPr>
+              <w:t>auf das angegebene Konto bis zum ${F:1769}.</w:t>
+            </w:r>
+          </w:p>
+        </w:tc>
+      </w:tr>
+      <w:tr>
+        <w:trPr>
+          <w:gridAfter w:val="2"/>
+          <w:wAfter w:w="2835" w:type="dxa"/>
+        </w:trPr>
+        <w:tc>
+          <w:tcPr>
+            <w:tcW w:w="4666" w:type="dxa"/>
+            <w:gridSpan w:val="3"/>
+            <w:tcBorders>
+              <w:top w:val="single" w:sz="5" w:space="0" w:color="000000"/>
+              <w:left w:val="single" w:sz="5" w:space="0" w:color="000000"/>
+              <w:bottom w:val="single" w:sz="5" w:space="0" w:color="000000"/>
+              <w:right w:val="single" w:sz="5" w:space="0" w:color="000000"/>
+            </w:tcBorders>
+          </w:tcPr>
+          <w:p>
+            <w:pPr>
               <w:pStyle w:val="TableParagraph"/>
               <w:spacing w:before="58"/>
               <w:ind w:left="142"/>
               <w:rPr>
                 <w:rFonts w:ascii="Arial"/>
                 <w:spacing w:val="-1"/>
-                <w:sz w:val="16"/>
+                <w:sz w:val="14"/>
                 <w:szCs w:val="16"/>
                 <w:lang w:val="de-DE"/>
               </w:rPr>
@@ -2484,37 +4138,18 @@
               <w:rPr>
                 <w:rFonts w:ascii="Arial"/>
                 <w:spacing w:val="-1"/>
-                <w:sz w:val="16"/>
+                <w:sz w:val="14"/>
                 <w:szCs w:val="16"/>
                 <w:lang w:val="de-DE"/>
               </w:rPr>
-              <w:t>Zeitpunkt</w:t>
-            </w:r>
-            <w:r>
-              <w:rPr>
-                <w:rFonts w:ascii="Arial"/>
-                <w:spacing w:val="-1"/>
-                <w:sz w:val="16"/>
+              <w:t xml:space="preserve">Zeitpunkt/Zeitraum der sonstigen Leistung: </w:t>
+            </w:r>
+            <w:r>
+              <w:rPr>
+                <w:rFonts w:ascii="Arial" w:hAnsi="Arial" w:cs="Arial"/>
+                <w:sz w:val="14"/>
                 <w:szCs w:val="16"/>
                 <w:lang w:val="de-DE"/>
-              </w:rPr>
-              <w:t>/Zeitraum</w:t>
-            </w:r>
-            <w:r>
-              <w:rPr>
-                <w:rFonts w:ascii="Arial"/>
-                <w:spacing w:val="-1"/>
-                <w:sz w:val="16"/>
-                <w:szCs w:val="16"/>
-                <w:lang w:val="de-DE"/>
-              </w:rPr>
-              <w:t xml:space="preserve"> der sonstigen Leistung: </w:t>
-            </w:r>
-            <w:r>
-              <w:rPr>
-                <w:rFonts w:ascii="Arial" w:hAnsi="Arial" w:cs="Arial"/>
-                <w:sz w:val="16"/>
-                <w:szCs w:val="16"/>
               </w:rPr>
               <w:t>${F:1769} - ${F:1770}</w:t>
             </w:r>
@@ -2537,13 +4172,13 @@
         <w:tblLook w:val="04A0" w:firstRow="1" w:lastRow="0" w:firstColumn="1" w:lastColumn="0" w:noHBand="0" w:noVBand="1"/>
       </w:tblPr>
       <w:tblGrid>
-        <w:gridCol w:w="3005"/>
-        <w:gridCol w:w="2268"/>
+        <w:gridCol w:w="2438"/>
+        <w:gridCol w:w="2835"/>
       </w:tblGrid>
       <w:tr>
         <w:tc>
           <w:tcPr>
-            <w:tcW w:w="3005" w:type="dxa"/>
+            <w:tcW w:w="2438" w:type="dxa"/>
           </w:tcPr>
           <w:p>
             <w:pPr>
@@ -2559,7 +4194,7 @@
         </w:tc>
         <w:tc>
           <w:tcPr>
-            <w:tcW w:w="2268" w:type="dxa"/>
+            <w:tcW w:w="2835" w:type="dxa"/>
           </w:tcPr>
           <w:p>
             <w:pPr>
@@ -2580,7 +4215,7 @@
       <w:tr>
         <w:tc>
           <w:tcPr>
-            <w:tcW w:w="3005" w:type="dxa"/>
+            <w:tcW w:w="2438" w:type="dxa"/>
           </w:tcPr>
           <w:p>
             <w:pPr>
@@ -2589,14 +4224,13 @@
               </w:tabs>
             </w:pPr>
             <w:r>
-              <w:lastRenderedPageBreak/>
               <w:t>Umsatzsteuer 0 %</w:t>
             </w:r>
           </w:p>
         </w:tc>
         <w:tc>
           <w:tcPr>
-            <w:tcW w:w="2268" w:type="dxa"/>
+            <w:tcW w:w="2835" w:type="dxa"/>
           </w:tcPr>
           <w:p>
             <w:pPr>
@@ -2617,7 +4251,7 @@
       <w:tr>
         <w:tc>
           <w:tcPr>
-            <w:tcW w:w="3005" w:type="dxa"/>
+            <w:tcW w:w="2438" w:type="dxa"/>
           </w:tcPr>
           <w:p>
             <w:pPr>
@@ -2638,7 +4272,7 @@
         </w:tc>
         <w:tc>
           <w:tcPr>
-            <w:tcW w:w="2268" w:type="dxa"/>
+            <w:tcW w:w="2835" w:type="dxa"/>
           </w:tcPr>
           <w:p>
             <w:pPr>
@@ -2682,16 +4316,16 @@
         <mc:AlternateContent>
           <mc:Choice Requires="wps">
             <w:drawing>
-              <wp:anchor distT="0" distB="0" distL="114300" distR="114300" simplePos="0" relativeHeight="251656192" behindDoc="0" locked="1" layoutInCell="1" allowOverlap="1" wp14:anchorId="5DEADCA2" wp14:editId="161F0F8A">
+              <wp:anchor distT="0" distB="0" distL="114300" distR="114300" simplePos="0" relativeHeight="251656192" behindDoc="0" locked="1" layoutInCell="1" allowOverlap="1" wp14:anchorId="2A91E7AC" wp14:editId="3A7168DB">
                 <wp:simplePos x="0" y="0"/>
                 <wp:positionH relativeFrom="page">
-                  <wp:posOffset>5930900</wp:posOffset>
+                  <wp:posOffset>5931535</wp:posOffset>
                 </wp:positionH>
                 <wp:positionV relativeFrom="page">
-                  <wp:posOffset>4869815</wp:posOffset>
+                  <wp:posOffset>4868545</wp:posOffset>
                 </wp:positionV>
-                <wp:extent cx="1440180" cy="4558665"/>
-                <wp:effectExtent l="0" t="0" r="7620" b="13335"/>
+                <wp:extent cx="1471930" cy="4558665"/>
+                <wp:effectExtent l="0" t="0" r="13970" b="13335"/>
                 <wp:wrapNone/>
                 <wp:docPr id="93" name="Text Box 3"/>
                 <wp:cNvGraphicFramePr>
@@ -2706,7 +4340,7 @@
                       <wps:spPr bwMode="auto">
                         <a:xfrm>
                           <a:off x="0" y="0"/>
-                          <a:ext cx="1440180" cy="4558665"/>
+                          <a:ext cx="1471930" cy="4558665"/>
                         </a:xfrm>
                         <a:prstGeom prst="rect">
                           <a:avLst/>
@@ -2885,11 +4519,6 @@
                           <w:p>
                             <w:pPr>
                               <w:pStyle w:val="MARNORM6585"/>
-                            </w:pPr>
-                          </w:p>
-                          <w:p>
-                            <w:pPr>
-                              <w:pStyle w:val="MARNORM6585"/>
                               <w:rPr>
                                 <w:szCs w:val="13"/>
                               </w:rPr>
@@ -2912,7 +4541,7 @@
                               <w:rPr>
                                 <w:szCs w:val="13"/>
                               </w:rPr>
-                              <w:t>BIC/SWIFT-Code: MARKDEF1250</w:t>
+                              <w:t>BIC MARKDEF1250</w:t>
                             </w:r>
                           </w:p>
                           <w:p>
@@ -2924,7 +4553,7 @@
                               </w:tabs>
                             </w:pPr>
                             <w:r>
-                              <w:t>IBAN: DE41 2500 0000 0025 1015 72</w:t>
+                              <w:t>IBAN DE41 2500 0000 0025 1015 72</w:t>
                             </w:r>
                           </w:p>
                           <w:p>
@@ -2947,11 +4576,13 @@
                                 <w:tab w:val="left" w:pos="709"/>
                               </w:tabs>
                               <w:rPr>
+                                <w:b/>
                                 <w:szCs w:val="13"/>
                               </w:rPr>
                             </w:pPr>
                             <w:r>
                               <w:rPr>
+                                <w:b/>
                                 <w:szCs w:val="13"/>
                               </w:rPr>
                               <w:t>Steuernummer</w:t>
@@ -2995,11 +4626,13 @@
                                 <w:tab w:val="left" w:pos="709"/>
                               </w:tabs>
                               <w:rPr>
+                                <w:b/>
                                 <w:szCs w:val="13"/>
                               </w:rPr>
                             </w:pPr>
                             <w:r>
                               <w:rPr>
+                                <w:b/>
                                 <w:szCs w:val="13"/>
                               </w:rPr>
                               <w:t>Umsatzsteuer-ID</w:t>
@@ -3023,6 +4656,18 @@
                               <w:t>DE811 245 070</w:t>
                             </w:r>
                           </w:p>
+                          <w:p>
+                            <w:pPr>
+                              <w:pStyle w:val="MARNORM6585"/>
+                              <w:tabs>
+                                <w:tab w:val="clear" w:pos="567"/>
+                                <w:tab w:val="left" w:pos="709"/>
+                              </w:tabs>
+                              <w:rPr>
+                                <w:szCs w:val="13"/>
+                              </w:rPr>
+                            </w:pPr>
+                          </w:p>
                         </w:txbxContent>
                       </wps:txbx>
                       <wps:bodyPr rot="0" vert="horz" wrap="square" lIns="0" tIns="0" rIns="0" bIns="0" anchor="t" anchorCtr="0" upright="1">
@@ -3042,11 +4687,11 @@
           </mc:Choice>
           <mc:Fallback>
             <w:pict>
-              <v:shapetype w14:anchorId="5DEADCA2" id="_x0000_t202" coordsize="21600,21600" o:spt="202" path="m,l,21600r21600,l21600,xe">
+              <v:shapetype w14:anchorId="2A91E7AC" id="_x0000_t202" coordsize="21600,21600" o:spt="202" path="m,l,21600r21600,l21600,xe">
                 <v:stroke joinstyle="miter"/>
                 <v:path gradientshapeok="t" o:connecttype="rect"/>
               </v:shapetype>
-              <v:shape id="Text Box 3" o:spid="_x0000_s1026" type="#_x0000_t202" style="position:absolute;margin-left:467pt;margin-top:383.45pt;width:113.4pt;height:358.95pt;z-index:251656192;visibility:visible;mso-wrap-style:square;mso-width-percent:0;mso-height-percent:0;mso-wrap-distance-left:9pt;mso-wrap-distance-top:0;mso-wrap-distance-right:9pt;mso-wrap-distance-bottom:0;mso-position-horizontal:absolute;mso-position-horizontal-relative:page;mso-position-vertical:absolute;mso-position-vertical-relative:page;mso-width-percent:0;mso-height-percent:0;mso-width-relative:page;mso-height-relative:page;v-text-anchor:top" o:gfxdata="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" filled="f" stroked="f">
+              <v:shape id="Text Box 3" o:spid="_x0000_s1026" type="#_x0000_t202" style="position:absolute;margin-left:467.05pt;margin-top:383.35pt;width:115.9pt;height:358.95pt;z-index:251656192;visibility:visible;mso-wrap-style:square;mso-width-percent:0;mso-height-percent:0;mso-wrap-distance-left:9pt;mso-wrap-distance-top:0;mso-wrap-distance-right:9pt;mso-wrap-distance-bottom:0;mso-position-horizontal:absolute;mso-position-horizontal-relative:page;mso-position-vertical:absolute;mso-position-vertical-relative:page;mso-width-percent:0;mso-height-percent:0;mso-width-relative:page;mso-height-relative:page;v-text-anchor:top" o:gfxdata="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" filled="f" stroked="f">
                 <v:textbox inset="0,0,0,0">
                   <w:txbxContent>
                     <w:p>
@@ -3197,11 +4842,6 @@
                     <w:p>
                       <w:pPr>
                         <w:pStyle w:val="MARNORM6585"/>
-                      </w:pPr>
-                    </w:p>
-                    <w:p>
-                      <w:pPr>
-                        <w:pStyle w:val="MARNORM6585"/>
                         <w:rPr>
                           <w:szCs w:val="13"/>
                         </w:rPr>
@@ -3224,7 +4864,7 @@
                         <w:rPr>
                           <w:szCs w:val="13"/>
                         </w:rPr>
-                        <w:t>BIC/SWIFT-Code: MARKDEF1250</w:t>
+                        <w:t>BIC MARKDEF1250</w:t>
                       </w:r>
                     </w:p>
                     <w:p>
@@ -3236,7 +4876,7 @@
                         </w:tabs>
                       </w:pPr>
                       <w:r>
-                        <w:t>IBAN: DE41 2500 0000 0025 1015 72</w:t>
+                        <w:t>IBAN DE41 2500 0000 0025 1015 72</w:t>
                       </w:r>
                     </w:p>
                     <w:p>
@@ -3259,11 +4899,13 @@
                           <w:tab w:val="left" w:pos="709"/>
                         </w:tabs>
                         <w:rPr>
+                          <w:b/>
                           <w:szCs w:val="13"/>
                         </w:rPr>
                       </w:pPr>
                       <w:r>
                         <w:rPr>
+                          <w:b/>
                           <w:szCs w:val="13"/>
                         </w:rPr>
                         <w:t>Steuernummer</w:t>
@@ -3307,11 +4949,13 @@
                           <w:tab w:val="left" w:pos="709"/>
                         </w:tabs>
                         <w:rPr>
+                          <w:b/>
                           <w:szCs w:val="13"/>
                         </w:rPr>
                       </w:pPr>
                       <w:r>
                         <w:rPr>
+                          <w:b/>
                           <w:szCs w:val="13"/>
                         </w:rPr>
                         <w:t>Umsatzsteuer-ID</w:t>
@@ -3335,6 +4979,18 @@
                         <w:t>DE811 245 070</w:t>
                       </w:r>
                     </w:p>
+                    <w:p>
+                      <w:pPr>
+                        <w:pStyle w:val="MARNORM6585"/>
+                        <w:tabs>
+                          <w:tab w:val="clear" w:pos="567"/>
+                          <w:tab w:val="left" w:pos="709"/>
+                        </w:tabs>
+                        <w:rPr>
+                          <w:szCs w:val="13"/>
+                        </w:rPr>
+                      </w:pPr>
+                    </w:p>
                   </w:txbxContent>
                 </v:textbox>
                 <w10:wrap anchorx="page" anchory="page"/>
@@ -3348,21 +5004,15 @@
         <w:t>.</w:t>
       </w:r>
     </w:p>
-    <w:p>
-      <w:pPr>
-        <w:pStyle w:val="Betreff"/>
-        <w:spacing w:line="240" w:lineRule="auto"/>
-        <w:ind w:right="141"/>
-        <w:rPr>
-          <w:b w:val="0"/>
-        </w:rPr>
-      </w:pPr>
-    </w:p>
     <w:sectPr>
-      <w:headerReference w:type="default" r:id="rId8"/>
-      <w:headerReference w:type="first" r:id="rId9"/>
+      <w:headerReference w:type="even" r:id="rId8"/>
+      <w:headerReference w:type="default" r:id="rId9"/>
+      <w:footerReference w:type="even" r:id="rId10"/>
+      <w:footerReference w:type="default" r:id="rId11"/>
+      <w:headerReference w:type="first" r:id="rId12"/>
+      <w:footerReference w:type="first" r:id="rId13"/>
       <w:pgSz w:w="11906" w:h="16838"/>
-      <w:pgMar w:top="2268" w:right="2550" w:bottom="709" w:left="1418" w:header="1701" w:footer="0" w:gutter="0"/>
+      <w:pgMar w:top="2268" w:right="2550" w:bottom="709" w:left="1418" w:header="1701" w:footer="557" w:gutter="0"/>
       <w:pgNumType w:start="1"/>
       <w:cols w:space="709"/>
       <w:titlePg/>
@@ -3372,7 +5022,7 @@
 </file>
 
 <file path=word/endnotes.xml><?xml version="1.0" encoding="utf-8"?>
-<w:endnotes xmlns:wpc="http://schemas.microsoft.com/office/word/2010/wordprocessingCanvas" xmlns:mc="http://schemas.openxmlformats.org/markup-compatibility/2006" xmlns:o="urn:schemas-microsoft-com:office:office" xmlns:r="http://schemas.openxmlformats.org/officeDocument/2006/relationships" xmlns:m="http://schemas.openxmlformats.org/officeDocument/2006/math" xmlns:v="urn:schemas-microsoft-com:vml" xmlns:wp14="http://schemas.microsoft.com/office/word/2010/wordprocessingDrawing" xmlns:wp="http://schemas.openxmlformats.org/drawingml/2006/wordprocessingDrawing" xmlns:w10="urn:schemas-microsoft-com:office:word" xmlns:w="http://schemas.openxmlformats.org/wordprocessingml/2006/main" xmlns:w14="http://schemas.microsoft.com/office/word/2010/wordml" xmlns:w15="http://schemas.microsoft.com/office/word/2012/wordml" xmlns:wpg="http://schemas.microsoft.com/office/word/2010/wordprocessingGroup" xmlns:wpi="http://schemas.microsoft.com/office/word/2010/wordprocessingInk" xmlns:wne="http://schemas.microsoft.com/office/word/2006/wordml" xmlns:wps="http://schemas.microsoft.com/office/word/2010/wordprocessingShape" mc:Ignorable="w14 w15 wp14">
+<w:endnotes xmlns:wpc="http://schemas.microsoft.com/office/word/2010/wordprocessingCanvas" xmlns:cx="http://schemas.microsoft.com/office/drawing/2014/chartex" xmlns:cx1="http://schemas.microsoft.com/office/drawing/2015/9/8/chartex" xmlns:cx2="http://schemas.microsoft.com/office/drawing/2015/10/21/chartex" xmlns:cx3="http://schemas.microsoft.com/office/drawing/2016/5/9/chartex" xmlns:cx4="http://schemas.microsoft.com/office/drawing/2016/5/10/chartex" xmlns:cx5="http://schemas.microsoft.com/office/drawing/2016/5/11/chartex" xmlns:cx6="http://schemas.microsoft.com/office/drawing/2016/5/12/chartex" xmlns:cx7="http://schemas.microsoft.com/office/drawing/2016/5/13/chartex" xmlns:cx8="http://schemas.microsoft.com/office/drawing/2016/5/14/chartex" xmlns:mc="http://schemas.openxmlformats.org/markup-compatibility/2006" xmlns:aink="http://schemas.microsoft.com/office/drawing/2016/ink" xmlns:am3d="http://schemas.microsoft.com/office/drawing/2017/model3d" xmlns:o="urn:schemas-microsoft-com:office:office" xmlns:oel="http://schemas.microsoft.com/office/2019/extlst" xmlns:r="http://schemas.openxmlformats.org/officeDocument/2006/relationships" xmlns:m="http://schemas.openxmlformats.org/officeDocument/2006/math" xmlns:v="urn:schemas-microsoft-com:vml" xmlns:wp14="http://schemas.microsoft.com/office/word/2010/wordprocessingDrawing" xmlns:wp="http://schemas.openxmlformats.org/drawingml/2006/wordprocessingDrawing" xmlns:w10="urn:schemas-microsoft-com:office:word" xmlns:w="http://schemas.openxmlformats.org/wordprocessingml/2006/main" xmlns:w14="http://schemas.microsoft.com/office/word/2010/wordml" xmlns:w15="http://schemas.microsoft.com/office/word/2012/wordml" xmlns:w16cex="http://schemas.microsoft.com/office/word/2018/wordml/cex" xmlns:w16cid="http://schemas.microsoft.com/office/word/2016/wordml/cid" xmlns:w16="http://schemas.microsoft.com/office/word/2018/wordml" xmlns:w16sdtdh="http://schemas.microsoft.com/office/word/2020/wordml/sdtdatahash" xmlns:w16se="http://schemas.microsoft.com/office/word/2015/wordml/symex" xmlns:wpg="http://schemas.microsoft.com/office/word/2010/wordprocessingGroup" xmlns:wpi="http://schemas.microsoft.com/office/word/2010/wordprocessingInk" xmlns:wne="http://schemas.microsoft.com/office/word/2006/wordml" xmlns:wps="http://schemas.microsoft.com/office/word/2010/wordprocessingShape" mc:Ignorable="w14 w15 w16se w16cid w16 w16cex w16sdtdh wp14">
   <w:endnote w:type="separator" w:id="-1">
     <w:p>
       <w:r>
@@ -3390,45 +5040,39 @@
 </w:endnotes>
 </file>
 
-<file path=word/footnotes.xml><?xml version="1.0" encoding="utf-8"?>
-<w:footnotes xmlns:wpc="http://schemas.microsoft.com/office/word/2010/wordprocessingCanvas" xmlns:mc="http://schemas.openxmlformats.org/markup-compatibility/2006" xmlns:o="urn:schemas-microsoft-com:office:office" xmlns:r="http://schemas.openxmlformats.org/officeDocument/2006/relationships" xmlns:m="http://schemas.openxmlformats.org/officeDocument/2006/math" xmlns:v="urn:schemas-microsoft-com:vml" xmlns:wp14="http://schemas.microsoft.com/office/word/2010/wordprocessingDrawing" xmlns:wp="http://schemas.openxmlformats.org/drawingml/2006/wordprocessingDrawing" xmlns:w10="urn:schemas-microsoft-com:office:word" xmlns:w="http://schemas.openxmlformats.org/wordprocessingml/2006/main" xmlns:w14="http://schemas.microsoft.com/office/word/2010/wordml" xmlns:w15="http://schemas.microsoft.com/office/word/2012/wordml" xmlns:wpg="http://schemas.microsoft.com/office/word/2010/wordprocessingGroup" xmlns:wpi="http://schemas.microsoft.com/office/word/2010/wordprocessingInk" xmlns:wne="http://schemas.microsoft.com/office/word/2006/wordml" xmlns:wps="http://schemas.microsoft.com/office/word/2010/wordprocessingShape" mc:Ignorable="w14 w15 wp14">
-  <w:footnote w:type="separator" w:id="-1">
-    <w:p>
-      <w:r>
-        <w:separator/>
-      </w:r>
-    </w:p>
-  </w:footnote>
-  <w:footnote w:type="continuationSeparator" w:id="0">
-    <w:p>
-      <w:r>
-        <w:continuationSeparator/>
-      </w:r>
-    </w:p>
-  </w:footnote>
-</w:footnotes>
+<file path=word/footer1.xml><?xml version="1.0" encoding="utf-8"?>
+<w:ftr xmlns:wpc="http://schemas.microsoft.com/office/word/2010/wordprocessingCanvas" xmlns:cx="http://schemas.microsoft.com/office/drawing/2014/chartex" xmlns:cx1="http://schemas.microsoft.com/office/drawing/2015/9/8/chartex" xmlns:cx2="http://schemas.microsoft.com/office/drawing/2015/10/21/chartex" xmlns:cx3="http://schemas.microsoft.com/office/drawing/2016/5/9/chartex" xmlns:cx4="http://schemas.microsoft.com/office/drawing/2016/5/10/chartex" xmlns:cx5="http://schemas.microsoft.com/office/drawing/2016/5/11/chartex" xmlns:cx6="http://schemas.microsoft.com/office/drawing/2016/5/12/chartex" xmlns:cx7="http://schemas.microsoft.com/office/drawing/2016/5/13/chartex" xmlns:cx8="http://schemas.microsoft.com/office/drawing/2016/5/14/chartex" xmlns:mc="http://schemas.openxmlformats.org/markup-compatibility/2006" xmlns:aink="http://schemas.microsoft.com/office/drawing/2016/ink" xmlns:am3d="http://schemas.microsoft.com/office/drawing/2017/model3d" xmlns:o="urn:schemas-microsoft-com:office:office" xmlns:oel="http://schemas.microsoft.com/office/2019/extlst" xmlns:r="http://schemas.openxmlformats.org/officeDocument/2006/relationships" xmlns:m="http://schemas.openxmlformats.org/officeDocument/2006/math" xmlns:v="urn:schemas-microsoft-com:vml" xmlns:wp14="http://schemas.microsoft.com/office/word/2010/wordprocessingDrawing" xmlns:wp="http://schemas.openxmlformats.org/drawingml/2006/wordprocessingDrawing" xmlns:w10="urn:schemas-microsoft-com:office:word" xmlns:w="http://schemas.openxmlformats.org/wordprocessingml/2006/main" xmlns:w14="http://schemas.microsoft.com/office/word/2010/wordml" xmlns:w15="http://schemas.microsoft.com/office/word/2012/wordml" xmlns:w16cex="http://schemas.microsoft.com/office/word/2018/wordml/cex" xmlns:w16cid="http://schemas.microsoft.com/office/word/2016/wordml/cid" xmlns:w16="http://schemas.microsoft.com/office/word/2018/wordml" xmlns:w16sdtdh="http://schemas.microsoft.com/office/word/2020/wordml/sdtdatahash" xmlns:w16se="http://schemas.microsoft.com/office/word/2015/wordml/symex" xmlns:wpg="http://schemas.microsoft.com/office/word/2010/wordprocessingGroup" xmlns:wpi="http://schemas.microsoft.com/office/word/2010/wordprocessingInk" xmlns:wne="http://schemas.microsoft.com/office/word/2006/wordml" xmlns:wps="http://schemas.microsoft.com/office/word/2010/wordprocessingShape" mc:Ignorable="w14 w15 w16se w16cid w16 w16cex w16sdtdh wp14">
+  <w:p>
+    <w:pPr>
+      <w:pStyle w:val="Fuzeile"/>
+    </w:pPr>
+  </w:p>
+</w:ftr>
 </file>
 
-<file path=word/header1.xml><?xml version="1.0" encoding="utf-8"?>
-<w:hdr xmlns:wpc="http://schemas.microsoft.com/office/word/2010/wordprocessingCanvas" xmlns:mc="http://schemas.openxmlformats.org/markup-compatibility/2006" xmlns:o="urn:schemas-microsoft-com:office:office" xmlns:r="http://schemas.openxmlformats.org/officeDocument/2006/relationships" xmlns:m="http://schemas.openxmlformats.org/officeDocument/2006/math" xmlns:v="urn:schemas-microsoft-com:vml" xmlns:wp14="http://schemas.microsoft.com/office/word/2010/wordprocessingDrawing" xmlns:wp="http://schemas.openxmlformats.org/drawingml/2006/wordprocessingDrawing" xmlns:w10="urn:schemas-microsoft-com:office:word" xmlns:w="http://schemas.openxmlformats.org/wordprocessingml/2006/main" xmlns:w14="http://schemas.microsoft.com/office/word/2010/wordml" xmlns:w15="http://schemas.microsoft.com/office/word/2012/wordml" xmlns:wpg="http://schemas.microsoft.com/office/word/2010/wordprocessingGroup" xmlns:wpi="http://schemas.microsoft.com/office/word/2010/wordprocessingInk" xmlns:wne="http://schemas.microsoft.com/office/word/2006/wordml" xmlns:wps="http://schemas.microsoft.com/office/word/2010/wordprocessingShape" mc:Ignorable="w14 w15 wp14">
+<file path=word/footer2.xml><?xml version="1.0" encoding="utf-8"?>
+<w:ftr xmlns:wpc="http://schemas.microsoft.com/office/word/2010/wordprocessingCanvas" xmlns:cx="http://schemas.microsoft.com/office/drawing/2014/chartex" xmlns:cx1="http://schemas.microsoft.com/office/drawing/2015/9/8/chartex" xmlns:cx2="http://schemas.microsoft.com/office/drawing/2015/10/21/chartex" xmlns:cx3="http://schemas.microsoft.com/office/drawing/2016/5/9/chartex" xmlns:cx4="http://schemas.microsoft.com/office/drawing/2016/5/10/chartex" xmlns:cx5="http://schemas.microsoft.com/office/drawing/2016/5/11/chartex" xmlns:cx6="http://schemas.microsoft.com/office/drawing/2016/5/12/chartex" xmlns:cx7="http://schemas.microsoft.com/office/drawing/2016/5/13/chartex" xmlns:cx8="http://schemas.microsoft.com/office/drawing/2016/5/14/chartex" xmlns:mc="http://schemas.openxmlformats.org/markup-compatibility/2006" xmlns:aink="http://schemas.microsoft.com/office/drawing/2016/ink" xmlns:am3d="http://schemas.microsoft.com/office/drawing/2017/model3d" xmlns:o="urn:schemas-microsoft-com:office:office" xmlns:oel="http://schemas.microsoft.com/office/2019/extlst" xmlns:r="http://schemas.openxmlformats.org/officeDocument/2006/relationships" xmlns:m="http://schemas.openxmlformats.org/officeDocument/2006/math" xmlns:v="urn:schemas-microsoft-com:vml" xmlns:wp14="http://schemas.microsoft.com/office/word/2010/wordprocessingDrawing" xmlns:wp="http://schemas.openxmlformats.org/drawingml/2006/wordprocessingDrawing" xmlns:w10="urn:schemas-microsoft-com:office:word" xmlns:w="http://schemas.openxmlformats.org/wordprocessingml/2006/main" xmlns:w14="http://schemas.microsoft.com/office/word/2010/wordml" xmlns:w15="http://schemas.microsoft.com/office/word/2012/wordml" xmlns:w16cex="http://schemas.microsoft.com/office/word/2018/wordml/cex" xmlns:w16cid="http://schemas.microsoft.com/office/word/2016/wordml/cid" xmlns:w16="http://schemas.microsoft.com/office/word/2018/wordml" xmlns:w16sdtdh="http://schemas.microsoft.com/office/word/2020/wordml/sdtdatahash" xmlns:w16se="http://schemas.microsoft.com/office/word/2015/wordml/symex" xmlns:wpg="http://schemas.microsoft.com/office/word/2010/wordprocessingGroup" xmlns:wpi="http://schemas.microsoft.com/office/word/2010/wordprocessingInk" xmlns:wne="http://schemas.microsoft.com/office/word/2006/wordml" xmlns:wps="http://schemas.microsoft.com/office/word/2010/wordprocessingShape" mc:Ignorable="w14 w15 w16se w16cid w16 w16cex w16sdtdh wp14">
   <w:p>
+    <w:pPr>
+      <w:pStyle w:val="Fuzeile"/>
+    </w:pPr>
     <w:r>
       <w:rPr>
         <w:noProof/>
       </w:rPr>
       <w:drawing>
-        <wp:anchor distT="0" distB="0" distL="114300" distR="114300" simplePos="0" relativeHeight="251623424" behindDoc="0" locked="1" layoutInCell="0" allowOverlap="1" wp14:anchorId="6F7D8C4E" wp14:editId="3E7C88B8">
+        <wp:anchor distT="0" distB="0" distL="114300" distR="114300" simplePos="0" relativeHeight="251667456" behindDoc="0" locked="0" layoutInCell="1" allowOverlap="1" wp14:anchorId="2279FD35" wp14:editId="3CF3ADF3">
           <wp:simplePos x="0" y="0"/>
-          <wp:positionH relativeFrom="page">
-            <wp:posOffset>450215</wp:posOffset>
+          <wp:positionH relativeFrom="column">
+            <wp:posOffset>4277360</wp:posOffset>
           </wp:positionH>
-          <wp:positionV relativeFrom="page">
-            <wp:posOffset>299085</wp:posOffset>
+          <wp:positionV relativeFrom="bottomMargin">
+            <wp:posOffset>-252095</wp:posOffset>
           </wp:positionV>
-          <wp:extent cx="2008505" cy="352425"/>
-          <wp:effectExtent l="0" t="0" r="0" b="9525"/>
-          <wp:wrapTopAndBottom/>
-          <wp:docPr id="11" name="Bild 11" descr="logoschwarz"/>
+          <wp:extent cx="2340000" cy="817200"/>
+          <wp:effectExtent l="0" t="0" r="0" b="0"/>
+          <wp:wrapNone/>
+          <wp:docPr id="35" name="Grafik 35"/>
           <wp:cNvGraphicFramePr>
             <a:graphicFrameLocks xmlns:a="http://schemas.openxmlformats.org/drawingml/2006/main" noChangeAspect="1"/>
           </wp:cNvGraphicFramePr>
@@ -3436,10 +5080,187 @@
             <a:graphicData uri="http://schemas.openxmlformats.org/drawingml/2006/picture">
               <pic:pic xmlns:pic="http://schemas.openxmlformats.org/drawingml/2006/picture">
                 <pic:nvPicPr>
-                  <pic:cNvPr id="0" name="Picture 11" descr="logoschwarz"/>
-                  <pic:cNvPicPr>
-                    <a:picLocks noChangeAspect="1" noChangeArrowheads="1"/>
-                  </pic:cNvPicPr>
+                  <pic:cNvPr id="1" name="AfW_Logo_2-zeilig_100_RZ.png"/>
+                  <pic:cNvPicPr/>
+                </pic:nvPicPr>
+                <pic:blipFill>
+                  <a:blip r:embed="rId1" cstate="print">
+                    <a:extLst>
+                      <a:ext uri="{28A0092B-C50C-407E-A947-70E740481C1C}">
+                        <a14:useLocalDpi xmlns:a14="http://schemas.microsoft.com/office/drawing/2010/main" val="0"/>
+                      </a:ext>
+                    </a:extLst>
+                  </a:blip>
+                  <a:stretch>
+                    <a:fillRect/>
+                  </a:stretch>
+                </pic:blipFill>
+                <pic:spPr>
+                  <a:xfrm>
+                    <a:off x="0" y="0"/>
+                    <a:ext cx="2340000" cy="817200"/>
+                  </a:xfrm>
+                  <a:prstGeom prst="rect">
+                    <a:avLst/>
+                  </a:prstGeom>
+                </pic:spPr>
+              </pic:pic>
+            </a:graphicData>
+          </a:graphic>
+          <wp14:sizeRelH relativeFrom="margin">
+            <wp14:pctWidth>0</wp14:pctWidth>
+          </wp14:sizeRelH>
+          <wp14:sizeRelV relativeFrom="margin">
+            <wp14:pctHeight>0</wp14:pctHeight>
+          </wp14:sizeRelV>
+        </wp:anchor>
+      </w:drawing>
+    </w:r>
+  </w:p>
+</w:ftr>
+</file>
+
+<file path=word/footer3.xml><?xml version="1.0" encoding="utf-8"?>
+<w:ftr xmlns:wpc="http://schemas.microsoft.com/office/word/2010/wordprocessingCanvas" xmlns:cx="http://schemas.microsoft.com/office/drawing/2014/chartex" xmlns:cx1="http://schemas.microsoft.com/office/drawing/2015/9/8/chartex" xmlns:cx2="http://schemas.microsoft.com/office/drawing/2015/10/21/chartex" xmlns:cx3="http://schemas.microsoft.com/office/drawing/2016/5/9/chartex" xmlns:cx4="http://schemas.microsoft.com/office/drawing/2016/5/10/chartex" xmlns:cx5="http://schemas.microsoft.com/office/drawing/2016/5/11/chartex" xmlns:cx6="http://schemas.microsoft.com/office/drawing/2016/5/12/chartex" xmlns:cx7="http://schemas.microsoft.com/office/drawing/2016/5/13/chartex" xmlns:cx8="http://schemas.microsoft.com/office/drawing/2016/5/14/chartex" xmlns:mc="http://schemas.openxmlformats.org/markup-compatibility/2006" xmlns:aink="http://schemas.microsoft.com/office/drawing/2016/ink" xmlns:am3d="http://schemas.microsoft.com/office/drawing/2017/model3d" xmlns:o="urn:schemas-microsoft-com:office:office" xmlns:oel="http://schemas.microsoft.com/office/2019/extlst" xmlns:r="http://schemas.openxmlformats.org/officeDocument/2006/relationships" xmlns:m="http://schemas.openxmlformats.org/officeDocument/2006/math" xmlns:v="urn:schemas-microsoft-com:vml" xmlns:wp14="http://schemas.microsoft.com/office/word/2010/wordprocessingDrawing" xmlns:wp="http://schemas.openxmlformats.org/drawingml/2006/wordprocessingDrawing" xmlns:w10="urn:schemas-microsoft-com:office:word" xmlns:w="http://schemas.openxmlformats.org/wordprocessingml/2006/main" xmlns:w14="http://schemas.microsoft.com/office/word/2010/wordml" xmlns:w15="http://schemas.microsoft.com/office/word/2012/wordml" xmlns:w16cex="http://schemas.microsoft.com/office/word/2018/wordml/cex" xmlns:w16cid="http://schemas.microsoft.com/office/word/2016/wordml/cid" xmlns:w16="http://schemas.microsoft.com/office/word/2018/wordml" xmlns:w16sdtdh="http://schemas.microsoft.com/office/word/2020/wordml/sdtdatahash" xmlns:w16se="http://schemas.microsoft.com/office/word/2015/wordml/symex" xmlns:wpg="http://schemas.microsoft.com/office/word/2010/wordprocessingGroup" xmlns:wpi="http://schemas.microsoft.com/office/word/2010/wordprocessingInk" xmlns:wne="http://schemas.microsoft.com/office/word/2006/wordml" xmlns:wps="http://schemas.microsoft.com/office/word/2010/wordprocessingShape" mc:Ignorable="w14 w15 w16se w16cid w16 w16cex w16sdtdh wp14">
+  <w:p>
+    <w:pPr>
+      <w:pStyle w:val="Fuzeile"/>
+    </w:pPr>
+    <w:r>
+      <w:rPr>
+        <w:noProof/>
+      </w:rPr>
+      <w:drawing>
+        <wp:anchor distT="0" distB="0" distL="114300" distR="114300" simplePos="0" relativeHeight="251662336" behindDoc="0" locked="0" layoutInCell="1" allowOverlap="1" wp14:anchorId="3AA9EBEF" wp14:editId="23CD082B">
+          <wp:simplePos x="0" y="0"/>
+          <wp:positionH relativeFrom="column">
+            <wp:posOffset>4260850</wp:posOffset>
+          </wp:positionH>
+          <wp:positionV relativeFrom="bottomMargin">
+            <wp:posOffset>-252095</wp:posOffset>
+          </wp:positionV>
+          <wp:extent cx="2340000" cy="817200"/>
+          <wp:effectExtent l="0" t="0" r="0" b="0"/>
+          <wp:wrapNone/>
+          <wp:docPr id="39" name="Grafik 39"/>
+          <wp:cNvGraphicFramePr>
+            <a:graphicFrameLocks xmlns:a="http://schemas.openxmlformats.org/drawingml/2006/main" noChangeAspect="1"/>
+          </wp:cNvGraphicFramePr>
+          <a:graphic xmlns:a="http://schemas.openxmlformats.org/drawingml/2006/main">
+            <a:graphicData uri="http://schemas.openxmlformats.org/drawingml/2006/picture">
+              <pic:pic xmlns:pic="http://schemas.openxmlformats.org/drawingml/2006/picture">
+                <pic:nvPicPr>
+                  <pic:cNvPr id="1" name="AfW_Logo_2-zeilig_100_RZ.png"/>
+                  <pic:cNvPicPr/>
+                </pic:nvPicPr>
+                <pic:blipFill>
+                  <a:blip r:embed="rId1" cstate="print">
+                    <a:extLst>
+                      <a:ext uri="{28A0092B-C50C-407E-A947-70E740481C1C}">
+                        <a14:useLocalDpi xmlns:a14="http://schemas.microsoft.com/office/drawing/2010/main" val="0"/>
+                      </a:ext>
+                    </a:extLst>
+                  </a:blip>
+                  <a:stretch>
+                    <a:fillRect/>
+                  </a:stretch>
+                </pic:blipFill>
+                <pic:spPr>
+                  <a:xfrm>
+                    <a:off x="0" y="0"/>
+                    <a:ext cx="2340000" cy="817200"/>
+                  </a:xfrm>
+                  <a:prstGeom prst="rect">
+                    <a:avLst/>
+                  </a:prstGeom>
+                </pic:spPr>
+              </pic:pic>
+            </a:graphicData>
+          </a:graphic>
+          <wp14:sizeRelH relativeFrom="margin">
+            <wp14:pctWidth>0</wp14:pctWidth>
+          </wp14:sizeRelH>
+          <wp14:sizeRelV relativeFrom="margin">
+            <wp14:pctHeight>0</wp14:pctHeight>
+          </wp14:sizeRelV>
+        </wp:anchor>
+      </w:drawing>
+    </w:r>
+  </w:p>
+</w:ftr>
+</file>
+
+<file path=word/footnotes.xml><?xml version="1.0" encoding="utf-8"?>
+<w:footnotes xmlns:wpc="http://schemas.microsoft.com/office/word/2010/wordprocessingCanvas" xmlns:cx="http://schemas.microsoft.com/office/drawing/2014/chartex" xmlns:cx1="http://schemas.microsoft.com/office/drawing/2015/9/8/chartex" xmlns:cx2="http://schemas.microsoft.com/office/drawing/2015/10/21/chartex" xmlns:cx3="http://schemas.microsoft.com/office/drawing/2016/5/9/chartex" xmlns:cx4="http://schemas.microsoft.com/office/drawing/2016/5/10/chartex" xmlns:cx5="http://schemas.microsoft.com/office/drawing/2016/5/11/chartex" xmlns:cx6="http://schemas.microsoft.com/office/drawing/2016/5/12/chartex" xmlns:cx7="http://schemas.microsoft.com/office/drawing/2016/5/13/chartex" xmlns:cx8="http://schemas.microsoft.com/office/drawing/2016/5/14/chartex" xmlns:mc="http://schemas.openxmlformats.org/markup-compatibility/2006" xmlns:aink="http://schemas.microsoft.com/office/drawing/2016/ink" xmlns:am3d="http://schemas.microsoft.com/office/drawing/2017/model3d" xmlns:o="urn:schemas-microsoft-com:office:office" xmlns:oel="http://schemas.microsoft.com/office/2019/extlst" xmlns:r="http://schemas.openxmlformats.org/officeDocument/2006/relationships" xmlns:m="http://schemas.openxmlformats.org/officeDocument/2006/math" xmlns:v="urn:schemas-microsoft-com:vml" xmlns:wp14="http://schemas.microsoft.com/office/word/2010/wordprocessingDrawing" xmlns:wp="http://schemas.openxmlformats.org/drawingml/2006/wordprocessingDrawing" xmlns:w10="urn:schemas-microsoft-com:office:word" xmlns:w="http://schemas.openxmlformats.org/wordprocessingml/2006/main" xmlns:w14="http://schemas.microsoft.com/office/word/2010/wordml" xmlns:w15="http://schemas.microsoft.com/office/word/2012/wordml" xmlns:w16cex="http://schemas.microsoft.com/office/word/2018/wordml/cex" xmlns:w16cid="http://schemas.microsoft.com/office/word/2016/wordml/cid" xmlns:w16="http://schemas.microsoft.com/office/word/2018/wordml" xmlns:w16sdtdh="http://schemas.microsoft.com/office/word/2020/wordml/sdtdatahash" xmlns:w16se="http://schemas.microsoft.com/office/word/2015/wordml/symex" xmlns:wpg="http://schemas.microsoft.com/office/word/2010/wordprocessingGroup" xmlns:wpi="http://schemas.microsoft.com/office/word/2010/wordprocessingInk" xmlns:wne="http://schemas.microsoft.com/office/word/2006/wordml" xmlns:wps="http://schemas.microsoft.com/office/word/2010/wordprocessingShape" mc:Ignorable="w14 w15 w16se w16cid w16 w16cex w16sdtdh wp14">
+  <w:footnote w:type="separator" w:id="-1">
+    <w:p>
+      <w:r>
+        <w:separator/>
+      </w:r>
+    </w:p>
+  </w:footnote>
+  <w:footnote w:type="continuationSeparator" w:id="0">
+    <w:p>
+      <w:r>
+        <w:continuationSeparator/>
+      </w:r>
+    </w:p>
+  </w:footnote>
+</w:footnotes>
+</file>
+
+<file path=word/header1.xml><?xml version="1.0" encoding="utf-8"?>
+<w:hdr xmlns:wpc="http://schemas.microsoft.com/office/word/2010/wordprocessingCanvas" xmlns:cx="http://schemas.microsoft.com/office/drawing/2014/chartex" xmlns:cx1="http://schemas.microsoft.com/office/drawing/2015/9/8/chartex" xmlns:cx2="http://schemas.microsoft.com/office/drawing/2015/10/21/chartex" xmlns:cx3="http://schemas.microsoft.com/office/drawing/2016/5/9/chartex" xmlns:cx4="http://schemas.microsoft.com/office/drawing/2016/5/10/chartex" xmlns:cx5="http://schemas.microsoft.com/office/drawing/2016/5/11/chartex" xmlns:cx6="http://schemas.microsoft.com/office/drawing/2016/5/12/chartex" xmlns:cx7="http://schemas.microsoft.com/office/drawing/2016/5/13/chartex" xmlns:cx8="http://schemas.microsoft.com/office/drawing/2016/5/14/chartex" xmlns:mc="http://schemas.openxmlformats.org/markup-compatibility/2006" xmlns:aink="http://schemas.microsoft.com/office/drawing/2016/ink" xmlns:am3d="http://schemas.microsoft.com/office/drawing/2017/model3d" xmlns:o="urn:schemas-microsoft-com:office:office" xmlns:oel="http://schemas.microsoft.com/office/2019/extlst" xmlns:r="http://schemas.openxmlformats.org/officeDocument/2006/relationships" xmlns:m="http://schemas.openxmlformats.org/officeDocument/2006/math" xmlns:v="urn:schemas-microsoft-com:vml" xmlns:wp14="http://schemas.microsoft.com/office/word/2010/wordprocessingDrawing" xmlns:wp="http://schemas.openxmlformats.org/drawingml/2006/wordprocessingDrawing" xmlns:w10="urn:schemas-microsoft-com:office:word" xmlns:w="http://schemas.openxmlformats.org/wordprocessingml/2006/main" xmlns:w14="http://schemas.microsoft.com/office/word/2010/wordml" xmlns:w15="http://schemas.microsoft.com/office/word/2012/wordml" xmlns:w16cex="http://schemas.microsoft.com/office/word/2018/wordml/cex" xmlns:w16cid="http://schemas.microsoft.com/office/word/2016/wordml/cid" xmlns:w16="http://schemas.microsoft.com/office/word/2018/wordml" xmlns:w16sdtdh="http://schemas.microsoft.com/office/word/2020/wordml/sdtdatahash" xmlns:w16se="http://schemas.microsoft.com/office/word/2015/wordml/symex" xmlns:wpg="http://schemas.microsoft.com/office/word/2010/wordprocessingGroup" xmlns:wpi="http://schemas.microsoft.com/office/word/2010/wordprocessingInk" xmlns:wne="http://schemas.microsoft.com/office/word/2006/wordml" xmlns:wps="http://schemas.microsoft.com/office/word/2010/wordprocessingShape" mc:Ignorable="w14 w15 w16se w16cid w16 w16cex w16sdtdh wp14">
+  <w:p>
+    <w:pPr>
+      <w:pStyle w:val="Kopfzeile"/>
+    </w:pPr>
+  </w:p>
+</w:hdr>
+</file>
+
+<file path=word/header2.xml><?xml version="1.0" encoding="utf-8"?>
+<w:hdr xmlns:wpc="http://schemas.microsoft.com/office/word/2010/wordprocessingCanvas" xmlns:cx="http://schemas.microsoft.com/office/drawing/2014/chartex" xmlns:cx1="http://schemas.microsoft.com/office/drawing/2015/9/8/chartex" xmlns:cx2="http://schemas.microsoft.com/office/drawing/2015/10/21/chartex" xmlns:cx3="http://schemas.microsoft.com/office/drawing/2016/5/9/chartex" xmlns:cx4="http://schemas.microsoft.com/office/drawing/2016/5/10/chartex" xmlns:cx5="http://schemas.microsoft.com/office/drawing/2016/5/11/chartex" xmlns:cx6="http://schemas.microsoft.com/office/drawing/2016/5/12/chartex" xmlns:cx7="http://schemas.microsoft.com/office/drawing/2016/5/13/chartex" xmlns:cx8="http://schemas.microsoft.com/office/drawing/2016/5/14/chartex" xmlns:mc="http://schemas.openxmlformats.org/markup-compatibility/2006" xmlns:aink="http://schemas.microsoft.com/office/drawing/2016/ink" xmlns:am3d="http://schemas.microsoft.com/office/drawing/2017/model3d" xmlns:o="urn:schemas-microsoft-com:office:office" xmlns:oel="http://schemas.microsoft.com/office/2019/extlst" xmlns:r="http://schemas.openxmlformats.org/officeDocument/2006/relationships" xmlns:m="http://schemas.openxmlformats.org/officeDocument/2006/math" xmlns:v="urn:schemas-microsoft-com:vml" xmlns:wp14="http://schemas.microsoft.com/office/word/2010/wordprocessingDrawing" xmlns:wp="http://schemas.openxmlformats.org/drawingml/2006/wordprocessingDrawing" xmlns:w10="urn:schemas-microsoft-com:office:word" xmlns:w="http://schemas.openxmlformats.org/wordprocessingml/2006/main" xmlns:w14="http://schemas.microsoft.com/office/word/2010/wordml" xmlns:w15="http://schemas.microsoft.com/office/word/2012/wordml" xmlns:w16cex="http://schemas.microsoft.com/office/word/2018/wordml/cex" xmlns:w16cid="http://schemas.microsoft.com/office/word/2016/wordml/cid" xmlns:w16="http://schemas.microsoft.com/office/word/2018/wordml" xmlns:w16sdtdh="http://schemas.microsoft.com/office/word/2020/wordml/sdtdatahash" xmlns:w16se="http://schemas.microsoft.com/office/word/2015/wordml/symex" xmlns:wpg="http://schemas.microsoft.com/office/word/2010/wordprocessingGroup" xmlns:wpi="http://schemas.microsoft.com/office/word/2010/wordprocessingInk" xmlns:wne="http://schemas.microsoft.com/office/word/2006/wordml" xmlns:wps="http://schemas.microsoft.com/office/word/2010/wordprocessingShape" mc:Ignorable="w14 w15 w16se w16cid w16 w16cex w16sdtdh wp14">
+  <w:p/>
+  <w:p>
+    <w:r>
+      <w:rPr>
+        <w:noProof/>
+      </w:rPr>
+      <w:drawing>
+        <wp:anchor distT="0" distB="0" distL="114300" distR="114300" simplePos="0" relativeHeight="251664384" behindDoc="0" locked="1" layoutInCell="1" allowOverlap="1" wp14:anchorId="35FBC756" wp14:editId="171B0AEE">
+          <wp:simplePos x="0" y="0"/>
+          <wp:positionH relativeFrom="page">
+            <wp:posOffset>828040</wp:posOffset>
+          </wp:positionH>
+          <wp:positionV relativeFrom="page">
+            <wp:posOffset>619125</wp:posOffset>
+          </wp:positionV>
+          <wp:extent cx="1519200" cy="547200"/>
+          <wp:effectExtent l="0" t="0" r="5080" b="5715"/>
+          <wp:wrapThrough wrapText="bothSides">
+            <wp:wrapPolygon edited="0">
+              <wp:start x="0" y="0"/>
+              <wp:lineTo x="0" y="15805"/>
+              <wp:lineTo x="1625" y="21073"/>
+              <wp:lineTo x="5689" y="21073"/>
+              <wp:lineTo x="6231" y="20321"/>
+              <wp:lineTo x="7856" y="13547"/>
+              <wp:lineTo x="21401" y="10537"/>
+              <wp:lineTo x="21401" y="0"/>
+              <wp:lineTo x="0" y="0"/>
+            </wp:wrapPolygon>
+          </wp:wrapThrough>
+          <wp:docPr id="33" name="Grafik 33"/>
+          <wp:cNvGraphicFramePr>
+            <a:graphicFrameLocks xmlns:a="http://schemas.openxmlformats.org/drawingml/2006/main" noChangeAspect="1"/>
+          </wp:cNvGraphicFramePr>
+          <a:graphic xmlns:a="http://schemas.openxmlformats.org/drawingml/2006/main">
+            <a:graphicData uri="http://schemas.openxmlformats.org/drawingml/2006/picture">
+              <pic:pic xmlns:pic="http://schemas.openxmlformats.org/drawingml/2006/picture">
+                <pic:nvPicPr>
+                  <pic:cNvPr id="105" name="Grafik 105"/>
+                  <pic:cNvPicPr/>
                 </pic:nvPicPr>
                 <pic:blipFill>
                   <a:blip r:embed="rId1">
@@ -3449,23 +5270,78 @@
                       </a:ext>
                     </a:extLst>
                   </a:blip>
-                  <a:srcRect/>
                   <a:stretch>
                     <a:fillRect/>
                   </a:stretch>
                 </pic:blipFill>
-                <pic:spPr bwMode="auto">
+                <pic:spPr>
                   <a:xfrm>
                     <a:off x="0" y="0"/>
-                    <a:ext cx="2008505" cy="352425"/>
+                    <a:ext cx="1519200" cy="547200"/>
                   </a:xfrm>
                   <a:prstGeom prst="rect">
                     <a:avLst/>
                   </a:prstGeom>
-                  <a:noFill/>
-                  <a:ln>
-                    <a:noFill/>
-                  </a:ln>
+                </pic:spPr>
+              </pic:pic>
+            </a:graphicData>
+          </a:graphic>
+          <wp14:sizeRelH relativeFrom="page">
+            <wp14:pctWidth>0</wp14:pctWidth>
+          </wp14:sizeRelH>
+          <wp14:sizeRelV relativeFrom="page">
+            <wp14:pctHeight>0</wp14:pctHeight>
+          </wp14:sizeRelV>
+        </wp:anchor>
+      </w:drawing>
+    </w:r>
+    <w:r>
+      <w:rPr>
+        <w:noProof/>
+      </w:rPr>
+      <w:drawing>
+        <wp:anchor distT="0" distB="0" distL="114300" distR="114300" simplePos="0" relativeHeight="251665408" behindDoc="0" locked="1" layoutInCell="1" allowOverlap="1" wp14:anchorId="037F1A64" wp14:editId="3E241E35">
+          <wp:simplePos x="0" y="0"/>
+          <wp:positionH relativeFrom="page">
+            <wp:posOffset>5758180</wp:posOffset>
+          </wp:positionH>
+          <wp:positionV relativeFrom="page">
+            <wp:posOffset>629920</wp:posOffset>
+          </wp:positionV>
+          <wp:extent cx="1518920" cy="367030"/>
+          <wp:effectExtent l="0" t="0" r="5080" b="0"/>
+          <wp:wrapNone/>
+          <wp:docPr id="34" name="Grafik 34"/>
+          <wp:cNvGraphicFramePr>
+            <a:graphicFrameLocks xmlns:a="http://schemas.openxmlformats.org/drawingml/2006/main" noChangeAspect="1"/>
+          </wp:cNvGraphicFramePr>
+          <a:graphic xmlns:a="http://schemas.openxmlformats.org/drawingml/2006/main">
+            <a:graphicData uri="http://schemas.openxmlformats.org/drawingml/2006/picture">
+              <pic:pic xmlns:pic="http://schemas.openxmlformats.org/drawingml/2006/picture">
+                <pic:nvPicPr>
+                  <pic:cNvPr id="105" name="Grafik 105"/>
+                  <pic:cNvPicPr/>
+                </pic:nvPicPr>
+                <pic:blipFill>
+                  <a:blip r:embed="rId2">
+                    <a:extLst>
+                      <a:ext uri="{28A0092B-C50C-407E-A947-70E740481C1C}">
+                        <a14:useLocalDpi xmlns:a14="http://schemas.microsoft.com/office/drawing/2010/main" val="0"/>
+                      </a:ext>
+                    </a:extLst>
+                  </a:blip>
+                  <a:stretch>
+                    <a:fillRect/>
+                  </a:stretch>
+                </pic:blipFill>
+                <pic:spPr>
+                  <a:xfrm>
+                    <a:off x="0" y="0"/>
+                    <a:ext cx="1518920" cy="367030"/>
+                  </a:xfrm>
+                  <a:prstGeom prst="rect">
+                    <a:avLst/>
+                  </a:prstGeom>
                 </pic:spPr>
               </pic:pic>
             </a:graphicData>
@@ -3486,235 +5362,7 @@
       <mc:AlternateContent>
         <mc:Choice Requires="wps">
           <w:drawing>
-            <wp:anchor distT="0" distB="0" distL="114300" distR="114300" simplePos="0" relativeHeight="251621376" behindDoc="0" locked="1" layoutInCell="0" allowOverlap="1" wp14:anchorId="4A95C266" wp14:editId="6E4FAECD">
-              <wp:simplePos x="0" y="0"/>
-              <wp:positionH relativeFrom="page">
-                <wp:posOffset>5688965</wp:posOffset>
-              </wp:positionH>
-              <wp:positionV relativeFrom="page">
-                <wp:posOffset>575945</wp:posOffset>
-              </wp:positionV>
-              <wp:extent cx="1511935" cy="0"/>
-              <wp:effectExtent l="0" t="0" r="0" b="0"/>
-              <wp:wrapNone/>
-              <wp:docPr id="10" name="Line 9"/>
-              <wp:cNvGraphicFramePr>
-                <a:graphicFrameLocks xmlns:a="http://schemas.openxmlformats.org/drawingml/2006/main"/>
-              </wp:cNvGraphicFramePr>
-              <a:graphic xmlns:a="http://schemas.openxmlformats.org/drawingml/2006/main">
-                <a:graphicData uri="http://schemas.microsoft.com/office/word/2010/wordprocessingShape">
-                  <wps:wsp>
-                    <wps:cNvCnPr>
-                      <a:cxnSpLocks noChangeShapeType="1"/>
-                    </wps:cNvCnPr>
-                    <wps:spPr bwMode="auto">
-                      <a:xfrm>
-                        <a:off x="0" y="0"/>
-                        <a:ext cx="1511935" cy="0"/>
-                      </a:xfrm>
-                      <a:prstGeom prst="line">
-                        <a:avLst/>
-                      </a:prstGeom>
-                      <a:noFill/>
-                      <a:ln w="6350">
-                        <a:solidFill>
-                          <a:srgbClr val="000000"/>
-                        </a:solidFill>
-                        <a:round/>
-                        <a:headEnd/>
-                        <a:tailEnd/>
-                      </a:ln>
-                      <a:extLst>
-                        <a:ext uri="{909E8E84-426E-40DD-AFC4-6F175D3DCCD1}">
-                          <a14:hiddenFill xmlns:a14="http://schemas.microsoft.com/office/drawing/2010/main">
-                            <a:noFill/>
-                          </a14:hiddenFill>
-                        </a:ext>
-                      </a:extLst>
-                    </wps:spPr>
-                    <wps:bodyPr/>
-                  </wps:wsp>
-                </a:graphicData>
-              </a:graphic>
-              <wp14:sizeRelH relativeFrom="page">
-                <wp14:pctWidth>0</wp14:pctWidth>
-              </wp14:sizeRelH>
-              <wp14:sizeRelV relativeFrom="page">
-                <wp14:pctHeight>0</wp14:pctHeight>
-              </wp14:sizeRelV>
-            </wp:anchor>
-          </w:drawing>
-        </mc:Choice>
-        <mc:Fallback>
-          <w:pict>
-            <v:line w14:anchorId="4EEF6262" id="Line 9" o:spid="_x0000_s1026" style="position:absolute;z-index:251621376;visibility:visible;mso-wrap-style:square;mso-width-percent:0;mso-height-percent:0;mso-wrap-distance-left:9pt;mso-wrap-distance-top:0;mso-wrap-distance-right:9pt;mso-wrap-distance-bottom:0;mso-position-horizontal:absolute;mso-position-horizontal-relative:page;mso-position-vertical:absolute;mso-position-vertical-relative:page;mso-width-percent:0;mso-height-percent:0;mso-width-relative:page;mso-height-relative:page" from="447.95pt,45.35pt" to="567pt,45.35pt" o:gfxdata="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" o:allowincell="f" strokeweight=".5pt">
-              <w10:wrap anchorx="page" anchory="page"/>
-              <w10:anchorlock/>
-            </v:line>
-          </w:pict>
-        </mc:Fallback>
-      </mc:AlternateContent>
-    </w:r>
-    <w:r>
-      <w:rPr>
-        <w:noProof/>
-      </w:rPr>
-      <mc:AlternateContent>
-        <mc:Choice Requires="wps">
-          <w:drawing>
-            <wp:anchor distT="0" distB="0" distL="114300" distR="114300" simplePos="0" relativeHeight="251620352" behindDoc="0" locked="1" layoutInCell="0" allowOverlap="1" wp14:anchorId="01F1CFF5" wp14:editId="34C3A99E">
-              <wp:simplePos x="0" y="0"/>
-              <wp:positionH relativeFrom="page">
-                <wp:posOffset>5688965</wp:posOffset>
-              </wp:positionH>
-              <wp:positionV relativeFrom="page">
-                <wp:posOffset>575945</wp:posOffset>
-              </wp:positionV>
-              <wp:extent cx="0" cy="288290"/>
-              <wp:effectExtent l="0" t="0" r="0" b="0"/>
-              <wp:wrapNone/>
-              <wp:docPr id="9" name="Line 8"/>
-              <wp:cNvGraphicFramePr>
-                <a:graphicFrameLocks xmlns:a="http://schemas.openxmlformats.org/drawingml/2006/main"/>
-              </wp:cNvGraphicFramePr>
-              <a:graphic xmlns:a="http://schemas.openxmlformats.org/drawingml/2006/main">
-                <a:graphicData uri="http://schemas.microsoft.com/office/word/2010/wordprocessingShape">
-                  <wps:wsp>
-                    <wps:cNvCnPr>
-                      <a:cxnSpLocks noChangeShapeType="1"/>
-                    </wps:cNvCnPr>
-                    <wps:spPr bwMode="auto">
-                      <a:xfrm>
-                        <a:off x="0" y="0"/>
-                        <a:ext cx="0" cy="288290"/>
-                      </a:xfrm>
-                      <a:prstGeom prst="line">
-                        <a:avLst/>
-                      </a:prstGeom>
-                      <a:noFill/>
-                      <a:ln w="6350">
-                        <a:solidFill>
-                          <a:srgbClr val="000000"/>
-                        </a:solidFill>
-                        <a:round/>
-                        <a:headEnd/>
-                        <a:tailEnd/>
-                      </a:ln>
-                      <a:extLst>
-                        <a:ext uri="{909E8E84-426E-40DD-AFC4-6F175D3DCCD1}">
-                          <a14:hiddenFill xmlns:a14="http://schemas.microsoft.com/office/drawing/2010/main">
-                            <a:noFill/>
-                          </a14:hiddenFill>
-                        </a:ext>
-                      </a:extLst>
-                    </wps:spPr>
-                    <wps:bodyPr/>
-                  </wps:wsp>
-                </a:graphicData>
-              </a:graphic>
-              <wp14:sizeRelH relativeFrom="page">
-                <wp14:pctWidth>0</wp14:pctWidth>
-              </wp14:sizeRelH>
-              <wp14:sizeRelV relativeFrom="page">
-                <wp14:pctHeight>0</wp14:pctHeight>
-              </wp14:sizeRelV>
-            </wp:anchor>
-          </w:drawing>
-        </mc:Choice>
-        <mc:Fallback>
-          <w:pict>
-            <v:line w14:anchorId="444369E6" id="Line 8" o:spid="_x0000_s1026" style="position:absolute;z-index:251620352;visibility:visible;mso-wrap-style:square;mso-width-percent:0;mso-height-percent:0;mso-wrap-distance-left:9pt;mso-wrap-distance-top:0;mso-wrap-distance-right:9pt;mso-wrap-distance-bottom:0;mso-position-horizontal:absolute;mso-position-horizontal-relative:page;mso-position-vertical:absolute;mso-position-vertical-relative:page;mso-width-percent:0;mso-height-percent:0;mso-width-relative:page;mso-height-relative:page" from="447.95pt,45.35pt" to="447.95pt,68.05pt" o:gfxdata="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" o:allowincell="f" strokeweight=".5pt">
-              <w10:wrap anchorx="page" anchory="page"/>
-              <w10:anchorlock/>
-            </v:line>
-          </w:pict>
-        </mc:Fallback>
-      </mc:AlternateContent>
-    </w:r>
-    <w:r>
-      <w:rPr>
-        <w:noProof/>
-      </w:rPr>
-      <mc:AlternateContent>
-        <mc:Choice Requires="wps">
-          <w:drawing>
-            <wp:anchor distT="0" distB="0" distL="114300" distR="114300" simplePos="0" relativeHeight="251619328" behindDoc="0" locked="1" layoutInCell="0" allowOverlap="1" wp14:anchorId="514EF468" wp14:editId="5D031ABD">
-              <wp:simplePos x="0" y="0"/>
-              <wp:positionH relativeFrom="page">
-                <wp:posOffset>360045</wp:posOffset>
-              </wp:positionH>
-              <wp:positionV relativeFrom="page">
-                <wp:posOffset>864235</wp:posOffset>
-              </wp:positionV>
-              <wp:extent cx="5328285" cy="0"/>
-              <wp:effectExtent l="0" t="0" r="0" b="0"/>
-              <wp:wrapNone/>
-              <wp:docPr id="8" name="Line 7"/>
-              <wp:cNvGraphicFramePr>
-                <a:graphicFrameLocks xmlns:a="http://schemas.openxmlformats.org/drawingml/2006/main"/>
-              </wp:cNvGraphicFramePr>
-              <a:graphic xmlns:a="http://schemas.openxmlformats.org/drawingml/2006/main">
-                <a:graphicData uri="http://schemas.microsoft.com/office/word/2010/wordprocessingShape">
-                  <wps:wsp>
-                    <wps:cNvCnPr>
-                      <a:cxnSpLocks noChangeShapeType="1"/>
-                    </wps:cNvCnPr>
-                    <wps:spPr bwMode="auto">
-                      <a:xfrm>
-                        <a:off x="0" y="0"/>
-                        <a:ext cx="5328285" cy="0"/>
-                      </a:xfrm>
-                      <a:prstGeom prst="line">
-                        <a:avLst/>
-                      </a:prstGeom>
-                      <a:noFill/>
-                      <a:ln w="6350">
-                        <a:solidFill>
-                          <a:srgbClr val="000000"/>
-                        </a:solidFill>
-                        <a:round/>
-                        <a:headEnd/>
-                        <a:tailEnd/>
-                      </a:ln>
-                      <a:extLst>
-                        <a:ext uri="{909E8E84-426E-40DD-AFC4-6F175D3DCCD1}">
-                          <a14:hiddenFill xmlns:a14="http://schemas.microsoft.com/office/drawing/2010/main">
-                            <a:noFill/>
-                          </a14:hiddenFill>
-                        </a:ext>
-                      </a:extLst>
-                    </wps:spPr>
-                    <wps:bodyPr/>
-                  </wps:wsp>
-                </a:graphicData>
-              </a:graphic>
-              <wp14:sizeRelH relativeFrom="page">
-                <wp14:pctWidth>0</wp14:pctWidth>
-              </wp14:sizeRelH>
-              <wp14:sizeRelV relativeFrom="page">
-                <wp14:pctHeight>0</wp14:pctHeight>
-              </wp14:sizeRelV>
-            </wp:anchor>
-          </w:drawing>
-        </mc:Choice>
-        <mc:Fallback>
-          <w:pict>
-            <v:line w14:anchorId="472C3509" id="Line 7" o:spid="_x0000_s1026" style="position:absolute;z-index:251619328;visibility:visible;mso-wrap-style:square;mso-width-percent:0;mso-height-percent:0;mso-wrap-distance-left:9pt;mso-wrap-distance-top:0;mso-wrap-distance-right:9pt;mso-wrap-distance-bottom:0;mso-position-horizontal:absolute;mso-position-horizontal-relative:page;mso-position-vertical:absolute;mso-position-vertical-relative:page;mso-width-percent:0;mso-height-percent:0;mso-width-relative:page;mso-height-relative:page" from="28.35pt,68.05pt" to="447.9pt,68.05pt" o:gfxdata="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" o:allowincell="f" strokeweight=".5pt">
-              <w10:wrap anchorx="page" anchory="page"/>
-              <w10:anchorlock/>
-            </v:line>
-          </w:pict>
-        </mc:Fallback>
-      </mc:AlternateContent>
-    </w:r>
-    <w:r>
-      <w:rPr>
-        <w:noProof/>
-      </w:rPr>
-      <mc:AlternateContent>
-        <mc:Choice Requires="wps">
-          <w:drawing>
-            <wp:anchor distT="0" distB="0" distL="0" distR="0" simplePos="0" relativeHeight="251613184" behindDoc="0" locked="1" layoutInCell="0" allowOverlap="1" wp14:anchorId="5B25A025" wp14:editId="4D7DA354">
+            <wp:anchor distT="0" distB="0" distL="0" distR="0" simplePos="0" relativeHeight="251613184" behindDoc="0" locked="1" layoutInCell="0" allowOverlap="1" wp14:anchorId="0AA7B3B8" wp14:editId="5EA652DD">
               <wp:simplePos x="0" y="0"/>
               <wp:positionH relativeFrom="page">
                 <wp:posOffset>0</wp:posOffset>
@@ -3772,8 +5420,8 @@
                         <w:p/>
                       </w:txbxContent>
                     </wps:txbx>
-                    <wps:bodyPr rot="0" vert="horz" wrap="square" lIns="0" tIns="0" rIns="0" bIns="0" anchor="t" anchorCtr="0" upright="1">
-                      <a:noAutofit/>
+                    <wps:bodyPr rot="0" vert="horz" wrap="none" lIns="0" tIns="0" rIns="0" bIns="0" anchor="t" anchorCtr="0" upright="1">
+                      <a:spAutoFit/>
                     </wps:bodyPr>
                   </wps:wsp>
                 </a:graphicData>
@@ -3789,12 +5437,12 @@
         </mc:Choice>
         <mc:Fallback>
           <w:pict>
-            <v:shapetype w14:anchorId="5B25A025" id="_x0000_t202" coordsize="21600,21600" o:spt="202" path="m,l,21600r21600,l21600,xe">
+            <v:shapetype w14:anchorId="0AA7B3B8" id="_x0000_t202" coordsize="21600,21600" o:spt="202" path="m,l,21600r21600,l21600,xe">
               <v:stroke joinstyle="miter"/>
               <v:path gradientshapeok="t" o:connecttype="rect"/>
             </v:shapetype>
-            <v:shape id="Text Box 1" o:spid="_x0000_s1027" type="#_x0000_t202" style="position:absolute;margin-left:0;margin-top:0;width:595.3pt;height:165.85pt;z-index:251613184;visibility:visible;mso-wrap-style:square;mso-width-percent:0;mso-height-percent:0;mso-wrap-distance-left:0;mso-wrap-distance-top:0;mso-wrap-distance-right:0;mso-wrap-distance-bottom:0;mso-position-horizontal:absolute;mso-position-horizontal-relative:page;mso-position-vertical:absolute;mso-position-vertical-relative:page;mso-width-percent:0;mso-height-percent:0;mso-width-relative:page;mso-height-relative:page;v-text-anchor:top" o:gfxdata="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" o:allowincell="f" filled="f" stroked="f" strokeweight="0">
-              <v:textbox inset="0,0,0,0">
+            <v:shape id="Text Box 1" o:spid="_x0000_s1027" type="#_x0000_t202" style="position:absolute;margin-left:0;margin-top:0;width:595.3pt;height:165.85pt;z-index:251613184;visibility:visible;mso-wrap-style:none;mso-width-percent:0;mso-height-percent:0;mso-wrap-distance-left:0;mso-wrap-distance-top:0;mso-wrap-distance-right:0;mso-wrap-distance-bottom:0;mso-position-horizontal:absolute;mso-position-horizontal-relative:page;mso-position-vertical:absolute;mso-position-vertical-relative:page;mso-width-percent:0;mso-height-percent:0;mso-width-relative:page;mso-height-relative:page;v-text-anchor:top" o:gfxdata="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" o:allowincell="f" filled="f" stroked="f" strokeweight="0">
+              <v:textbox style="mso-fit-shape-to-text:t" inset="0,0,0,0">
                 <w:txbxContent>
                   <w:p/>
                 </w:txbxContent>
@@ -3813,7 +5461,7 @@
       <mc:AlternateContent>
         <mc:Choice Requires="wps">
           <w:drawing>
-            <wp:anchor distT="0" distB="0" distL="114300" distR="114300" simplePos="0" relativeHeight="251618304" behindDoc="0" locked="1" layoutInCell="0" allowOverlap="1" wp14:anchorId="67EF98F7" wp14:editId="6DCC388F">
+            <wp:anchor distT="0" distB="0" distL="114300" distR="114300" simplePos="0" relativeHeight="251618304" behindDoc="0" locked="1" layoutInCell="0" allowOverlap="1" wp14:anchorId="2DC5CAE4" wp14:editId="1805682B">
               <wp:simplePos x="0" y="0"/>
               <wp:positionH relativeFrom="page">
                 <wp:posOffset>5760720</wp:posOffset>
@@ -3946,11 +5594,7 @@
         </mc:Choice>
         <mc:Fallback>
           <w:pict>
-            <v:shapetype w14:anchorId="67EF98F7" id="_x0000_t202" coordsize="21600,21600" o:spt="202" path="m,l,21600r21600,l21600,xe">
-              <v:stroke joinstyle="miter"/>
-              <v:path gradientshapeok="t" o:connecttype="rect"/>
-            </v:shapetype>
-            <v:shape id="Text Box 6" o:spid="_x0000_s1028" type="#_x0000_t202" style="position:absolute;margin-left:453.6pt;margin-top:137.5pt;width:73.1pt;height:11.9pt;z-index:251618304;visibility:visible;mso-wrap-style:square;mso-width-percent:0;mso-height-percent:0;mso-wrap-distance-left:9pt;mso-wrap-distance-top:0;mso-wrap-distance-right:9pt;mso-wrap-distance-bottom:0;mso-position-horizontal:absolute;mso-position-horizontal-relative:page;mso-position-vertical:absolute;mso-position-vertical-relative:page;mso-width-percent:0;mso-height-percent:0;mso-width-relative:page;mso-height-relative:page;v-text-anchor:top" o:gfxdata="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" o:allowincell="f" filled="f" stroked="f">
+            <v:shape w14:anchorId="2DC5CAE4" id="Text Box 6" o:spid="_x0000_s1028" type="#_x0000_t202" style="position:absolute;margin-left:453.6pt;margin-top:137.5pt;width:73.1pt;height:11.9pt;z-index:251618304;visibility:visible;mso-wrap-style:square;mso-width-percent:0;mso-height-percent:0;mso-wrap-distance-left:9pt;mso-wrap-distance-top:0;mso-wrap-distance-right:9pt;mso-wrap-distance-bottom:0;mso-position-horizontal:absolute;mso-position-horizontal-relative:page;mso-position-vertical:absolute;mso-position-vertical-relative:page;mso-width-percent:0;mso-height-percent:0;mso-width-relative:page;mso-height-relative:page;v-text-anchor:top" o:gfxdata="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" o:allowincell="f" filled="f" stroked="f">
               <v:textbox inset="0,0,0,0">
                 <w:txbxContent>
                   <w:p>
@@ -4025,8 +5669,8 @@
 </w:hdr>
 </file>
 
-<file path=word/header2.xml><?xml version="1.0" encoding="utf-8"?>
-<w:hdr xmlns:wpc="http://schemas.microsoft.com/office/word/2010/wordprocessingCanvas" xmlns:mc="http://schemas.openxmlformats.org/markup-compatibility/2006" xmlns:o="urn:schemas-microsoft-com:office:office" xmlns:r="http://schemas.openxmlformats.org/officeDocument/2006/relationships" xmlns:m="http://schemas.openxmlformats.org/officeDocument/2006/math" xmlns:v="urn:schemas-microsoft-com:vml" xmlns:wp14="http://schemas.microsoft.com/office/word/2010/wordprocessingDrawing" xmlns:wp="http://schemas.openxmlformats.org/drawingml/2006/wordprocessingDrawing" xmlns:w10="urn:schemas-microsoft-com:office:word" xmlns:w="http://schemas.openxmlformats.org/wordprocessingml/2006/main" xmlns:w14="http://schemas.microsoft.com/office/word/2010/wordml" xmlns:w15="http://schemas.microsoft.com/office/word/2012/wordml" xmlns:wpg="http://schemas.microsoft.com/office/word/2010/wordprocessingGroup" xmlns:wpi="http://schemas.microsoft.com/office/word/2010/wordprocessingInk" xmlns:wne="http://schemas.microsoft.com/office/word/2006/wordml" xmlns:wps="http://schemas.microsoft.com/office/word/2010/wordprocessingShape" mc:Ignorable="w14 w15 wp14">
+<file path=word/header3.xml><?xml version="1.0" encoding="utf-8"?>
+<w:hdr xmlns:wpc="http://schemas.microsoft.com/office/word/2010/wordprocessingCanvas" xmlns:cx="http://schemas.microsoft.com/office/drawing/2014/chartex" xmlns:cx1="http://schemas.microsoft.com/office/drawing/2015/9/8/chartex" xmlns:cx2="http://schemas.microsoft.com/office/drawing/2015/10/21/chartex" xmlns:cx3="http://schemas.microsoft.com/office/drawing/2016/5/9/chartex" xmlns:cx4="http://schemas.microsoft.com/office/drawing/2016/5/10/chartex" xmlns:cx5="http://schemas.microsoft.com/office/drawing/2016/5/11/chartex" xmlns:cx6="http://schemas.microsoft.com/office/drawing/2016/5/12/chartex" xmlns:cx7="http://schemas.microsoft.com/office/drawing/2016/5/13/chartex" xmlns:cx8="http://schemas.microsoft.com/office/drawing/2016/5/14/chartex" xmlns:mc="http://schemas.openxmlformats.org/markup-compatibility/2006" xmlns:aink="http://schemas.microsoft.com/office/drawing/2016/ink" xmlns:am3d="http://schemas.microsoft.com/office/drawing/2017/model3d" xmlns:o="urn:schemas-microsoft-com:office:office" xmlns:oel="http://schemas.microsoft.com/office/2019/extlst" xmlns:r="http://schemas.openxmlformats.org/officeDocument/2006/relationships" xmlns:m="http://schemas.openxmlformats.org/officeDocument/2006/math" xmlns:v="urn:schemas-microsoft-com:vml" xmlns:wp14="http://schemas.microsoft.com/office/word/2010/wordprocessingDrawing" xmlns:wp="http://schemas.openxmlformats.org/drawingml/2006/wordprocessingDrawing" xmlns:w10="urn:schemas-microsoft-com:office:word" xmlns:w="http://schemas.openxmlformats.org/wordprocessingml/2006/main" xmlns:w14="http://schemas.microsoft.com/office/word/2010/wordml" xmlns:w15="http://schemas.microsoft.com/office/word/2012/wordml" xmlns:w16cex="http://schemas.microsoft.com/office/word/2018/wordml/cex" xmlns:w16cid="http://schemas.microsoft.com/office/word/2016/wordml/cid" xmlns:w16="http://schemas.microsoft.com/office/word/2018/wordml" xmlns:w16sdtdh="http://schemas.microsoft.com/office/word/2020/wordml/sdtdatahash" xmlns:w16se="http://schemas.microsoft.com/office/word/2015/wordml/symex" xmlns:wpg="http://schemas.microsoft.com/office/word/2010/wordprocessingGroup" xmlns:wpi="http://schemas.microsoft.com/office/word/2010/wordprocessingInk" xmlns:wne="http://schemas.microsoft.com/office/word/2006/wordml" xmlns:wps="http://schemas.microsoft.com/office/word/2010/wordprocessingShape" mc:Ignorable="w14 w15 w16se w16cid w16 w16cex w16sdtdh wp14">
   <w:p>
     <w:pPr>
       <w:framePr w:w="57" w:h="6175" w:hRule="exact" w:hSpace="142" w:wrap="notBeside" w:vAnchor="page" w:hAnchor="page" w:x="1436" w:y="1"/>
@@ -4045,12 +5689,146 @@
     </w:pPr>
     <w:r>
       <w:rPr>
+        <w:rFonts w:ascii="Sharp Sans Medium" w:hAnsi="Sharp Sans Medium" w:cs="Arial (Textkörper CS)"/>
+        <w:noProof/>
+      </w:rPr>
+      <w:drawing>
+        <wp:anchor distT="0" distB="0" distL="114300" distR="114300" simplePos="0" relativeHeight="251661312" behindDoc="0" locked="1" layoutInCell="1" allowOverlap="1" wp14:anchorId="6B6518FE" wp14:editId="207CC0AF">
+          <wp:simplePos x="0" y="0"/>
+          <wp:positionH relativeFrom="page">
+            <wp:posOffset>5728970</wp:posOffset>
+          </wp:positionH>
+          <wp:positionV relativeFrom="page">
+            <wp:posOffset>629920</wp:posOffset>
+          </wp:positionV>
+          <wp:extent cx="1519200" cy="367200"/>
+          <wp:effectExtent l="0" t="0" r="5080" b="0"/>
+          <wp:wrapNone/>
+          <wp:docPr id="36" name="Grafik 36"/>
+          <wp:cNvGraphicFramePr>
+            <a:graphicFrameLocks xmlns:a="http://schemas.openxmlformats.org/drawingml/2006/main" noChangeAspect="1"/>
+          </wp:cNvGraphicFramePr>
+          <a:graphic xmlns:a="http://schemas.openxmlformats.org/drawingml/2006/main">
+            <a:graphicData uri="http://schemas.openxmlformats.org/drawingml/2006/picture">
+              <pic:pic xmlns:pic="http://schemas.openxmlformats.org/drawingml/2006/picture">
+                <pic:nvPicPr>
+                  <pic:cNvPr id="105" name="Grafik 105"/>
+                  <pic:cNvPicPr/>
+                </pic:nvPicPr>
+                <pic:blipFill>
+                  <a:blip r:embed="rId1">
+                    <a:extLst>
+                      <a:ext uri="{28A0092B-C50C-407E-A947-70E740481C1C}">
+                        <a14:useLocalDpi xmlns:a14="http://schemas.microsoft.com/office/drawing/2010/main" val="0"/>
+                      </a:ext>
+                    </a:extLst>
+                  </a:blip>
+                  <a:stretch>
+                    <a:fillRect/>
+                  </a:stretch>
+                </pic:blipFill>
+                <pic:spPr>
+                  <a:xfrm>
+                    <a:off x="0" y="0"/>
+                    <a:ext cx="1519200" cy="367200"/>
+                  </a:xfrm>
+                  <a:prstGeom prst="rect">
+                    <a:avLst/>
+                  </a:prstGeom>
+                </pic:spPr>
+              </pic:pic>
+            </a:graphicData>
+          </a:graphic>
+          <wp14:sizeRelH relativeFrom="page">
+            <wp14:pctWidth>0</wp14:pctWidth>
+          </wp14:sizeRelH>
+          <wp14:sizeRelV relativeFrom="page">
+            <wp14:pctHeight>0</wp14:pctHeight>
+          </wp14:sizeRelV>
+        </wp:anchor>
+      </w:drawing>
+    </w:r>
+    <w:r>
+      <w:rPr>
+        <w:rFonts w:ascii="Sharp Sans Medium" w:hAnsi="Sharp Sans Medium" w:cs="Arial (Textkörper CS)"/>
+        <w:noProof/>
+      </w:rPr>
+      <w:drawing>
+        <wp:anchor distT="0" distB="0" distL="114300" distR="114300" simplePos="0" relativeHeight="251659264" behindDoc="0" locked="1" layoutInCell="1" allowOverlap="1" wp14:anchorId="6CF8CF84" wp14:editId="203DE1E8">
+          <wp:simplePos x="0" y="0"/>
+          <wp:positionH relativeFrom="page">
+            <wp:posOffset>828040</wp:posOffset>
+          </wp:positionH>
+          <wp:positionV relativeFrom="page">
+            <wp:posOffset>626745</wp:posOffset>
+          </wp:positionV>
+          <wp:extent cx="1519200" cy="547200"/>
+          <wp:effectExtent l="0" t="0" r="5080" b="5715"/>
+          <wp:wrapThrough wrapText="bothSides">
+            <wp:wrapPolygon edited="0">
+              <wp:start x="0" y="0"/>
+              <wp:lineTo x="0" y="15805"/>
+              <wp:lineTo x="1625" y="21073"/>
+              <wp:lineTo x="5689" y="21073"/>
+              <wp:lineTo x="6231" y="20321"/>
+              <wp:lineTo x="7856" y="13547"/>
+              <wp:lineTo x="21401" y="10537"/>
+              <wp:lineTo x="21401" y="0"/>
+              <wp:lineTo x="0" y="0"/>
+            </wp:wrapPolygon>
+          </wp:wrapThrough>
+          <wp:docPr id="37" name="Grafik 37"/>
+          <wp:cNvGraphicFramePr>
+            <a:graphicFrameLocks xmlns:a="http://schemas.openxmlformats.org/drawingml/2006/main" noChangeAspect="1"/>
+          </wp:cNvGraphicFramePr>
+          <a:graphic xmlns:a="http://schemas.openxmlformats.org/drawingml/2006/main">
+            <a:graphicData uri="http://schemas.openxmlformats.org/drawingml/2006/picture">
+              <pic:pic xmlns:pic="http://schemas.openxmlformats.org/drawingml/2006/picture">
+                <pic:nvPicPr>
+                  <pic:cNvPr id="105" name="Grafik 105"/>
+                  <pic:cNvPicPr/>
+                </pic:nvPicPr>
+                <pic:blipFill>
+                  <a:blip r:embed="rId2">
+                    <a:extLst>
+                      <a:ext uri="{28A0092B-C50C-407E-A947-70E740481C1C}">
+                        <a14:useLocalDpi xmlns:a14="http://schemas.microsoft.com/office/drawing/2010/main" val="0"/>
+                      </a:ext>
+                    </a:extLst>
+                  </a:blip>
+                  <a:stretch>
+                    <a:fillRect/>
+                  </a:stretch>
+                </pic:blipFill>
+                <pic:spPr>
+                  <a:xfrm>
+                    <a:off x="0" y="0"/>
+                    <a:ext cx="1519200" cy="547200"/>
+                  </a:xfrm>
+                  <a:prstGeom prst="rect">
+                    <a:avLst/>
+                  </a:prstGeom>
+                </pic:spPr>
+              </pic:pic>
+            </a:graphicData>
+          </a:graphic>
+          <wp14:sizeRelH relativeFrom="page">
+            <wp14:pctWidth>0</wp14:pctWidth>
+          </wp14:sizeRelH>
+          <wp14:sizeRelV relativeFrom="page">
+            <wp14:pctHeight>0</wp14:pctHeight>
+          </wp14:sizeRelV>
+        </wp:anchor>
+      </w:drawing>
+    </w:r>
+    <w:r>
+      <w:rPr>
         <w:noProof/>
       </w:rPr>
       <mc:AlternateContent>
         <mc:Choice Requires="wps">
           <w:drawing>
-            <wp:anchor distT="0" distB="0" distL="114300" distR="114300" simplePos="0" relativeHeight="251622400" behindDoc="0" locked="1" layoutInCell="0" allowOverlap="1" wp14:anchorId="4EA2B751" wp14:editId="535F7185">
+            <wp:anchor distT="0" distB="0" distL="114300" distR="114300" simplePos="0" relativeHeight="251622400" behindDoc="0" locked="1" layoutInCell="0" allowOverlap="1" wp14:anchorId="01104AF1" wp14:editId="6917A1DE">
               <wp:simplePos x="0" y="0"/>
               <wp:positionH relativeFrom="page">
                 <wp:posOffset>360045</wp:posOffset>
@@ -4115,7 +5893,7 @@
         </mc:Choice>
         <mc:Fallback>
           <w:pict>
-            <v:oval w14:anchorId="4AF23DF9" id="Oval 10" o:spid="_x0000_s1026" style="position:absolute;margin-left:28.35pt;margin-top:300.5pt;width:1.4pt;height:1.4pt;z-index:251622400;visibility:visible;mso-wrap-style:square;mso-width-percent:0;mso-height-percent:0;mso-wrap-distance-left:9pt;mso-wrap-distance-top:0;mso-wrap-distance-right:9pt;mso-wrap-distance-bottom:0;mso-position-horizontal:absolute;mso-position-horizontal-relative:page;mso-position-vertical:absolute;mso-position-vertical-relative:page;mso-width-percent:0;mso-height-percent:0;mso-width-relative:page;mso-height-relative:page;v-text-anchor:top" o:gfxdata="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" o:allowincell="f" fillcolor="black" stroked="f">
+            <v:oval w14:anchorId="72B1DF45" id="Oval 10" o:spid="_x0000_s1026" style="position:absolute;margin-left:28.35pt;margin-top:300.5pt;width:1.4pt;height:1.4pt;z-index:251622400;visibility:visible;mso-wrap-style:square;mso-width-percent:0;mso-height-percent:0;mso-wrap-distance-left:9pt;mso-wrap-distance-top:0;mso-wrap-distance-right:9pt;mso-wrap-distance-bottom:0;mso-position-horizontal:absolute;mso-position-horizontal-relative:page;mso-position-vertical:absolute;mso-position-vertical-relative:page;mso-width-percent:0;mso-height-percent:0;mso-width-relative:page;mso-height-relative:page;v-text-anchor:top" o:gfxdata="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" o:allowincell="f" fillcolor="black" stroked="f">
               <w10:wrap anchorx="page" anchory="page"/>
               <w10:anchorlock/>
             </v:oval>
@@ -4127,86 +5905,19 @@
       <w:rPr>
         <w:noProof/>
       </w:rPr>
-      <w:drawing>
-        <wp:anchor distT="0" distB="0" distL="114300" distR="114300" simplePos="0" relativeHeight="251617280" behindDoc="0" locked="1" layoutInCell="0" allowOverlap="1" wp14:anchorId="0F92E604" wp14:editId="118EF41C">
-          <wp:simplePos x="0" y="0"/>
-          <wp:positionH relativeFrom="page">
-            <wp:posOffset>900430</wp:posOffset>
-          </wp:positionH>
-          <wp:positionV relativeFrom="page">
-            <wp:posOffset>1778635</wp:posOffset>
-          </wp:positionV>
-          <wp:extent cx="100965" cy="53340"/>
-          <wp:effectExtent l="0" t="0" r="0" b="3810"/>
-          <wp:wrapNone/>
-          <wp:docPr id="5" name="Bild 5" descr="brief"/>
-          <wp:cNvGraphicFramePr>
-            <a:graphicFrameLocks xmlns:a="http://schemas.openxmlformats.org/drawingml/2006/main" noChangeAspect="1"/>
-          </wp:cNvGraphicFramePr>
-          <a:graphic xmlns:a="http://schemas.openxmlformats.org/drawingml/2006/main">
-            <a:graphicData uri="http://schemas.openxmlformats.org/drawingml/2006/picture">
-              <pic:pic xmlns:pic="http://schemas.openxmlformats.org/drawingml/2006/picture">
-                <pic:nvPicPr>
-                  <pic:cNvPr id="0" name="Picture 5" descr="brief"/>
-                  <pic:cNvPicPr>
-                    <a:picLocks noChangeAspect="1" noChangeArrowheads="1"/>
-                  </pic:cNvPicPr>
-                </pic:nvPicPr>
-                <pic:blipFill>
-                  <a:blip r:embed="rId1">
-                    <a:extLst>
-                      <a:ext uri="{28A0092B-C50C-407E-A947-70E740481C1C}">
-                        <a14:useLocalDpi xmlns:a14="http://schemas.microsoft.com/office/drawing/2010/main" val="0"/>
-                      </a:ext>
-                    </a:extLst>
-                  </a:blip>
-                  <a:srcRect/>
-                  <a:stretch>
-                    <a:fillRect/>
-                  </a:stretch>
-                </pic:blipFill>
-                <pic:spPr bwMode="auto">
-                  <a:xfrm>
-                    <a:off x="0" y="0"/>
-                    <a:ext cx="100965" cy="53340"/>
-                  </a:xfrm>
-                  <a:prstGeom prst="rect">
-                    <a:avLst/>
-                  </a:prstGeom>
-                  <a:noFill/>
-                  <a:ln>
-                    <a:noFill/>
-                  </a:ln>
-                </pic:spPr>
-              </pic:pic>
-            </a:graphicData>
-          </a:graphic>
-          <wp14:sizeRelH relativeFrom="page">
-            <wp14:pctWidth>0</wp14:pctWidth>
-          </wp14:sizeRelH>
-          <wp14:sizeRelV relativeFrom="page">
-            <wp14:pctHeight>0</wp14:pctHeight>
-          </wp14:sizeRelV>
-        </wp:anchor>
-      </w:drawing>
-    </w:r>
-    <w:r>
-      <w:rPr>
-        <w:noProof/>
-      </w:rPr>
       <mc:AlternateContent>
         <mc:Choice Requires="wps">
           <w:drawing>
-            <wp:anchor distT="0" distB="0" distL="114300" distR="114300" simplePos="0" relativeHeight="251616256" behindDoc="0" locked="1" layoutInCell="0" allowOverlap="1" wp14:anchorId="343782AE" wp14:editId="509D2301">
+            <wp:anchor distT="0" distB="0" distL="114300" distR="114300" simplePos="0" relativeHeight="251616256" behindDoc="0" locked="1" layoutInCell="0" allowOverlap="1" wp14:anchorId="4AA9A2D5" wp14:editId="68D89ADF">
               <wp:simplePos x="0" y="0"/>
               <wp:positionH relativeFrom="page">
-                <wp:posOffset>1043940</wp:posOffset>
+                <wp:posOffset>936625</wp:posOffset>
               </wp:positionH>
               <wp:positionV relativeFrom="page">
-                <wp:posOffset>1746250</wp:posOffset>
+                <wp:posOffset>1744345</wp:posOffset>
               </wp:positionV>
-              <wp:extent cx="3060065" cy="179705"/>
-              <wp:effectExtent l="0" t="0" r="0" b="0"/>
+              <wp:extent cx="3060065" cy="246380"/>
+              <wp:effectExtent l="0" t="0" r="6985" b="1270"/>
               <wp:wrapNone/>
               <wp:docPr id="2" name="Text Box 4"/>
               <wp:cNvGraphicFramePr>
@@ -4221,7 +5932,7 @@
                     <wps:spPr bwMode="auto">
                       <a:xfrm>
                         <a:off x="0" y="0"/>
-                        <a:ext cx="3060065" cy="179705"/>
+                        <a:ext cx="3060065" cy="246380"/>
                       </a:xfrm>
                       <a:prstGeom prst="rect">
                         <a:avLst/>
@@ -4254,20 +5965,55 @@
                       <w:txbxContent>
                         <w:p>
                           <w:pPr>
-                            <w:pStyle w:val="IhrZeichen"/>
-                            <w:jc w:val="both"/>
+                            <w:spacing w:line="180" w:lineRule="atLeast"/>
+                            <w:rPr>
+                              <w:sz w:val="14"/>
+                            </w:rPr>
                           </w:pPr>
                           <w:r>
-                            <w:t xml:space="preserve">Universität Bremen · </w:t>
+                            <w:rPr>
+                              <w:rFonts w:eastAsia="MS PGothic" w:cs="Arial"/>
+                              <w:b/>
+                              <w:color w:val="D51130"/>
+                              <w:spacing w:val="4"/>
+                              <w:sz w:val="12"/>
+                              <w:szCs w:val="22"/>
+                              <w:lang w:eastAsia="ja-JP"/>
+                            </w:rPr>
+                            <w:t>Universität Bremen</w:t>
                           </w:r>
                           <w:r>
                             <w:rPr>
-                              <w:b/>
+                              <w:rFonts w:eastAsia="MS PGothic" w:cs="Arial"/>
+                              <w:color w:val="D51130"/>
+                              <w:spacing w:val="4"/>
+                              <w:sz w:val="12"/>
+                              <w:szCs w:val="22"/>
+                              <w:lang w:eastAsia="ja-JP"/>
                             </w:rPr>
-                            <w:t>${F:499}</w:t>
+                            <w:t xml:space="preserve"> | Postfach 33 04 40, 28334 Bremen</w:t>
                           </w:r>
                           <w:r>
-                            <w:t xml:space="preserve"> · Postfach 33 04 40 · 28334 Bremen</w:t>
+                            <w:rPr>
+                              <w:rFonts w:eastAsia="MS PGothic" w:cs="Arial"/>
+                              <w:color w:val="D51130"/>
+                              <w:spacing w:val="4"/>
+                              <w:sz w:val="12"/>
+                              <w:szCs w:val="22"/>
+                              <w:lang w:eastAsia="ja-JP"/>
+                            </w:rPr>
+                            <w:br/>
+                          </w:r>
+                          <w:r>
+                            <w:rPr>
+                              <w:rFonts w:eastAsia="MS PGothic" w:cs="Arial"/>
+                              <w:color w:val="D51130"/>
+                              <w:spacing w:val="4"/>
+                              <w:sz w:val="12"/>
+                              <w:szCs w:val="22"/>
+                              <w:lang w:eastAsia="ja-JP"/>
+                            </w:rPr>
+                            <w:t>Akademie für Weiterbildung</w:t>
                           </w:r>
                         </w:p>
                       </w:txbxContent>
@@ -4289,29 +6035,64 @@
         </mc:Choice>
         <mc:Fallback>
           <w:pict>
-            <v:shapetype w14:anchorId="343782AE" id="_x0000_t202" coordsize="21600,21600" o:spt="202" path="m,l,21600r21600,l21600,xe">
+            <v:shapetype w14:anchorId="4AA9A2D5" id="_x0000_t202" coordsize="21600,21600" o:spt="202" path="m,l,21600r21600,l21600,xe">
               <v:stroke joinstyle="miter"/>
               <v:path gradientshapeok="t" o:connecttype="rect"/>
             </v:shapetype>
-            <v:shape id="Text Box 4" o:spid="_x0000_s1029" type="#_x0000_t202" style="position:absolute;margin-left:82.2pt;margin-top:137.5pt;width:240.95pt;height:14.15pt;z-index:251616256;visibility:visible;mso-wrap-style:square;mso-width-percent:0;mso-height-percent:0;mso-wrap-distance-left:9pt;mso-wrap-distance-top:0;mso-wrap-distance-right:9pt;mso-wrap-distance-bottom:0;mso-position-horizontal:absolute;mso-position-horizontal-relative:page;mso-position-vertical:absolute;mso-position-vertical-relative:page;mso-width-percent:0;mso-height-percent:0;mso-width-relative:page;mso-height-relative:page;v-text-anchor:top" o:gfxdata="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" o:allowincell="f" filled="f" stroked="f">
+            <v:shape id="Text Box 4" o:spid="_x0000_s1029" type="#_x0000_t202" style="position:absolute;margin-left:73.75pt;margin-top:137.35pt;width:240.95pt;height:19.4pt;z-index:251616256;visibility:visible;mso-wrap-style:square;mso-width-percent:0;mso-height-percent:0;mso-wrap-distance-left:9pt;mso-wrap-distance-top:0;mso-wrap-distance-right:9pt;mso-wrap-distance-bottom:0;mso-position-horizontal:absolute;mso-position-horizontal-relative:page;mso-position-vertical:absolute;mso-position-vertical-relative:page;mso-width-percent:0;mso-height-percent:0;mso-width-relative:page;mso-height-relative:page;v-text-anchor:top" o:gfxdata="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" o:allowincell="f" filled="f" stroked="f">
               <v:textbox inset="0,0,0,0">
                 <w:txbxContent>
                   <w:p>
                     <w:pPr>
-                      <w:pStyle w:val="IhrZeichen"/>
-                      <w:jc w:val="both"/>
+                      <w:spacing w:line="180" w:lineRule="atLeast"/>
+                      <w:rPr>
+                        <w:sz w:val="14"/>
+                      </w:rPr>
                     </w:pPr>
                     <w:r>
-                      <w:t xml:space="preserve">Universität Bremen · </w:t>
+                      <w:rPr>
+                        <w:rFonts w:eastAsia="MS PGothic" w:cs="Arial"/>
+                        <w:b/>
+                        <w:color w:val="D51130"/>
+                        <w:spacing w:val="4"/>
+                        <w:sz w:val="12"/>
+                        <w:szCs w:val="22"/>
+                        <w:lang w:eastAsia="ja-JP"/>
+                      </w:rPr>
+                      <w:t>Universität Bremen</w:t>
                     </w:r>
                     <w:r>
                       <w:rPr>
-                        <w:b/>
+                        <w:rFonts w:eastAsia="MS PGothic" w:cs="Arial"/>
+                        <w:color w:val="D51130"/>
+                        <w:spacing w:val="4"/>
+                        <w:sz w:val="12"/>
+                        <w:szCs w:val="22"/>
+                        <w:lang w:eastAsia="ja-JP"/>
                       </w:rPr>
-                      <w:t>${F:499}</w:t>
+                      <w:t xml:space="preserve"> | Postfach 33 04 40, 28334 Bremen</w:t>
                     </w:r>
                     <w:r>
-                      <w:t xml:space="preserve"> · Postfach 33 04 40 · 28334 Bremen</w:t>
+                      <w:rPr>
+                        <w:rFonts w:eastAsia="MS PGothic" w:cs="Arial"/>
+                        <w:color w:val="D51130"/>
+                        <w:spacing w:val="4"/>
+                        <w:sz w:val="12"/>
+                        <w:szCs w:val="22"/>
+                        <w:lang w:eastAsia="ja-JP"/>
+                      </w:rPr>
+                      <w:br/>
+                    </w:r>
+                    <w:r>
+                      <w:rPr>
+                        <w:rFonts w:eastAsia="MS PGothic" w:cs="Arial"/>
+                        <w:color w:val="D51130"/>
+                        <w:spacing w:val="4"/>
+                        <w:sz w:val="12"/>
+                        <w:szCs w:val="22"/>
+                        <w:lang w:eastAsia="ja-JP"/>
+                      </w:rPr>
+                      <w:t>Akademie für Weiterbildung</w:t>
                     </w:r>
                   </w:p>
                 </w:txbxContent>
@@ -4330,7 +6111,7 @@
       <mc:AlternateContent>
         <mc:Choice Requires="wps">
           <w:drawing>
-            <wp:anchor distT="0" distB="0" distL="114300" distR="114300" simplePos="0" relativeHeight="251614208" behindDoc="0" locked="1" layoutInCell="1" allowOverlap="1" wp14:anchorId="3754B661" wp14:editId="47E578FC">
+            <wp:anchor distT="0" distB="0" distL="114300" distR="114300" simplePos="0" relativeHeight="251614208" behindDoc="0" locked="1" layoutInCell="1" allowOverlap="1" wp14:anchorId="58BA4084" wp14:editId="7C49EA2E">
               <wp:simplePos x="0" y="0"/>
               <wp:positionH relativeFrom="page">
                 <wp:posOffset>5760720</wp:posOffset>
@@ -4387,106 +6168,157 @@
                       <w:txbxContent>
                         <w:p>
                           <w:pPr>
-                            <w:pStyle w:val="MARNORM6510"/>
-                          </w:pPr>
-                        </w:p>
-                        <w:p>
-                          <w:pPr>
-                            <w:pStyle w:val="MARNORM6510"/>
-                          </w:pPr>
-                        </w:p>
-                        <w:p>
-                          <w:pPr>
-                            <w:pStyle w:val="MARNORM6510"/>
-                          </w:pPr>
-                        </w:p>
-                        <w:p>
-                          <w:pPr>
                             <w:pStyle w:val="MARFETT8510"/>
+                            <w:rPr>
+                              <w:sz w:val="16"/>
+                              <w:szCs w:val="16"/>
+                            </w:rPr>
                           </w:pPr>
                           <w:r>
+                            <w:rPr>
+                              <w:sz w:val="16"/>
+                              <w:szCs w:val="16"/>
+                            </w:rPr>
                             <w:t>${F:478} ${F:479}</w:t>
                           </w:r>
                         </w:p>
                         <w:p>
                           <w:pPr>
                             <w:pStyle w:val="MARNORM6510"/>
+                            <w:rPr>
+                              <w:sz w:val="16"/>
+                              <w:szCs w:val="16"/>
+                            </w:rPr>
                           </w:pPr>
                           <w:r>
+                            <w:rPr>
+                              <w:sz w:val="16"/>
+                              <w:szCs w:val="16"/>
+                            </w:rPr>
                             <w:t>Sachbearbeitung</w:t>
                           </w:r>
                         </w:p>
                         <w:p>
                           <w:pPr>
-                            <w:pStyle w:val="MARNORM6510"/>
+                            <w:pStyle w:val="MARNORM6585"/>
+                            <w:rPr>
+                              <w:sz w:val="16"/>
+                              <w:szCs w:val="16"/>
+                            </w:rPr>
                           </w:pPr>
                         </w:p>
                         <w:p>
                           <w:pPr>
                             <w:pStyle w:val="MARNORM6585"/>
-                          </w:pPr>
-                        </w:p>
-                        <w:p>
-                          <w:pPr>
-                            <w:pStyle w:val="MARNORM6585"/>
+                            <w:rPr>
+                              <w:sz w:val="16"/>
+                              <w:szCs w:val="16"/>
+                            </w:rPr>
                           </w:pPr>
                           <w:r>
+                            <w:rPr>
+                              <w:sz w:val="16"/>
+                              <w:szCs w:val="16"/>
+                            </w:rPr>
                             <w:t xml:space="preserve">${F:501} </w:t>
                           </w:r>
                         </w:p>
                         <w:p>
                           <w:pPr>
                             <w:pStyle w:val="MARNORM6585"/>
+                            <w:rPr>
+                              <w:sz w:val="16"/>
+                              <w:szCs w:val="16"/>
+                            </w:rPr>
                           </w:pPr>
                           <w:r>
-                            <w:t>Raum: ${F:503}</w:t>
+                            <w:rPr>
+                              <w:sz w:val="16"/>
+                              <w:szCs w:val="16"/>
+                            </w:rPr>
+                            <w:t>Raum: ${F:490}</w:t>
                           </w:r>
                         </w:p>
                         <w:p>
                           <w:pPr>
                             <w:pStyle w:val="MARNORM6585"/>
+                            <w:rPr>
+                              <w:sz w:val="16"/>
+                              <w:szCs w:val="16"/>
+                            </w:rPr>
                           </w:pPr>
                           <w:r>
+                            <w:rPr>
+                              <w:sz w:val="16"/>
+                              <w:szCs w:val="16"/>
+                            </w:rPr>
                             <w:t>28359 Bremen</w:t>
                           </w:r>
                         </w:p>
                         <w:p>
                           <w:pPr>
                             <w:pStyle w:val="MARNORM6585"/>
+                            <w:rPr>
+                              <w:sz w:val="16"/>
+                              <w:szCs w:val="16"/>
+                            </w:rPr>
                           </w:pPr>
                         </w:p>
                         <w:p>
                           <w:pPr>
                             <w:pStyle w:val="MARNORM6585"/>
+                            <w:rPr>
+                              <w:sz w:val="16"/>
+                              <w:szCs w:val="16"/>
+                            </w:rPr>
                           </w:pPr>
                           <w:r>
-                            <w:t xml:space="preserve">Telefon </w:t>
+                            <w:rPr>
+                              <w:b/>
+                              <w:sz w:val="16"/>
+                              <w:szCs w:val="16"/>
+                            </w:rPr>
+                            <w:t>Tel.</w:t>
                           </w:r>
                           <w:r>
-                            <w:tab/>
-                            <w:t>${F:489}</w:t>
+                            <w:rPr>
+                              <w:sz w:val="16"/>
+                              <w:szCs w:val="16"/>
+                            </w:rPr>
+                            <w:t xml:space="preserve"> ${F:489}</w:t>
                           </w:r>
                         </w:p>
                         <w:p>
                           <w:pPr>
                             <w:pStyle w:val="MARNORM6585"/>
                             <w:rPr>
+                              <w:sz w:val="16"/>
+                              <w:szCs w:val="16"/>
                               <w:lang w:val="fr-FR"/>
                             </w:rPr>
                           </w:pPr>
                           <w:r>
                             <w:rPr>
+                              <w:b/>
+                              <w:sz w:val="16"/>
+                              <w:szCs w:val="16"/>
                               <w:lang w:val="fr-FR"/>
                             </w:rPr>
-                            <w:t xml:space="preserve">Fax </w:t>
+                            <w:t>Fax</w:t>
                           </w:r>
                           <w:r>
                             <w:rPr>
+                              <w:sz w:val="16"/>
+                              <w:szCs w:val="16"/>
                               <w:lang w:val="fr-FR"/>
                             </w:rPr>
-                            <w:tab/>
+                            <w:t xml:space="preserve"> </w:t>
                           </w:r>
                           <w:r>
+                            <w:rPr>
+                              <w:sz w:val="16"/>
+                              <w:szCs w:val="16"/>
+                            </w:rPr>
                             <w:t>${F:495}</w:t>
                           </w:r>
                         </w:p>
@@ -4495,22 +6327,16 @@
                             <w:pStyle w:val="MARNORM6585"/>
                             <w:ind w:left="567" w:hanging="567"/>
                             <w:rPr>
+                              <w:sz w:val="16"/>
+                              <w:szCs w:val="16"/>
                               <w:lang w:val="fr-FR"/>
                             </w:rPr>
                           </w:pPr>
                           <w:r>
                             <w:rPr>
-                              <w:lang w:val="fr-FR"/>
+                              <w:sz w:val="16"/>
+                              <w:szCs w:val="16"/>
                             </w:rPr>
-                            <w:t xml:space="preserve">eMail </w:t>
-                          </w:r>
-                          <w:r>
-                            <w:rPr>
-                              <w:lang w:val="fr-FR"/>
-                            </w:rPr>
-                            <w:tab/>
-                          </w:r>
-                          <w:r>
                             <w:t>${F:481}</w:t>
                           </w:r>
                         </w:p>
@@ -4519,29 +6345,18 @@
                             <w:pStyle w:val="MARNORM6585"/>
                             <w:ind w:left="567" w:hanging="567"/>
                             <w:rPr>
-                              <w:sz w:val="14"/>
+                              <w:sz w:val="16"/>
+                              <w:szCs w:val="16"/>
                               <w:lang w:val="fr-FR"/>
                             </w:rPr>
                           </w:pPr>
                           <w:r>
                             <w:rPr>
+                              <w:sz w:val="16"/>
+                              <w:szCs w:val="16"/>
                               <w:lang w:val="fr-FR"/>
                             </w:rPr>
-                            <w:t xml:space="preserve">www </w:t>
-                          </w:r>
-                          <w:r>
-                            <w:rPr>
-                              <w:lang w:val="fr-FR"/>
-                            </w:rPr>
-                            <w:tab/>
-                            <w:t>www.uni-bremen.de/</w:t>
-                          </w:r>
-                          <w:r>
-                            <w:rPr>
-                              <w:lang w:val="fr-FR"/>
-                            </w:rPr>
-                            <w:br/>
-                            <w:t>weiterbildung</w:t>
+                            <w:t>www.uni-bremen.de/weiterbildung</w:t>
                           </w:r>
                         </w:p>
                         <w:p>
@@ -4656,111 +6471,162 @@
         </mc:Choice>
         <mc:Fallback>
           <w:pict>
-            <v:shape w14:anchorId="3754B661" id="Text Box 2" o:spid="_x0000_s1030" type="#_x0000_t202" style="position:absolute;margin-left:453.6pt;margin-top:137.8pt;width:130.4pt;height:164.4pt;z-index:251614208;visibility:visible;mso-wrap-style:square;mso-width-percent:0;mso-height-percent:0;mso-wrap-distance-left:9pt;mso-wrap-distance-top:0;mso-wrap-distance-right:9pt;mso-wrap-distance-bottom:0;mso-position-horizontal:absolute;mso-position-horizontal-relative:page;mso-position-vertical:absolute;mso-position-vertical-relative:page;mso-width-percent:0;mso-height-percent:0;mso-width-relative:page;mso-height-relative:page;v-text-anchor:top" o:gfxdata="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" filled="f" stroked="f">
+            <v:shape w14:anchorId="58BA4084" id="Text Box 2" o:spid="_x0000_s1030" type="#_x0000_t202" style="position:absolute;margin-left:453.6pt;margin-top:137.8pt;width:130.4pt;height:164.4pt;z-index:251614208;visibility:visible;mso-wrap-style:square;mso-width-percent:0;mso-height-percent:0;mso-wrap-distance-left:9pt;mso-wrap-distance-top:0;mso-wrap-distance-right:9pt;mso-wrap-distance-bottom:0;mso-position-horizontal:absolute;mso-position-horizontal-relative:page;mso-position-vertical:absolute;mso-position-vertical-relative:page;mso-width-percent:0;mso-height-percent:0;mso-width-relative:page;mso-height-relative:page;v-text-anchor:top" o:gfxdata="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" filled="f" stroked="f">
               <v:textbox inset="0,0,0,0">
                 <w:txbxContent>
                   <w:p>
                     <w:pPr>
-                      <w:pStyle w:val="MARNORM6510"/>
-                    </w:pPr>
-                  </w:p>
-                  <w:p>
-                    <w:pPr>
-                      <w:pStyle w:val="MARNORM6510"/>
-                    </w:pPr>
-                  </w:p>
-                  <w:p>
-                    <w:pPr>
-                      <w:pStyle w:val="MARNORM6510"/>
-                    </w:pPr>
-                  </w:p>
-                  <w:p>
-                    <w:pPr>
                       <w:pStyle w:val="MARFETT8510"/>
+                      <w:rPr>
+                        <w:sz w:val="16"/>
+                        <w:szCs w:val="16"/>
+                      </w:rPr>
                     </w:pPr>
                     <w:r>
+                      <w:rPr>
+                        <w:sz w:val="16"/>
+                        <w:szCs w:val="16"/>
+                      </w:rPr>
                       <w:t>${F:478} ${F:479}</w:t>
                     </w:r>
                   </w:p>
                   <w:p>
                     <w:pPr>
                       <w:pStyle w:val="MARNORM6510"/>
+                      <w:rPr>
+                        <w:sz w:val="16"/>
+                        <w:szCs w:val="16"/>
+                      </w:rPr>
                     </w:pPr>
                     <w:r>
+                      <w:rPr>
+                        <w:sz w:val="16"/>
+                        <w:szCs w:val="16"/>
+                      </w:rPr>
                       <w:t>Sachbearbeitung</w:t>
                     </w:r>
                   </w:p>
                   <w:p>
                     <w:pPr>
-                      <w:pStyle w:val="MARNORM6510"/>
+                      <w:pStyle w:val="MARNORM6585"/>
+                      <w:rPr>
+                        <w:sz w:val="16"/>
+                        <w:szCs w:val="16"/>
+                      </w:rPr>
                     </w:pPr>
                   </w:p>
                   <w:p>
                     <w:pPr>
                       <w:pStyle w:val="MARNORM6585"/>
-                    </w:pPr>
-                  </w:p>
-                  <w:p>
-                    <w:pPr>
-                      <w:pStyle w:val="MARNORM6585"/>
+                      <w:rPr>
+                        <w:sz w:val="16"/>
+                        <w:szCs w:val="16"/>
+                      </w:rPr>
                     </w:pPr>
                     <w:r>
+                      <w:rPr>
+                        <w:sz w:val="16"/>
+                        <w:szCs w:val="16"/>
+                      </w:rPr>
                       <w:t xml:space="preserve">${F:501} </w:t>
                     </w:r>
                   </w:p>
                   <w:p>
                     <w:pPr>
                       <w:pStyle w:val="MARNORM6585"/>
+                      <w:rPr>
+                        <w:sz w:val="16"/>
+                        <w:szCs w:val="16"/>
+                      </w:rPr>
                     </w:pPr>
                     <w:r>
-                      <w:t>Raum: ${F:503}</w:t>
+                      <w:rPr>
+                        <w:sz w:val="16"/>
+                        <w:szCs w:val="16"/>
+                      </w:rPr>
+                      <w:t>Raum: ${F:490}</w:t>
                     </w:r>
                   </w:p>
                   <w:p>
                     <w:pPr>
                       <w:pStyle w:val="MARNORM6585"/>
+                      <w:rPr>
+                        <w:sz w:val="16"/>
+                        <w:szCs w:val="16"/>
+                      </w:rPr>
                     </w:pPr>
                     <w:r>
+                      <w:rPr>
+                        <w:sz w:val="16"/>
+                        <w:szCs w:val="16"/>
+                      </w:rPr>
                       <w:t>28359 Bremen</w:t>
                     </w:r>
                   </w:p>
                   <w:p>
                     <w:pPr>
                       <w:pStyle w:val="MARNORM6585"/>
+                      <w:rPr>
+                        <w:sz w:val="16"/>
+                        <w:szCs w:val="16"/>
+                      </w:rPr>
                     </w:pPr>
                   </w:p>
                   <w:p>
                     <w:pPr>
                       <w:pStyle w:val="MARNORM6585"/>
+                      <w:rPr>
+                        <w:sz w:val="16"/>
+                        <w:szCs w:val="16"/>
+                      </w:rPr>
                     </w:pPr>
                     <w:r>
-                      <w:t xml:space="preserve">Telefon </w:t>
+                      <w:rPr>
+                        <w:b/>
+                        <w:sz w:val="16"/>
+                        <w:szCs w:val="16"/>
+                      </w:rPr>
+                      <w:t>Tel.</w:t>
                     </w:r>
                     <w:r>
-                      <w:tab/>
-                      <w:t>${F:489}</w:t>
+                      <w:rPr>
+                        <w:sz w:val="16"/>
+                        <w:szCs w:val="16"/>
+                      </w:rPr>
+                      <w:t xml:space="preserve"> ${F:489}</w:t>
                     </w:r>
                   </w:p>
                   <w:p>
                     <w:pPr>
                       <w:pStyle w:val="MARNORM6585"/>
                       <w:rPr>
+                        <w:sz w:val="16"/>
+                        <w:szCs w:val="16"/>
                         <w:lang w:val="fr-FR"/>
                       </w:rPr>
                     </w:pPr>
                     <w:r>
                       <w:rPr>
+                        <w:b/>
+                        <w:sz w:val="16"/>
+                        <w:szCs w:val="16"/>
                         <w:lang w:val="fr-FR"/>
                       </w:rPr>
-                      <w:t xml:space="preserve">Fax </w:t>
+                      <w:t>Fax</w:t>
                     </w:r>
                     <w:r>
                       <w:rPr>
+                        <w:sz w:val="16"/>
+                        <w:szCs w:val="16"/>
                         <w:lang w:val="fr-FR"/>
                       </w:rPr>
-                      <w:tab/>
+                      <w:t xml:space="preserve"> </w:t>
                     </w:r>
                     <w:r>
+                      <w:rPr>
+                        <w:sz w:val="16"/>
+                        <w:szCs w:val="16"/>
+                      </w:rPr>
                       <w:t>${F:495}</w:t>
                     </w:r>
                   </w:p>
@@ -4769,22 +6635,16 @@
                       <w:pStyle w:val="MARNORM6585"/>
                       <w:ind w:left="567" w:hanging="567"/>
                       <w:rPr>
+                        <w:sz w:val="16"/>
+                        <w:szCs w:val="16"/>
                         <w:lang w:val="fr-FR"/>
                       </w:rPr>
                     </w:pPr>
                     <w:r>
                       <w:rPr>
-                        <w:lang w:val="fr-FR"/>
+                        <w:sz w:val="16"/>
+                        <w:szCs w:val="16"/>
                       </w:rPr>
-                      <w:t xml:space="preserve">eMail </w:t>
-                    </w:r>
-                    <w:r>
-                      <w:rPr>
-                        <w:lang w:val="fr-FR"/>
-                      </w:rPr>
-                      <w:tab/>
-                    </w:r>
-                    <w:r>
                       <w:t>${F:481}</w:t>
                     </w:r>
                   </w:p>
@@ -4793,29 +6653,18 @@
                       <w:pStyle w:val="MARNORM6585"/>
                       <w:ind w:left="567" w:hanging="567"/>
                       <w:rPr>
-                        <w:sz w:val="14"/>
+                        <w:sz w:val="16"/>
+                        <w:szCs w:val="16"/>
                         <w:lang w:val="fr-FR"/>
                       </w:rPr>
                     </w:pPr>
                     <w:r>
                       <w:rPr>
+                        <w:sz w:val="16"/>
+                        <w:szCs w:val="16"/>
                         <w:lang w:val="fr-FR"/>
                       </w:rPr>
-                      <w:t xml:space="preserve">www </w:t>
-                    </w:r>
-                    <w:r>
-                      <w:rPr>
-                        <w:lang w:val="fr-FR"/>
-                      </w:rPr>
-                      <w:tab/>
-                      <w:t>www.uni-bremen.de/</w:t>
-                    </w:r>
-                    <w:r>
-                      <w:rPr>
-                        <w:lang w:val="fr-FR"/>
-                      </w:rPr>
-                      <w:br/>
-                      <w:t>weiterbildung</w:t>
+                      <w:t>www.uni-bremen.de/weiterbildung</w:t>
                     </w:r>
                   </w:p>
                   <w:p>
@@ -4925,7 +6774,7 @@
 </file>
 
 <file path=word/numbering.xml><?xml version="1.0" encoding="utf-8"?>
-<w:numbering xmlns:wpc="http://schemas.microsoft.com/office/word/2010/wordprocessingCanvas" xmlns:mc="http://schemas.openxmlformats.org/markup-compatibility/2006" xmlns:o="urn:schemas-microsoft-com:office:office" xmlns:r="http://schemas.openxmlformats.org/officeDocument/2006/relationships" xmlns:m="http://schemas.openxmlformats.org/officeDocument/2006/math" xmlns:v="urn:schemas-microsoft-com:vml" xmlns:wp14="http://schemas.microsoft.com/office/word/2010/wordprocessingDrawing" xmlns:wp="http://schemas.openxmlformats.org/drawingml/2006/wordprocessingDrawing" xmlns:w10="urn:schemas-microsoft-com:office:word" xmlns:w="http://schemas.openxmlformats.org/wordprocessingml/2006/main" xmlns:w14="http://schemas.microsoft.com/office/word/2010/wordml" xmlns:w15="http://schemas.microsoft.com/office/word/2012/wordml" xmlns:wpg="http://schemas.microsoft.com/office/word/2010/wordprocessingGroup" xmlns:wpi="http://schemas.microsoft.com/office/word/2010/wordprocessingInk" xmlns:wne="http://schemas.microsoft.com/office/word/2006/wordml" xmlns:wps="http://schemas.microsoft.com/office/word/2010/wordprocessingShape" mc:Ignorable="w14 w15 wp14">
+<w:numbering xmlns:wpc="http://schemas.microsoft.com/office/word/2010/wordprocessingCanvas" xmlns:cx="http://schemas.microsoft.com/office/drawing/2014/chartex" xmlns:cx1="http://schemas.microsoft.com/office/drawing/2015/9/8/chartex" xmlns:cx2="http://schemas.microsoft.com/office/drawing/2015/10/21/chartex" xmlns:cx3="http://schemas.microsoft.com/office/drawing/2016/5/9/chartex" xmlns:cx4="http://schemas.microsoft.com/office/drawing/2016/5/10/chartex" xmlns:cx5="http://schemas.microsoft.com/office/drawing/2016/5/11/chartex" xmlns:cx6="http://schemas.microsoft.com/office/drawing/2016/5/12/chartex" xmlns:cx7="http://schemas.microsoft.com/office/drawing/2016/5/13/chartex" xmlns:cx8="http://schemas.microsoft.com/office/drawing/2016/5/14/chartex" xmlns:mc="http://schemas.openxmlformats.org/markup-compatibility/2006" xmlns:aink="http://schemas.microsoft.com/office/drawing/2016/ink" xmlns:am3d="http://schemas.microsoft.com/office/drawing/2017/model3d" xmlns:o="urn:schemas-microsoft-com:office:office" xmlns:oel="http://schemas.microsoft.com/office/2019/extlst" xmlns:r="http://schemas.openxmlformats.org/officeDocument/2006/relationships" xmlns:m="http://schemas.openxmlformats.org/officeDocument/2006/math" xmlns:v="urn:schemas-microsoft-com:vml" xmlns:wp14="http://schemas.microsoft.com/office/word/2010/wordprocessingDrawing" xmlns:wp="http://schemas.openxmlformats.org/drawingml/2006/wordprocessingDrawing" xmlns:w10="urn:schemas-microsoft-com:office:word" xmlns:w="http://schemas.openxmlformats.org/wordprocessingml/2006/main" xmlns:w14="http://schemas.microsoft.com/office/word/2010/wordml" xmlns:w15="http://schemas.microsoft.com/office/word/2012/wordml" xmlns:w16cex="http://schemas.microsoft.com/office/word/2018/wordml/cex" xmlns:w16cid="http://schemas.microsoft.com/office/word/2016/wordml/cid" xmlns:w16="http://schemas.microsoft.com/office/word/2018/wordml" xmlns:w16sdtdh="http://schemas.microsoft.com/office/word/2020/wordml/sdtdatahash" xmlns:w16se="http://schemas.microsoft.com/office/word/2015/wordml/symex" xmlns:wpg="http://schemas.microsoft.com/office/word/2010/wordprocessingGroup" xmlns:wpi="http://schemas.microsoft.com/office/word/2010/wordprocessingInk" xmlns:wne="http://schemas.microsoft.com/office/word/2006/wordml" xmlns:wps="http://schemas.microsoft.com/office/word/2010/wordprocessingShape" mc:Ignorable="w14 w15 w16se w16cid w16 w16cex w16sdtdh wp14">
   <w:abstractNum w:abstractNumId="0" w15:restartNumberingAfterBreak="0">
     <w:nsid w:val="1B473278"/>
     <w:multiLevelType w:val="hybridMultilevel"/>
@@ -5207,6 +7056,96 @@
     </w:lvl>
   </w:abstractNum>
   <w:abstractNum w:abstractNumId="2" w15:restartNumberingAfterBreak="0">
+    <w:nsid w:val="4D772374"/>
+    <w:multiLevelType w:val="hybridMultilevel"/>
+    <w:tmpl w:val="AEDCDC06"/>
+    <w:lvl w:ilvl="0" w:tplc="25B4F1B8">
+      <w:start w:val="1"/>
+      <w:numFmt w:val="decimal"/>
+      <w:lvlText w:val="%1."/>
+      <w:lvlJc w:val="left"/>
+      <w:pPr>
+        <w:ind w:left="720" w:hanging="360"/>
+      </w:pPr>
+      <w:rPr>
+        <w:rFonts w:hint="default"/>
+        <w:sz w:val="22"/>
+      </w:rPr>
+    </w:lvl>
+    <w:lvl w:ilvl="1" w:tplc="04070019" w:tentative="1">
+      <w:start w:val="1"/>
+      <w:numFmt w:val="lowerLetter"/>
+      <w:lvlText w:val="%2."/>
+      <w:lvlJc w:val="left"/>
+      <w:pPr>
+        <w:ind w:left="1440" w:hanging="360"/>
+      </w:pPr>
+    </w:lvl>
+    <w:lvl w:ilvl="2" w:tplc="0407001B" w:tentative="1">
+      <w:start w:val="1"/>
+      <w:numFmt w:val="lowerRoman"/>
+      <w:lvlText w:val="%3."/>
+      <w:lvlJc w:val="right"/>
+      <w:pPr>
+        <w:ind w:left="2160" w:hanging="180"/>
+      </w:pPr>
+    </w:lvl>
+    <w:lvl w:ilvl="3" w:tplc="0407000F" w:tentative="1">
+      <w:start w:val="1"/>
+      <w:numFmt w:val="decimal"/>
+      <w:lvlText w:val="%4."/>
+      <w:lvlJc w:val="left"/>
+      <w:pPr>
+        <w:ind w:left="2880" w:hanging="360"/>
+      </w:pPr>
+    </w:lvl>
+    <w:lvl w:ilvl="4" w:tplc="04070019" w:tentative="1">
+      <w:start w:val="1"/>
+      <w:numFmt w:val="lowerLetter"/>
+      <w:lvlText w:val="%5."/>
+      <w:lvlJc w:val="left"/>
+      <w:pPr>
+        <w:ind w:left="3600" w:hanging="360"/>
+      </w:pPr>
+    </w:lvl>
+    <w:lvl w:ilvl="5" w:tplc="0407001B" w:tentative="1">
+      <w:start w:val="1"/>
+      <w:numFmt w:val="lowerRoman"/>
+      <w:lvlText w:val="%6."/>
+      <w:lvlJc w:val="right"/>
+      <w:pPr>
+        <w:ind w:left="4320" w:hanging="180"/>
+      </w:pPr>
+    </w:lvl>
+    <w:lvl w:ilvl="6" w:tplc="0407000F" w:tentative="1">
+      <w:start w:val="1"/>
+      <w:numFmt w:val="decimal"/>
+      <w:lvlText w:val="%7."/>
+      <w:lvlJc w:val="left"/>
+      <w:pPr>
+        <w:ind w:left="5040" w:hanging="360"/>
+      </w:pPr>
+    </w:lvl>
+    <w:lvl w:ilvl="7" w:tplc="04070019" w:tentative="1">
+      <w:start w:val="1"/>
+      <w:numFmt w:val="lowerLetter"/>
+      <w:lvlText w:val="%8."/>
+      <w:lvlJc w:val="left"/>
+      <w:pPr>
+        <w:ind w:left="5760" w:hanging="360"/>
+      </w:pPr>
+    </w:lvl>
+    <w:lvl w:ilvl="8" w:tplc="0407001B" w:tentative="1">
+      <w:start w:val="1"/>
+      <w:numFmt w:val="lowerRoman"/>
+      <w:lvlText w:val="%9."/>
+      <w:lvlJc w:val="right"/>
+      <w:pPr>
+        <w:ind w:left="6480" w:hanging="180"/>
+      </w:pPr>
+    </w:lvl>
+  </w:abstractNum>
+  <w:abstractNum w:abstractNumId="3" w15:restartNumberingAfterBreak="0">
     <w:nsid w:val="59432859"/>
     <w:multiLevelType w:val="hybridMultilevel"/>
     <w:tmpl w:val="5BFEA24E"/>
@@ -5346,20 +7285,23 @@
       </w:rPr>
     </w:lvl>
   </w:abstractNum>
-  <w:num w:numId="1">
+  <w:num w:numId="1" w16cid:durableId="730736947">
     <w:abstractNumId w:val="1"/>
   </w:num>
-  <w:num w:numId="2">
+  <w:num w:numId="2" w16cid:durableId="20325361">
     <w:abstractNumId w:val="0"/>
   </w:num>
-  <w:num w:numId="3">
+  <w:num w:numId="3" w16cid:durableId="936909106">
+    <w:abstractNumId w:val="3"/>
+  </w:num>
+  <w:num w:numId="4" w16cid:durableId="1030491993">
     <w:abstractNumId w:val="2"/>
   </w:num>
 </w:numbering>
 </file>
 
 <file path=word/styles.xml><?xml version="1.0" encoding="utf-8"?>
-<w:styles xmlns:mc="http://schemas.openxmlformats.org/markup-compatibility/2006" xmlns:r="http://schemas.openxmlformats.org/officeDocument/2006/relationships" xmlns:w="http://schemas.openxmlformats.org/wordprocessingml/2006/main" xmlns:w14="http://schemas.microsoft.com/office/word/2010/wordml" xmlns:w15="http://schemas.microsoft.com/office/word/2012/wordml" mc:Ignorable="w14 w15">
+<w:styles xmlns:mc="http://schemas.openxmlformats.org/markup-compatibility/2006" xmlns:r="http://schemas.openxmlformats.org/officeDocument/2006/relationships" xmlns:w="http://schemas.openxmlformats.org/wordprocessingml/2006/main" xmlns:w14="http://schemas.microsoft.com/office/word/2010/wordml" xmlns:w15="http://schemas.microsoft.com/office/word/2012/wordml" xmlns:w16cex="http://schemas.microsoft.com/office/word/2018/wordml/cex" xmlns:w16cid="http://schemas.microsoft.com/office/word/2016/wordml/cid" xmlns:w16="http://schemas.microsoft.com/office/word/2018/wordml" xmlns:w16sdtdh="http://schemas.microsoft.com/office/word/2020/wordml/sdtdatahash" xmlns:w16se="http://schemas.microsoft.com/office/word/2015/wordml/symex" mc:Ignorable="w14 w15 w16se w16cid w16 w16cex w16sdtdh">
   <w:docDefaults>
     <w:rPrDefault>
       <w:rPr>
@@ -5369,7 +7311,7 @@
     </w:rPrDefault>
     <w:pPrDefault/>
   </w:docDefaults>
-  <w:latentStyles w:defLockedState="0" w:defUIPriority="0" w:defSemiHidden="0" w:defUnhideWhenUsed="0" w:defQFormat="0" w:count="371">
+  <w:latentStyles w:defLockedState="0" w:defUIPriority="0" w:defSemiHidden="0" w:defUnhideWhenUsed="0" w:defQFormat="0" w:count="376">
     <w:lsdException w:name="Normal" w:qFormat="1"/>
     <w:lsdException w:name="heading 1" w:qFormat="1"/>
     <w:lsdException w:name="heading 2" w:qFormat="1"/>
@@ -5734,6 +7676,11 @@
     <w:lsdException w:name="List Table 5 Dark Accent 6" w:uiPriority="50"/>
     <w:lsdException w:name="List Table 6 Colorful Accent 6" w:uiPriority="51"/>
     <w:lsdException w:name="List Table 7 Colorful Accent 6" w:uiPriority="52"/>
+    <w:lsdException w:name="Mention" w:semiHidden="1" w:uiPriority="99" w:unhideWhenUsed="1"/>
+    <w:lsdException w:name="Smart Hyperlink" w:semiHidden="1" w:uiPriority="99" w:unhideWhenUsed="1"/>
+    <w:lsdException w:name="Hashtag" w:semiHidden="1" w:uiPriority="99" w:unhideWhenUsed="1"/>
+    <w:lsdException w:name="Unresolved Mention" w:semiHidden="1" w:uiPriority="99" w:unhideWhenUsed="1"/>
+    <w:lsdException w:name="Smart Link" w:semiHidden="1" w:uiPriority="99" w:unhideWhenUsed="1"/>
   </w:latentStyles>
   <w:style w:type="paragraph" w:default="1" w:styleId="Standard">
     <w:name w:val="Normal"/>
@@ -6028,6 +7975,17 @@
       </w:tblBorders>
     </w:tblPr>
   </w:style>
+  <w:style w:type="paragraph" w:styleId="Listenabsatz">
+    <w:name w:val="List Paragraph"/>
+    <w:basedOn w:val="Standard"/>
+    <w:uiPriority w:val="34"/>
+    <w:qFormat/>
+    <w:rsid w:val="000E73A8"/>
+    <w:pPr>
+      <w:ind w:left="720"/>
+      <w:contextualSpacing/>
+    </w:pPr>
+  </w:style>
 </w:styles>
 </file>
 
@@ -6316,12 +8274,30 @@
 </a:theme>
 </file>
 
+<file path=word/webextensions/taskpanes.xml><?xml version="1.0" encoding="utf-8"?>
+<wetp:taskpanes xmlns:wetp="http://schemas.microsoft.com/office/webextensions/taskpanes/2010/11">
+  <wetp:taskpane dockstate="right" visibility="0" width="350" row="0">
+    <wetp:webextensionref xmlns:r="http://schemas.openxmlformats.org/officeDocument/2006/relationships" r:id="rId1"/>
+  </wetp:taskpane>
+</wetp:taskpanes>
+</file>
+
+<file path=word/webextensions/webextension1.xml><?xml version="1.0" encoding="utf-8"?>
+<we:webextension xmlns:we="http://schemas.microsoft.com/office/webextensions/webextension/2010/11" id="{3E37D46F-3BF4-4752-A5F5-36A48F6E1582}">
+  <we:reference id="a0670bac-f8ce-4fa5-bce3-4e8b04d2175f" version="1.0.0.0" store="\\10.103.32.66\Akademie\Verwaltung\DB_acat_template" storeType="Filesystem"/>
+  <we:alternateReferences/>
+  <we:properties/>
+  <we:bindings/>
+  <we:snapshot xmlns:r="http://schemas.openxmlformats.org/officeDocument/2006/relationships"/>
+</we:webextension>
+</file>
+
 <file path=customXml/item1.xml><?xml version="1.0" encoding="utf-8"?>
 <b:Sources xmlns:b="http://schemas.openxmlformats.org/officeDocument/2006/bibliography" xmlns="http://schemas.openxmlformats.org/officeDocument/2006/bibliography" SelectedStyle="\APA.XSL" StyleName="APA"/>
 </file>
 
 <file path=customXml/itemProps1.xml><?xml version="1.0" encoding="utf-8"?>
-<ds:datastoreItem xmlns:ds="http://schemas.openxmlformats.org/officeDocument/2006/customXml" ds:itemID="{ACF4689B-EAA5-4742-B24E-7182FA646FD1}">
+<ds:datastoreItem xmlns:ds="http://schemas.openxmlformats.org/officeDocument/2006/customXml" ds:itemID="{6B447EED-2253-4603-B080-B110B7D8A25B}">
   <ds:schemaRefs>
     <ds:schemaRef ds:uri="http://schemas.openxmlformats.org/officeDocument/2006/bibliography"/>
   </ds:schemaRefs>

--- a/test/Render/Resources/Rechnung.docx
+++ b/test/Render/Resources/Rechnung.docx
@@ -82,7 +82,13 @@
         <w:t>=:0}</w:t>
       </w:r>
       <w:r>
-        <w:t>${F:1744}</w:t>
+        <w:t>${C:1744:&lt;&gt;Herr</w:t>
+      </w:r>
+      <w:r>
+        <w:t>:0}</w:t>
+      </w:r>
+      <w:r>
+        <w:t>Herrn</w:t>
       </w:r>
     </w:p>
     <w:p>
@@ -90,20 +96,11 @@
         <w:framePr w:w="6356" w:h="2132" w:hSpace="142" w:wrap="around" w:vAnchor="page" w:hAnchor="page" w:x="1472" w:y="3122"/>
       </w:pPr>
       <w:r>
-        <w:t>${C:176</w:t>
-      </w:r>
-      <w:r>
-        <w:t>1</w:t>
+        <w:t>${C:1761:&lt;&gt;</w:t>
       </w:r>
       <w:r>
         <w:t>:</w:t>
       </w:r>
-      <w:r>
-        <w:t>&lt;&gt;</w:t>
-      </w:r>
-      <w:r>
-        <w:t>:</w:t>
-      </w:r>
       <w:proofErr w:type="gramStart"/>
       <w:r>
         <w:t>0}</w:t>
@@ -113,25 +110,19 @@
       </w:r>
       <w:proofErr w:type="gramEnd"/>
       <w:r>
-        <w:t>{C:1747:=:0}</w:t>
-      </w:r>
-      <w:r>
-        <w:t>${C:1752:=:4</w:t>
-      </w:r>
-      <w:r>
-        <w:t>}</w:t>
-      </w:r>
-      <w:r>
-        <w:t xml:space="preserve">${F:1752} </w:t>
-      </w:r>
-      <w:r>
-        <w:t>$</w:t>
-      </w:r>
-      <w:r>
-        <w:t xml:space="preserve">{F:1745} </w:t>
-      </w:r>
-      <w:r>
-        <w:t>${F:1747}</w:t>
+        <w:t>{C:1744:</w:t>
+      </w:r>
+      <w:r>
+        <w:t>=:0}</w:t>
+      </w:r>
+      <w:r>
+        <w:t>${C:1744:&lt;&gt;Frau</w:t>
+      </w:r>
+      <w:r>
+        <w:t>:0}</w:t>
+      </w:r>
+      <w:r>
+        <w:t>Frau</w:t>
       </w:r>
     </w:p>
     <w:p>
@@ -139,27 +130,48 @@
         <w:framePr w:w="6356" w:h="2132" w:hSpace="142" w:wrap="around" w:vAnchor="page" w:hAnchor="page" w:x="1472" w:y="3122"/>
       </w:pPr>
       <w:r>
-        <w:t>${C:1761:&lt;&gt;</w:t>
+        <w:t>${C:176</w:t>
+      </w:r>
+      <w:r>
+        <w:t>1</w:t>
       </w:r>
       <w:r>
         <w:t>:</w:t>
       </w:r>
+      <w:r>
+        <w:t>&lt;&gt;</w:t>
+      </w:r>
+      <w:r>
+        <w:t>:</w:t>
+      </w:r>
       <w:proofErr w:type="gramStart"/>
       <w:r>
-        <w:t>0</w:t>
-      </w:r>
-      <w:r>
-        <w:t>}$</w:t>
+        <w:t>0}</w:t>
+      </w:r>
+      <w:r>
+        <w:t>$</w:t>
       </w:r>
       <w:proofErr w:type="gramEnd"/>
       <w:r>
-        <w:t>{C:1964</w:t>
-      </w:r>
-      <w:r>
-        <w:t>:=:0}</w:t>
-      </w:r>
-      <w:r>
-        <w:t>${F:1964}</w:t>
+        <w:t>{C:1747:=:0}</w:t>
+      </w:r>
+      <w:r>
+        <w:t>${C:1752:=:4</w:t>
+      </w:r>
+      <w:r>
+        <w:t>}</w:t>
+      </w:r>
+      <w:r>
+        <w:t xml:space="preserve">${F:1752} </w:t>
+      </w:r>
+      <w:r>
+        <w:t>$</w:t>
+      </w:r>
+      <w:r>
+        <w:t xml:space="preserve">{F:1745} </w:t>
+      </w:r>
+      <w:r>
+        <w:t>${F:1747}</w:t>
       </w:r>
     </w:p>
     <w:p>
@@ -167,30 +179,27 @@
         <w:framePr w:w="6356" w:h="2132" w:hSpace="142" w:wrap="around" w:vAnchor="page" w:hAnchor="page" w:x="1472" w:y="3122"/>
       </w:pPr>
       <w:r>
-        <w:t>${C:176</w:t>
-      </w:r>
-      <w:r>
-        <w:t>1</w:t>
+        <w:t>${C:1761:&lt;&gt;</w:t>
       </w:r>
       <w:r>
         <w:t>:</w:t>
       </w:r>
-      <w:r>
-        <w:t>&lt;&gt;</w:t>
-      </w:r>
-      <w:r>
-        <w:t>:</w:t>
-      </w:r>
       <w:proofErr w:type="gramStart"/>
       <w:r>
-        <w:t>0}</w:t>
-      </w:r>
-      <w:r>
-        <w:t>$</w:t>
+        <w:t>0</w:t>
+      </w:r>
+      <w:r>
+        <w:t>}$</w:t>
       </w:r>
       <w:proofErr w:type="gramEnd"/>
       <w:r>
-        <w:t>{F:1748}</w:t>
+        <w:t>{C:1964</w:t>
+      </w:r>
+      <w:r>
+        <w:t>:=:0}</w:t>
+      </w:r>
+      <w:r>
+        <w:t>${F:1964}</w:t>
       </w:r>
     </w:p>
     <w:p>
@@ -221,13 +230,7 @@
       </w:r>
       <w:proofErr w:type="gramEnd"/>
       <w:r>
-        <w:t xml:space="preserve">{F:1749} </w:t>
-      </w:r>
-      <w:r>
-        <w:t xml:space="preserve"> </w:t>
-      </w:r>
-      <w:r>
-        <w:t>${F:1750}</w:t>
+        <w:t>{F:1748}</w:t>
       </w:r>
     </w:p>
     <w:p>
@@ -235,24 +238,36 @@
         <w:framePr w:w="6356" w:h="2132" w:hSpace="142" w:wrap="around" w:vAnchor="page" w:hAnchor="page" w:x="1472" w:y="3122"/>
       </w:pPr>
       <w:r>
-        <w:t>${C:</w:t>
+        <w:t>${C:176</w:t>
+      </w:r>
+      <w:r>
+        <w:t>1</w:t>
+      </w:r>
+      <w:r>
+        <w:t>:</w:t>
+      </w:r>
+      <w:r>
+        <w:t>&lt;&gt;</w:t>
+      </w:r>
+      <w:r>
+        <w:t>:</w:t>
       </w:r>
       <w:proofErr w:type="gramStart"/>
       <w:r>
-        <w:t>1858</w:t>
-      </w:r>
-      <w:r>
-        <w:t>:=</w:t>
+        <w:t>0}</w:t>
+      </w:r>
+      <w:r>
+        <w:t>$</w:t>
       </w:r>
       <w:proofErr w:type="gramEnd"/>
       <w:r>
-        <w:t>:0}</w:t>
-      </w:r>
-      <w:r>
-        <w:t>${F:1858</w:t>
-      </w:r>
-      <w:r>
-        <w:t xml:space="preserve">} </w:t>
+        <w:t xml:space="preserve">{F:1749} </w:t>
+      </w:r>
+      <w:r>
+        <w:t xml:space="preserve"> </w:t>
+      </w:r>
+      <w:r>
+        <w:t>${F:1750}</w:t>
       </w:r>
     </w:p>
     <w:p>
@@ -264,13 +279,7 @@
       </w:r>
       <w:proofErr w:type="gramStart"/>
       <w:r>
-        <w:t>1</w:t>
-      </w:r>
-      <w:r>
-        <w:t>9</w:t>
-      </w:r>
-      <w:r>
-        <w:t>65</w:t>
+        <w:t>1858</w:t>
       </w:r>
       <w:r>
         <w:t>:=</w:t>
@@ -280,13 +289,10 @@
         <w:t>:0}</w:t>
       </w:r>
       <w:r>
-        <w:t>${F:1</w:t>
-      </w:r>
-      <w:r>
-        <w:t>965</w:t>
-      </w:r>
-      <w:r>
-        <w:t>}</w:t>
+        <w:t>${F:1858</w:t>
+      </w:r>
+      <w:r>
+        <w:t xml:space="preserve">} </w:t>
       </w:r>
     </w:p>
     <w:p>
@@ -298,23 +304,26 @@
       </w:r>
       <w:proofErr w:type="gramStart"/>
       <w:r>
-        <w:t>1862:=</w:t>
+        <w:t>1</w:t>
+      </w:r>
+      <w:r>
+        <w:t>9</w:t>
+      </w:r>
+      <w:r>
+        <w:t>65</w:t>
+      </w:r>
+      <w:r>
+        <w:t>:=</w:t>
       </w:r>
       <w:proofErr w:type="gramEnd"/>
       <w:r>
         <w:t>:0}</w:t>
       </w:r>
       <w:r>
-        <w:t>${C:1860:=:4</w:t>
-      </w:r>
-      <w:r>
-        <w:t>}</w:t>
-      </w:r>
-      <w:r>
-        <w:t xml:space="preserve">${F:1860} </w:t>
-      </w:r>
-      <w:r>
-        <w:t>${F:1862} ${F:1863</w:t>
+        <w:t>${F:1</w:t>
+      </w:r>
+      <w:r>
+        <w:t>965</w:t>
       </w:r>
       <w:r>
         <w:t>}</w:t>
@@ -329,14 +338,35 @@
       </w:r>
       <w:proofErr w:type="gramStart"/>
       <w:r>
-        <w:t>1760:=</w:t>
+        <w:t>1862:=</w:t>
       </w:r>
       <w:proofErr w:type="gramEnd"/>
       <w:r>
         <w:t>:0}</w:t>
       </w:r>
       <w:r>
-        <w:t>${F:1760</w:t>
+        <w:t>${C:1860:</w:t>
+      </w:r>
+      <w:r>
+        <w:t>&lt;&gt;Herr</w:t>
+      </w:r>
+      <w:r>
+        <w:t>:</w:t>
+      </w:r>
+      <w:r>
+        <w:t>0</w:t>
+      </w:r>
+      <w:r>
+        <w:t>}</w:t>
+      </w:r>
+      <w:r>
+        <w:t>Herrn</w:t>
+      </w:r>
+      <w:r>
+        <w:t xml:space="preserve"> </w:t>
+      </w:r>
+      <w:r>
+        <w:t>${F:1862} ${F:1863</w:t>
       </w:r>
       <w:r>
         <w:t>}</w:t>
@@ -351,6 +381,78 @@
       </w:r>
       <w:proofErr w:type="gramStart"/>
       <w:r>
+        <w:t>1862:=</w:t>
+      </w:r>
+      <w:proofErr w:type="gramEnd"/>
+      <w:r>
+        <w:t>:0}</w:t>
+      </w:r>
+      <w:r>
+        <w:t>${C:1860:&lt;&gt;Frau:0</w:t>
+      </w:r>
+      <w:r>
+        <w:t>}</w:t>
+      </w:r>
+      <w:r>
+        <w:t>Frau ${F:1862} ${F:1863}</w:t>
+      </w:r>
+    </w:p>
+    <w:p>
+      <w:pPr>
+        <w:framePr w:w="6356" w:h="2132" w:hSpace="142" w:wrap="around" w:vAnchor="page" w:hAnchor="page" w:x="1472" w:y="3122"/>
+      </w:pPr>
+      <w:r>
+        <w:t>${C:</w:t>
+      </w:r>
+      <w:proofErr w:type="gramStart"/>
+      <w:r>
+        <w:t>1862:=</w:t>
+      </w:r>
+      <w:proofErr w:type="gramEnd"/>
+      <w:r>
+        <w:t>:0}</w:t>
+      </w:r>
+      <w:r>
+        <w:t>${C:1860:&lt;&gt;:0</w:t>
+      </w:r>
+      <w:r>
+        <w:t>}</w:t>
+      </w:r>
+      <w:r>
+        <w:t>${F:1862} ${F:1863}</w:t>
+      </w:r>
+    </w:p>
+    <w:p>
+      <w:pPr>
+        <w:framePr w:w="6356" w:h="2132" w:hSpace="142" w:wrap="around" w:vAnchor="page" w:hAnchor="page" w:x="1472" w:y="3122"/>
+      </w:pPr>
+      <w:r>
+        <w:t>${C:</w:t>
+      </w:r>
+      <w:proofErr w:type="gramStart"/>
+      <w:r>
+        <w:t>1760:=</w:t>
+      </w:r>
+      <w:proofErr w:type="gramEnd"/>
+      <w:r>
+        <w:t>:0}</w:t>
+      </w:r>
+      <w:r>
+        <w:t>${F:1760</w:t>
+      </w:r>
+      <w:r>
+        <w:t>}</w:t>
+      </w:r>
+    </w:p>
+    <w:p>
+      <w:pPr>
+        <w:framePr w:w="6356" w:h="2132" w:hSpace="142" w:wrap="around" w:vAnchor="page" w:hAnchor="page" w:x="1472" w:y="3122"/>
+      </w:pPr>
+      <w:r>
+        <w:t>${C:</w:t>
+      </w:r>
+      <w:proofErr w:type="gramStart"/>
+      <w:r>
         <w:t>1761:=</w:t>
       </w:r>
       <w:proofErr w:type="gramEnd"/>
@@ -359,6 +461,9 @@
       </w:r>
       <w:r>
         <w:t>${F:1761}</w:t>
+      </w:r>
+      <w:r>
+        <w:t xml:space="preserve"> </w:t>
       </w:r>
       <w:r>
         <w:t xml:space="preserve"> </w:t>
@@ -840,6 +945,14 @@
         <w:tblStyle w:val="TableNormal"/>
         <w:tblW w:w="0" w:type="auto"/>
         <w:tblInd w:w="6" w:type="dxa"/>
+        <w:tblBorders>
+          <w:top w:val="single" w:sz="6" w:space="0" w:color="000000"/>
+          <w:left w:val="single" w:sz="6" w:space="0" w:color="000000"/>
+          <w:bottom w:val="single" w:sz="6" w:space="0" w:color="000000"/>
+          <w:right w:val="single" w:sz="6" w:space="0" w:color="000000"/>
+          <w:insideH w:val="single" w:sz="6" w:space="0" w:color="000000"/>
+          <w:insideV w:val="single" w:sz="6" w:space="0" w:color="000000"/>
+        </w:tblBorders>
         <w:tblLayout w:type="fixed"/>
         <w:tblCellMar>
           <w:top w:w="57" w:type="dxa"/>
@@ -863,12 +976,6 @@
         <w:tc>
           <w:tcPr>
             <w:tcW w:w="555" w:type="dxa"/>
-            <w:tcBorders>
-              <w:top w:val="single" w:sz="5" w:space="0" w:color="000000"/>
-              <w:left w:val="single" w:sz="5" w:space="0" w:color="000000"/>
-              <w:bottom w:val="single" w:sz="5" w:space="0" w:color="000000"/>
-              <w:right w:val="single" w:sz="5" w:space="0" w:color="000000"/>
-            </w:tcBorders>
             <w:vAlign w:val="center"/>
           </w:tcPr>
           <w:p>
@@ -904,12 +1011,6 @@
         <w:tc>
           <w:tcPr>
             <w:tcW w:w="851" w:type="dxa"/>
-            <w:tcBorders>
-              <w:top w:val="single" w:sz="5" w:space="0" w:color="000000"/>
-              <w:left w:val="single" w:sz="5" w:space="0" w:color="000000"/>
-              <w:bottom w:val="single" w:sz="5" w:space="0" w:color="000000"/>
-              <w:right w:val="single" w:sz="5" w:space="0" w:color="000000"/>
-            </w:tcBorders>
             <w:vAlign w:val="center"/>
           </w:tcPr>
           <w:p>
@@ -966,12 +1067,6 @@
         <w:tc>
           <w:tcPr>
             <w:tcW w:w="3260" w:type="dxa"/>
-            <w:tcBorders>
-              <w:top w:val="single" w:sz="5" w:space="0" w:color="000000"/>
-              <w:left w:val="single" w:sz="5" w:space="0" w:color="000000"/>
-              <w:bottom w:val="single" w:sz="5" w:space="0" w:color="000000"/>
-              <w:right w:val="single" w:sz="5" w:space="0" w:color="000000"/>
-            </w:tcBorders>
             <w:vAlign w:val="center"/>
           </w:tcPr>
           <w:p>
@@ -1058,12 +1153,6 @@
         <w:tc>
           <w:tcPr>
             <w:tcW w:w="1418" w:type="dxa"/>
-            <w:tcBorders>
-              <w:top w:val="single" w:sz="5" w:space="0" w:color="000000"/>
-              <w:left w:val="single" w:sz="5" w:space="0" w:color="000000"/>
-              <w:bottom w:val="single" w:sz="5" w:space="0" w:color="000000"/>
-              <w:right w:val="single" w:sz="5" w:space="0" w:color="000000"/>
-            </w:tcBorders>
             <w:vAlign w:val="center"/>
           </w:tcPr>
           <w:p>
@@ -1154,12 +1243,6 @@
         <w:tc>
           <w:tcPr>
             <w:tcW w:w="1417" w:type="dxa"/>
-            <w:tcBorders>
-              <w:top w:val="single" w:sz="5" w:space="0" w:color="000000"/>
-              <w:left w:val="single" w:sz="5" w:space="0" w:color="000000"/>
-              <w:bottom w:val="single" w:sz="5" w:space="0" w:color="000000"/>
-              <w:right w:val="single" w:sz="5" w:space="0" w:color="000000"/>
-            </w:tcBorders>
             <w:vAlign w:val="center"/>
           </w:tcPr>
           <w:p>
@@ -1214,9 +1297,7 @@
           <w:tcPr>
             <w:tcW w:w="555" w:type="dxa"/>
             <w:tcBorders>
-              <w:top w:val="single" w:sz="5" w:space="0" w:color="000000"/>
-              <w:left w:val="single" w:sz="5" w:space="0" w:color="000000"/>
-              <w:right w:val="single" w:sz="5" w:space="0" w:color="000000"/>
+              <w:bottom w:val="nil"/>
             </w:tcBorders>
           </w:tcPr>
           <w:p>
@@ -1261,9 +1342,7 @@
           <w:tcPr>
             <w:tcW w:w="851" w:type="dxa"/>
             <w:tcBorders>
-              <w:top w:val="single" w:sz="5" w:space="0" w:color="000000"/>
-              <w:left w:val="single" w:sz="5" w:space="0" w:color="000000"/>
-              <w:right w:val="single" w:sz="5" w:space="0" w:color="000000"/>
+              <w:bottom w:val="nil"/>
             </w:tcBorders>
           </w:tcPr>
           <w:p>
@@ -1338,9 +1417,7 @@
           <w:tcPr>
             <w:tcW w:w="3260" w:type="dxa"/>
             <w:tcBorders>
-              <w:top w:val="single" w:sz="5" w:space="0" w:color="000000"/>
-              <w:left w:val="single" w:sz="5" w:space="0" w:color="000000"/>
-              <w:right w:val="single" w:sz="5" w:space="0" w:color="000000"/>
+              <w:bottom w:val="nil"/>
             </w:tcBorders>
           </w:tcPr>
           <w:p>
@@ -1995,9 +2072,7 @@
           <w:tcPr>
             <w:tcW w:w="1418" w:type="dxa"/>
             <w:tcBorders>
-              <w:top w:val="single" w:sz="5" w:space="0" w:color="000000"/>
-              <w:left w:val="single" w:sz="5" w:space="0" w:color="000000"/>
-              <w:right w:val="single" w:sz="5" w:space="0" w:color="000000"/>
+              <w:bottom w:val="nil"/>
             </w:tcBorders>
           </w:tcPr>
           <w:p>
@@ -2394,9 +2469,7 @@
           <w:tcPr>
             <w:tcW w:w="1417" w:type="dxa"/>
             <w:tcBorders>
-              <w:top w:val="single" w:sz="5" w:space="0" w:color="000000"/>
-              <w:left w:val="single" w:sz="5" w:space="0" w:color="000000"/>
-              <w:right w:val="single" w:sz="5" w:space="0" w:color="000000"/>
+              <w:bottom w:val="nil"/>
             </w:tcBorders>
           </w:tcPr>
           <w:p>
@@ -2813,24 +2886,22 @@
             <w:tcW w:w="7501" w:type="dxa"/>
             <w:gridSpan w:val="5"/>
             <w:tcBorders>
-              <w:left w:val="single" w:sz="6" w:space="0" w:color="000000"/>
-              <w:right w:val="single" w:sz="6" w:space="0" w:color="000000"/>
+              <w:top w:val="nil"/>
+              <w:left w:val="nil"/>
+              <w:bottom w:val="nil"/>
+              <w:right w:val="nil"/>
             </w:tcBorders>
           </w:tcPr>
           <w:p>
             <w:pPr>
-              <w:pStyle w:val="TableParagraph"/>
-              <w:rPr>
-                <w:rFonts w:ascii="Arial" w:hAnsi="Arial" w:cs="Arial"/>
-                <w:spacing w:val="-1"/>
-                <w:sz w:val="18"/>
-                <w:szCs w:val="20"/>
-                <w:lang w:val="de-DE"/>
-              </w:rPr>
-            </w:pPr>
-            <w:r>
-              <w:rPr>
-                <w:rFonts w:ascii="Arial" w:hAnsi="Arial" w:cs="Arial"/>
+              <w:rPr>
+                <w:sz w:val="18"/>
+                <w:szCs w:val="18"/>
+              </w:rPr>
+            </w:pPr>
+            <w:r>
+              <w:rPr>
+                <w:rFonts w:cs="Arial"/>
                 <w:spacing w:val="-1"/>
                 <w:sz w:val="18"/>
                 <w:szCs w:val="20"/>
@@ -2846,8 +2917,8 @@
           <w:tcPr>
             <w:tcW w:w="555" w:type="dxa"/>
             <w:tcBorders>
-              <w:left w:val="single" w:sz="5" w:space="0" w:color="000000"/>
-              <w:right w:val="single" w:sz="5" w:space="0" w:color="000000"/>
+              <w:top w:val="nil"/>
+              <w:bottom w:val="nil"/>
             </w:tcBorders>
           </w:tcPr>
           <w:p>
@@ -2868,8 +2939,8 @@
           <w:tcPr>
             <w:tcW w:w="851" w:type="dxa"/>
             <w:tcBorders>
-              <w:left w:val="single" w:sz="5" w:space="0" w:color="000000"/>
-              <w:right w:val="single" w:sz="5" w:space="0" w:color="000000"/>
+              <w:top w:val="nil"/>
+              <w:bottom w:val="nil"/>
             </w:tcBorders>
           </w:tcPr>
           <w:p>
@@ -2890,8 +2961,8 @@
           <w:tcPr>
             <w:tcW w:w="3260" w:type="dxa"/>
             <w:tcBorders>
-              <w:left w:val="single" w:sz="5" w:space="0" w:color="000000"/>
-              <w:right w:val="single" w:sz="5" w:space="0" w:color="000000"/>
+              <w:top w:val="nil"/>
+              <w:bottom w:val="nil"/>
             </w:tcBorders>
           </w:tcPr>
           <w:p>
@@ -2905,86 +2976,15 @@
                 <w:rFonts w:cs="Arial"/>
                 <w:noProof/>
                 <w:sz w:val="18"/>
-                <w:szCs w:val="18"/>
-              </w:rPr>
-            </w:pPr>
-            <w:r>
-              <w:rPr>
-                <w:rFonts w:cs="Arial"/>
-                <w:noProof/>
-                <w:sz w:val="18"/>
-                <w:szCs w:val="18"/>
-              </w:rPr>
-              <w:t xml:space="preserve">Gutschein: </w:t>
-            </w:r>
-            <w:r>
-              <w:rPr>
-                <w:rFonts w:cs="Arial"/>
-                <w:noProof/>
-                <w:sz w:val="18"/>
-                <w:szCs w:val="18"/>
-              </w:rPr>
-              <w:t>${F:1909}</w:t>
-            </w:r>
-            <w:r>
-              <w:rPr>
-                <w:sz w:val="18"/>
-                <w:szCs w:val="18"/>
-              </w:rPr>
-              <w:t xml:space="preserve"> </w:t>
-            </w:r>
-            <w:r>
-              <w:rPr>
-                <w:sz w:val="18"/>
-                <w:szCs w:val="18"/>
-              </w:rPr>
-              <w:t>${C:</w:t>
-            </w:r>
-            <w:proofErr w:type="gramStart"/>
-            <w:r>
-              <w:rPr>
-                <w:sz w:val="18"/>
-                <w:szCs w:val="18"/>
-              </w:rPr>
-              <w:t>1910:=</w:t>
-            </w:r>
-            <w:proofErr w:type="gramEnd"/>
-            <w:r>
-              <w:rPr>
-                <w:sz w:val="18"/>
-                <w:szCs w:val="18"/>
-              </w:rPr>
-              <w:t>:3</w:t>
-            </w:r>
-            <w:r>
-              <w:rPr>
-                <w:sz w:val="18"/>
-                <w:szCs w:val="18"/>
-              </w:rPr>
-              <w:t>}</w:t>
-            </w:r>
-            <w:r>
-              <w:rPr>
-                <w:sz w:val="18"/>
-                <w:szCs w:val="18"/>
-              </w:rPr>
-              <w:t xml:space="preserve"> </w:t>
-            </w:r>
-            <w:r>
-              <w:rPr>
-                <w:sz w:val="18"/>
-                <w:szCs w:val="18"/>
-              </w:rPr>
-              <w:t>(</w:t>
-            </w:r>
-            <w:r>
-              <w:rPr>
-                <w:rFonts w:cs="Arial"/>
-                <w:noProof/>
-                <w:sz w:val="18"/>
-                <w:szCs w:val="18"/>
-              </w:rPr>
-              <w:t>${F:1910})</w:t>
+              </w:rPr>
+            </w:pPr>
+            <w:r>
+              <w:rPr>
+                <w:rFonts w:cs="Arial"/>
+                <w:noProof/>
+                <w:sz w:val="18"/>
+              </w:rPr>
+              <w:t xml:space="preserve">${F:2004} </w:t>
             </w:r>
           </w:p>
         </w:tc>
@@ -2992,42 +2992,31 @@
           <w:tcPr>
             <w:tcW w:w="1418" w:type="dxa"/>
             <w:tcBorders>
-              <w:left w:val="single" w:sz="5" w:space="0" w:color="000000"/>
-              <w:right w:val="single" w:sz="5" w:space="0" w:color="000000"/>
+              <w:top w:val="nil"/>
+              <w:bottom w:val="nil"/>
             </w:tcBorders>
           </w:tcPr>
           <w:p>
             <w:pPr>
-              <w:pStyle w:val="TableParagraph"/>
-              <w:ind w:left="167" w:firstLine="79"/>
               <w:jc w:val="right"/>
               <w:rPr>
-                <w:rFonts w:ascii="Arial" w:hAnsi="Arial" w:cs="Arial"/>
-                <w:spacing w:val="-1"/>
-                <w:sz w:val="18"/>
-                <w:szCs w:val="20"/>
-                <w:lang w:val="de-DE"/>
-              </w:rPr>
-            </w:pPr>
-            <w:r>
-              <w:rPr>
-                <w:rFonts w:ascii="Arial" w:hAnsi="Arial" w:cs="Arial"/>
-                <w:spacing w:val="-1"/>
-                <w:sz w:val="18"/>
-                <w:szCs w:val="20"/>
-                <w:lang w:val="de-DE"/>
+                <w:sz w:val="18"/>
+                <w:szCs w:val="18"/>
+              </w:rPr>
+            </w:pPr>
+            <w:r>
+              <w:rPr>
+                <w:sz w:val="18"/>
+                <w:szCs w:val="18"/>
               </w:rPr>
               <w:t xml:space="preserve">- </w:t>
             </w:r>
             <w:r>
               <w:rPr>
-                <w:rFonts w:ascii="Arial" w:hAnsi="Arial" w:cs="Arial"/>
-                <w:spacing w:val="-1"/>
-                <w:sz w:val="18"/>
-                <w:szCs w:val="20"/>
-                <w:lang w:val="de-DE"/>
-              </w:rPr>
-              <w:t>${F:1914}</w:t>
+                <w:sz w:val="18"/>
+                <w:szCs w:val="18"/>
+              </w:rPr>
+              <w:t xml:space="preserve">${F:2009} </w:t>
             </w:r>
           </w:p>
         </w:tc>
@@ -3035,42 +3024,24 @@
           <w:tcPr>
             <w:tcW w:w="1417" w:type="dxa"/>
             <w:tcBorders>
-              <w:left w:val="single" w:sz="5" w:space="0" w:color="000000"/>
-              <w:right w:val="single" w:sz="5" w:space="0" w:color="000000"/>
+              <w:top w:val="nil"/>
+              <w:bottom w:val="nil"/>
             </w:tcBorders>
           </w:tcPr>
           <w:p>
             <w:pPr>
-              <w:pStyle w:val="TableParagraph"/>
-              <w:ind w:left="167" w:firstLine="79"/>
               <w:jc w:val="right"/>
               <w:rPr>
-                <w:rFonts w:ascii="Arial" w:hAnsi="Arial" w:cs="Arial"/>
-                <w:spacing w:val="-1"/>
-                <w:sz w:val="18"/>
-                <w:szCs w:val="20"/>
-                <w:lang w:val="de-DE"/>
-              </w:rPr>
-            </w:pPr>
-            <w:r>
-              <w:rPr>
-                <w:rFonts w:ascii="Arial" w:hAnsi="Arial" w:cs="Arial"/>
-                <w:spacing w:val="-1"/>
-                <w:sz w:val="18"/>
-                <w:szCs w:val="20"/>
-                <w:lang w:val="de-DE"/>
-              </w:rPr>
-              <w:t>- ${F:1914</w:t>
-            </w:r>
-            <w:r>
-              <w:rPr>
-                <w:rFonts w:ascii="Arial" w:hAnsi="Arial" w:cs="Arial"/>
-                <w:spacing w:val="-1"/>
-                <w:sz w:val="18"/>
-                <w:szCs w:val="20"/>
-                <w:lang w:val="de-DE"/>
-              </w:rPr>
-              <w:t>}</w:t>
+                <w:sz w:val="18"/>
+                <w:szCs w:val="18"/>
+              </w:rPr>
+            </w:pPr>
+            <w:r>
+              <w:rPr>
+                <w:sz w:val="18"/>
+                <w:szCs w:val="18"/>
+              </w:rPr>
+              <w:t xml:space="preserve">- ${F:2009} </w:t>
             </w:r>
           </w:p>
         </w:tc>
@@ -3081,30 +3052,48 @@
             <w:tcW w:w="7501" w:type="dxa"/>
             <w:gridSpan w:val="5"/>
             <w:tcBorders>
-              <w:left w:val="single" w:sz="5" w:space="0" w:color="000000"/>
-              <w:right w:val="single" w:sz="5" w:space="0" w:color="000000"/>
+              <w:top w:val="nil"/>
+              <w:left w:val="nil"/>
+              <w:bottom w:val="nil"/>
+              <w:right w:val="nil"/>
             </w:tcBorders>
           </w:tcPr>
           <w:p>
             <w:pPr>
-              <w:pStyle w:val="TableParagraph"/>
-              <w:rPr>
-                <w:rFonts w:ascii="Arial" w:hAnsi="Arial" w:cs="Arial"/>
+              <w:rPr>
+                <w:sz w:val="18"/>
+                <w:szCs w:val="18"/>
+              </w:rPr>
+            </w:pPr>
+            <w:r>
+              <w:rPr>
+                <w:rFonts w:cs="Arial"/>
                 <w:spacing w:val="-1"/>
                 <w:sz w:val="18"/>
                 <w:szCs w:val="20"/>
                 <w:lang w:val="de-DE"/>
               </w:rPr>
-            </w:pPr>
-            <w:r>
-              <w:rPr>
-                <w:rFonts w:ascii="Arial" w:hAnsi="Arial" w:cs="Arial"/>
+              <w:t>${B:</w:t>
+            </w:r>
+            <w:r>
+              <w:rPr>
+                <w:rFonts w:cs="Arial"/>
                 <w:spacing w:val="-1"/>
                 <w:sz w:val="18"/>
                 <w:szCs w:val="20"/>
                 <w:lang w:val="de-DE"/>
               </w:rPr>
-              <w:t>${B:1}</w:t>
+              <w:t>1</w:t>
+            </w:r>
+            <w:r>
+              <w:rPr>
+                <w:rFonts w:cs="Arial"/>
+                <w:spacing w:val="-1"/>
+                <w:sz w:val="18"/>
+                <w:szCs w:val="20"/>
+                <w:lang w:val="de-DE"/>
+              </w:rPr>
+              <w:t>}</w:t>
             </w:r>
           </w:p>
         </w:tc>
@@ -3115,8 +3104,8 @@
             <w:tcW w:w="7501" w:type="dxa"/>
             <w:gridSpan w:val="5"/>
             <w:tcBorders>
-              <w:left w:val="single" w:sz="5" w:space="0" w:color="000000"/>
-              <w:right w:val="single" w:sz="5" w:space="0" w:color="000000"/>
+              <w:top w:val="nil"/>
+              <w:bottom w:val="nil"/>
             </w:tcBorders>
           </w:tcPr>
           <w:p>
@@ -3148,8 +3137,8 @@
           <w:tcPr>
             <w:tcW w:w="555" w:type="dxa"/>
             <w:tcBorders>
-              <w:left w:val="single" w:sz="5" w:space="0" w:color="000000"/>
-              <w:right w:val="single" w:sz="5" w:space="0" w:color="000000"/>
+              <w:top w:val="nil"/>
+              <w:bottom w:val="nil"/>
             </w:tcBorders>
           </w:tcPr>
           <w:p>
@@ -3170,8 +3159,8 @@
           <w:tcPr>
             <w:tcW w:w="851" w:type="dxa"/>
             <w:tcBorders>
-              <w:left w:val="single" w:sz="5" w:space="0" w:color="000000"/>
-              <w:right w:val="single" w:sz="5" w:space="0" w:color="000000"/>
+              <w:top w:val="nil"/>
+              <w:bottom w:val="nil"/>
             </w:tcBorders>
           </w:tcPr>
           <w:p>
@@ -3192,8 +3181,8 @@
           <w:tcPr>
             <w:tcW w:w="3260" w:type="dxa"/>
             <w:tcBorders>
-              <w:left w:val="single" w:sz="5" w:space="0" w:color="000000"/>
-              <w:right w:val="single" w:sz="5" w:space="0" w:color="000000"/>
+              <w:top w:val="nil"/>
+              <w:bottom w:val="nil"/>
             </w:tcBorders>
           </w:tcPr>
           <w:p>
@@ -3207,47 +3196,86 @@
                 <w:rFonts w:cs="Arial"/>
                 <w:noProof/>
                 <w:sz w:val="18"/>
-              </w:rPr>
-            </w:pPr>
-            <w:r>
-              <w:rPr>
-                <w:rFonts w:cs="Arial"/>
-                <w:noProof/>
-                <w:sz w:val="18"/>
-              </w:rPr>
-              <w:t>Rabatt:</w:t>
-            </w:r>
-            <w:r>
-              <w:rPr>
-                <w:rFonts w:cs="Arial"/>
-                <w:noProof/>
-                <w:sz w:val="18"/>
+                <w:szCs w:val="18"/>
+              </w:rPr>
+            </w:pPr>
+            <w:r>
+              <w:rPr>
+                <w:rFonts w:cs="Arial"/>
+                <w:noProof/>
+                <w:sz w:val="18"/>
+                <w:szCs w:val="18"/>
+              </w:rPr>
+              <w:t xml:space="preserve">Gutschein: </w:t>
+            </w:r>
+            <w:r>
+              <w:rPr>
+                <w:rFonts w:cs="Arial"/>
+                <w:noProof/>
+                <w:sz w:val="18"/>
+                <w:szCs w:val="18"/>
+              </w:rPr>
+              <w:t>${F:1909}</w:t>
+            </w:r>
+            <w:r>
+              <w:rPr>
+                <w:sz w:val="18"/>
+                <w:szCs w:val="18"/>
               </w:rPr>
               <w:t xml:space="preserve"> </w:t>
             </w:r>
             <w:r>
               <w:rPr>
-                <w:rFonts w:cs="Arial"/>
-                <w:noProof/>
-                <w:sz w:val="18"/>
-              </w:rPr>
-              <w:t>”</w:t>
-            </w:r>
-            <w:r>
-              <w:rPr>
-                <w:rFonts w:cs="Arial"/>
-                <w:noProof/>
-                <w:sz w:val="18"/>
-              </w:rPr>
-              <w:t>${F:1774}</w:t>
-            </w:r>
-            <w:r>
-              <w:rPr>
-                <w:rFonts w:cs="Arial"/>
-                <w:noProof/>
-                <w:sz w:val="18"/>
-              </w:rPr>
-              <w:t>”</w:t>
+                <w:sz w:val="18"/>
+                <w:szCs w:val="18"/>
+              </w:rPr>
+              <w:t>${C:</w:t>
+            </w:r>
+            <w:proofErr w:type="gramStart"/>
+            <w:r>
+              <w:rPr>
+                <w:sz w:val="18"/>
+                <w:szCs w:val="18"/>
+              </w:rPr>
+              <w:t>1910:=</w:t>
+            </w:r>
+            <w:proofErr w:type="gramEnd"/>
+            <w:r>
+              <w:rPr>
+                <w:sz w:val="18"/>
+                <w:szCs w:val="18"/>
+              </w:rPr>
+              <w:t>:3</w:t>
+            </w:r>
+            <w:r>
+              <w:rPr>
+                <w:sz w:val="18"/>
+                <w:szCs w:val="18"/>
+              </w:rPr>
+              <w:t>}</w:t>
+            </w:r>
+            <w:r>
+              <w:rPr>
+                <w:sz w:val="18"/>
+                <w:szCs w:val="18"/>
+              </w:rPr>
+              <w:t xml:space="preserve"> </w:t>
+            </w:r>
+            <w:r>
+              <w:rPr>
+                <w:sz w:val="18"/>
+                <w:szCs w:val="18"/>
+              </w:rPr>
+              <w:t>(</w:t>
+            </w:r>
+            <w:r>
+              <w:rPr>
+                <w:rFonts w:cs="Arial"/>
+                <w:noProof/>
+                <w:sz w:val="18"/>
+                <w:szCs w:val="18"/>
+              </w:rPr>
+              <w:t>${F:1910})</w:t>
             </w:r>
           </w:p>
         </w:tc>
@@ -3255,13 +3283,14 @@
           <w:tcPr>
             <w:tcW w:w="1418" w:type="dxa"/>
             <w:tcBorders>
-              <w:left w:val="single" w:sz="5" w:space="0" w:color="000000"/>
-              <w:right w:val="single" w:sz="5" w:space="0" w:color="000000"/>
+              <w:top w:val="nil"/>
+              <w:bottom w:val="nil"/>
             </w:tcBorders>
           </w:tcPr>
           <w:p>
             <w:pPr>
               <w:pStyle w:val="TableParagraph"/>
+              <w:ind w:left="167" w:firstLine="79"/>
               <w:jc w:val="right"/>
               <w:rPr>
                 <w:rFonts w:ascii="Arial" w:hAnsi="Arial" w:cs="Arial"/>
@@ -3274,26 +3303,22 @@
             <w:r>
               <w:rPr>
                 <w:rFonts w:ascii="Arial" w:hAnsi="Arial" w:cs="Arial"/>
-                <w:noProof/>
-                <w:sz w:val="18"/>
+                <w:spacing w:val="-1"/>
+                <w:sz w:val="18"/>
+                <w:szCs w:val="20"/>
+                <w:lang w:val="de-DE"/>
               </w:rPr>
               <w:t xml:space="preserve">- </w:t>
             </w:r>
             <w:r>
               <w:rPr>
                 <w:rFonts w:ascii="Arial" w:hAnsi="Arial" w:cs="Arial"/>
-                <w:noProof/>
-                <w:sz w:val="18"/>
-              </w:rPr>
-              <w:t>${F:1779</w:t>
-            </w:r>
-            <w:r>
-              <w:rPr>
-                <w:rFonts w:ascii="Arial" w:hAnsi="Arial" w:cs="Arial"/>
-                <w:noProof/>
-                <w:sz w:val="18"/>
-              </w:rPr>
-              <w:t>}</w:t>
+                <w:spacing w:val="-1"/>
+                <w:sz w:val="18"/>
+                <w:szCs w:val="20"/>
+                <w:lang w:val="de-DE"/>
+              </w:rPr>
+              <w:t>${F:1914}</w:t>
             </w:r>
           </w:p>
         </w:tc>
@@ -3301,8 +3326,8 @@
           <w:tcPr>
             <w:tcW w:w="1417" w:type="dxa"/>
             <w:tcBorders>
-              <w:left w:val="single" w:sz="5" w:space="0" w:color="000000"/>
-              <w:right w:val="single" w:sz="5" w:space="0" w:color="000000"/>
+              <w:top w:val="nil"/>
+              <w:bottom w:val="nil"/>
             </w:tcBorders>
           </w:tcPr>
           <w:p>
@@ -3321,14 +3346,20 @@
             <w:r>
               <w:rPr>
                 <w:rFonts w:ascii="Arial" w:hAnsi="Arial" w:cs="Arial"/>
-                <w:sz w:val="18"/>
-              </w:rPr>
-              <w:t>- ${F:1779</w:t>
+                <w:spacing w:val="-1"/>
+                <w:sz w:val="18"/>
+                <w:szCs w:val="20"/>
+                <w:lang w:val="de-DE"/>
+              </w:rPr>
+              <w:t>- ${F:1914</w:t>
             </w:r>
             <w:r>
               <w:rPr>
                 <w:rFonts w:ascii="Arial" w:hAnsi="Arial" w:cs="Arial"/>
-                <w:sz w:val="18"/>
+                <w:spacing w:val="-1"/>
+                <w:sz w:val="18"/>
+                <w:szCs w:val="20"/>
+                <w:lang w:val="de-DE"/>
               </w:rPr>
               <w:t>}</w:t>
             </w:r>
@@ -3341,8 +3372,10 @@
             <w:tcW w:w="7501" w:type="dxa"/>
             <w:gridSpan w:val="5"/>
             <w:tcBorders>
-              <w:left w:val="single" w:sz="5" w:space="0" w:color="000000"/>
-              <w:right w:val="single" w:sz="5" w:space="0" w:color="000000"/>
+              <w:top w:val="nil"/>
+              <w:left w:val="nil"/>
+              <w:bottom w:val="nil"/>
+              <w:right w:val="nil"/>
             </w:tcBorders>
           </w:tcPr>
           <w:p>
@@ -3364,7 +3397,44 @@
                 <w:szCs w:val="20"/>
                 <w:lang w:val="de-DE"/>
               </w:rPr>
+              <w:lastRenderedPageBreak/>
               <w:t>${B:1}</w:t>
+            </w:r>
+          </w:p>
+        </w:tc>
+      </w:tr>
+      <w:tr>
+        <w:tc>
+          <w:tcPr>
+            <w:tcW w:w="7501" w:type="dxa"/>
+            <w:gridSpan w:val="5"/>
+            <w:tcBorders>
+              <w:top w:val="nil"/>
+              <w:left w:val="nil"/>
+              <w:bottom w:val="nil"/>
+              <w:right w:val="nil"/>
+            </w:tcBorders>
+          </w:tcPr>
+          <w:p>
+            <w:pPr>
+              <w:pStyle w:val="TableParagraph"/>
+              <w:rPr>
+                <w:rFonts w:ascii="Arial" w:hAnsi="Arial" w:cs="Arial"/>
+                <w:spacing w:val="-1"/>
+                <w:sz w:val="18"/>
+                <w:szCs w:val="20"/>
+                <w:lang w:val="de-DE"/>
+              </w:rPr>
+            </w:pPr>
+            <w:r>
+              <w:rPr>
+                <w:rFonts w:ascii="Arial" w:hAnsi="Arial" w:cs="Arial"/>
+                <w:spacing w:val="-1"/>
+                <w:sz w:val="18"/>
+                <w:szCs w:val="20"/>
+                <w:lang w:val="de-DE"/>
+              </w:rPr>
+              <w:t>${B:0}</w:t>
             </w:r>
           </w:p>
         </w:tc>
@@ -3374,9 +3444,8 @@
           <w:tcPr>
             <w:tcW w:w="555" w:type="dxa"/>
             <w:tcBorders>
-              <w:left w:val="single" w:sz="4" w:space="0" w:color="auto"/>
-              <w:bottom w:val="single" w:sz="4" w:space="0" w:color="auto"/>
-              <w:right w:val="single" w:sz="4" w:space="0" w:color="auto"/>
+              <w:top w:val="nil"/>
+              <w:bottom w:val="nil"/>
             </w:tcBorders>
           </w:tcPr>
           <w:p>
@@ -3397,9 +3466,8 @@
           <w:tcPr>
             <w:tcW w:w="851" w:type="dxa"/>
             <w:tcBorders>
-              <w:left w:val="single" w:sz="4" w:space="0" w:color="auto"/>
-              <w:bottom w:val="single" w:sz="4" w:space="0" w:color="auto"/>
-              <w:right w:val="single" w:sz="4" w:space="0" w:color="auto"/>
+              <w:top w:val="nil"/>
+              <w:bottom w:val="nil"/>
             </w:tcBorders>
           </w:tcPr>
           <w:p>
@@ -3420,193 +3488,10 @@
           <w:tcPr>
             <w:tcW w:w="3260" w:type="dxa"/>
             <w:tcBorders>
-              <w:left w:val="single" w:sz="4" w:space="0" w:color="auto"/>
-              <w:bottom w:val="single" w:sz="4" w:space="0" w:color="auto"/>
-              <w:right w:val="single" w:sz="4" w:space="0" w:color="auto"/>
+              <w:top w:val="nil"/>
+              <w:bottom w:val="nil"/>
             </w:tcBorders>
           </w:tcPr>
-          <w:p>
-            <w:pPr>
-              <w:pStyle w:val="TableParagraph"/>
-              <w:spacing w:before="120" w:after="120"/>
-              <w:ind w:left="142"/>
-              <w:rPr>
-                <w:rFonts w:ascii="Arial" w:hAnsi="Arial" w:cs="Arial"/>
-                <w:spacing w:val="-1"/>
-                <w:sz w:val="18"/>
-                <w:szCs w:val="20"/>
-                <w:lang w:val="de-DE"/>
-              </w:rPr>
-            </w:pPr>
-            <w:r>
-              <w:rPr>
-                <w:rFonts w:ascii="Arial" w:hAnsi="Arial" w:cs="Arial"/>
-                <w:spacing w:val="-1"/>
-                <w:sz w:val="18"/>
-                <w:szCs w:val="20"/>
-                <w:lang w:val="de-DE"/>
-              </w:rPr>
-              <w:t>${C:</w:t>
-            </w:r>
-            <w:proofErr w:type="gramStart"/>
-            <w:r>
-              <w:rPr>
-                <w:rFonts w:ascii="Arial" w:hAnsi="Arial" w:cs="Arial"/>
-                <w:spacing w:val="-1"/>
-                <w:sz w:val="18"/>
-                <w:szCs w:val="20"/>
-                <w:lang w:val="de-DE"/>
-              </w:rPr>
-              <w:t>1918:=</w:t>
-            </w:r>
-            <w:proofErr w:type="gramEnd"/>
-            <w:r>
-              <w:rPr>
-                <w:rFonts w:ascii="Arial" w:hAnsi="Arial" w:cs="Arial"/>
-                <w:spacing w:val="-1"/>
-                <w:sz w:val="18"/>
-                <w:szCs w:val="20"/>
-                <w:lang w:val="de-DE"/>
-              </w:rPr>
-              <w:t>:0</w:t>
-            </w:r>
-            <w:r>
-              <w:rPr>
-                <w:rFonts w:ascii="Arial" w:hAnsi="Arial" w:cs="Arial"/>
-                <w:spacing w:val="-1"/>
-                <w:sz w:val="18"/>
-                <w:szCs w:val="20"/>
-                <w:lang w:val="de-DE"/>
-              </w:rPr>
-              <w:t>}${</w:t>
-            </w:r>
-            <w:proofErr w:type="spellStart"/>
-            <w:r>
-              <w:rPr>
-                <w:rFonts w:ascii="Arial" w:hAnsi="Arial" w:cs="Arial"/>
-                <w:spacing w:val="-1"/>
-                <w:sz w:val="18"/>
-                <w:szCs w:val="20"/>
-                <w:lang w:val="de-DE"/>
-              </w:rPr>
-              <w:t>T:Aufschlag</w:t>
-            </w:r>
-            <w:proofErr w:type="spellEnd"/>
-            <w:r>
-              <w:rPr>
-                <w:rFonts w:ascii="Arial" w:hAnsi="Arial" w:cs="Arial"/>
-                <w:spacing w:val="-1"/>
-                <w:sz w:val="18"/>
-                <w:szCs w:val="20"/>
-                <w:lang w:val="de-DE"/>
-              </w:rPr>
-              <w:t xml:space="preserve"> für Ratenzahlung}</w:t>
-            </w:r>
-          </w:p>
-          <w:p>
-            <w:pPr>
-              <w:pStyle w:val="TableParagraph"/>
-              <w:spacing w:before="120" w:after="120"/>
-              <w:ind w:left="142"/>
-              <w:rPr>
-                <w:rFonts w:ascii="Arial" w:hAnsi="Arial" w:cs="Arial"/>
-                <w:spacing w:val="-1"/>
-                <w:sz w:val="18"/>
-                <w:szCs w:val="20"/>
-                <w:lang w:val="de-DE"/>
-              </w:rPr>
-            </w:pPr>
-            <w:r>
-              <w:rPr>
-                <w:rFonts w:ascii="Arial" w:hAnsi="Arial" w:cs="Arial"/>
-                <w:spacing w:val="-1"/>
-                <w:sz w:val="18"/>
-                <w:szCs w:val="20"/>
-                <w:lang w:val="de-DE"/>
-              </w:rPr>
-              <w:t xml:space="preserve">Der Gesamtbetrag ist lt. AGB sofort </w:t>
-            </w:r>
-            <w:r>
-              <w:rPr>
-                <w:rFonts w:ascii="Arial" w:hAnsi="Arial" w:cs="Arial"/>
-                <w:spacing w:val="-1"/>
-                <w:sz w:val="18"/>
-                <w:szCs w:val="20"/>
-                <w:lang w:val="de-DE"/>
-              </w:rPr>
-              <w:lastRenderedPageBreak/>
-              <w:t>fällig.</w:t>
-            </w:r>
-          </w:p>
-          <w:p>
-            <w:pPr>
-              <w:pStyle w:val="TableParagraph"/>
-              <w:spacing w:before="120" w:after="120" w:line="288" w:lineRule="auto"/>
-              <w:ind w:left="142"/>
-              <w:rPr>
-                <w:rFonts w:ascii="Arial" w:hAnsi="Arial" w:cs="Arial"/>
-                <w:spacing w:val="-1"/>
-                <w:sz w:val="18"/>
-                <w:szCs w:val="20"/>
-                <w:lang w:val="de-DE"/>
-              </w:rPr>
-            </w:pPr>
-            <w:r>
-              <w:rPr>
-                <w:rFonts w:ascii="Arial" w:hAnsi="Arial" w:cs="Arial"/>
-                <w:spacing w:val="-1"/>
-                <w:sz w:val="18"/>
-                <w:szCs w:val="20"/>
-                <w:lang w:val="de-DE"/>
-              </w:rPr>
-              <w:t>${C:</w:t>
-            </w:r>
-            <w:proofErr w:type="gramStart"/>
-            <w:r>
-              <w:rPr>
-                <w:rFonts w:ascii="Arial" w:hAnsi="Arial" w:cs="Arial"/>
-                <w:spacing w:val="-1"/>
-                <w:sz w:val="18"/>
-                <w:szCs w:val="20"/>
-                <w:lang w:val="de-DE"/>
-              </w:rPr>
-              <w:t>1783:=</w:t>
-            </w:r>
-            <w:proofErr w:type="gramEnd"/>
-            <w:r>
-              <w:rPr>
-                <w:rFonts w:ascii="Arial" w:hAnsi="Arial" w:cs="Arial"/>
-                <w:spacing w:val="-1"/>
-                <w:sz w:val="18"/>
-                <w:szCs w:val="20"/>
-                <w:lang w:val="de-DE"/>
-              </w:rPr>
-              <w:t>:0}Wir akzeptieren folgende Ratenzahlung bis auf Widerruf:</w:t>
-            </w:r>
-          </w:p>
-          <w:p>
-            <w:pPr>
-              <w:pStyle w:val="TableParagraph"/>
-              <w:spacing w:before="58"/>
-              <w:ind w:left="140"/>
-              <w:rPr>
-                <w:rFonts w:ascii="Arial" w:hAnsi="Arial" w:cs="Arial"/>
-                <w:spacing w:val="-1"/>
-                <w:sz w:val="20"/>
-                <w:szCs w:val="20"/>
-                <w:lang w:val="de-DE"/>
-              </w:rPr>
-            </w:pPr>
-            <w:r>
-              <w:rPr>
-                <w:rFonts w:ascii="Arial" w:hAnsi="Arial" w:cs="Arial"/>
-                <w:noProof/>
-                <w:sz w:val="18"/>
-                <w:lang w:val="de-DE"/>
-              </w:rPr>
-              <w:t>${B:0}</w:t>
-            </w:r>
-          </w:p>
           <w:p>
             <w:pPr>
               <w:tabs>
@@ -3618,35 +3503,389 @@
                 <w:rFonts w:cs="Arial"/>
                 <w:noProof/>
                 <w:sz w:val="18"/>
-                <w:lang w:val="de-DE"/>
-              </w:rPr>
-            </w:pPr>
-            <w:r>
-              <w:rPr>
-                <w:rFonts w:cs="Arial"/>
-                <w:noProof/>
-                <w:sz w:val="18"/>
-                <w:lang w:val="de-DE"/>
-              </w:rPr>
-              <w:t>${C:1772:=F1787:0}</w:t>
-            </w:r>
-            <w:r>
-              <w:rPr>
-                <w:rFonts w:cs="Arial"/>
-                <w:noProof/>
-                <w:sz w:val="18"/>
-                <w:lang w:val="de-DE"/>
-              </w:rPr>
-              <w:t>${C:1786:&lt;F1742</w:t>
-            </w:r>
-            <w:r>
-              <w:rPr>
-                <w:rFonts w:cs="Arial"/>
-                <w:noProof/>
-                <w:sz w:val="18"/>
-                <w:lang w:val="de-DE"/>
-              </w:rPr>
-              <w:t>:0}Rate ${F:1787} fällig ${F:1786}</w:t>
+              </w:rPr>
+            </w:pPr>
+            <w:r>
+              <w:rPr>
+                <w:rFonts w:cs="Arial"/>
+                <w:noProof/>
+                <w:sz w:val="18"/>
+              </w:rPr>
+              <w:t>Rabatt:</w:t>
+            </w:r>
+            <w:r>
+              <w:rPr>
+                <w:rFonts w:cs="Arial"/>
+                <w:noProof/>
+                <w:sz w:val="18"/>
+              </w:rPr>
+              <w:t xml:space="preserve"> </w:t>
+            </w:r>
+            <w:r>
+              <w:rPr>
+                <w:rFonts w:cs="Arial"/>
+                <w:noProof/>
+                <w:sz w:val="18"/>
+              </w:rPr>
+              <w:t>”</w:t>
+            </w:r>
+            <w:r>
+              <w:rPr>
+                <w:rFonts w:cs="Arial"/>
+                <w:noProof/>
+                <w:sz w:val="18"/>
+              </w:rPr>
+              <w:t>${F:1774}</w:t>
+            </w:r>
+            <w:r>
+              <w:rPr>
+                <w:rFonts w:cs="Arial"/>
+                <w:noProof/>
+                <w:sz w:val="18"/>
+              </w:rPr>
+              <w:t>”</w:t>
+            </w:r>
+          </w:p>
+        </w:tc>
+        <w:tc>
+          <w:tcPr>
+            <w:tcW w:w="1418" w:type="dxa"/>
+            <w:tcBorders>
+              <w:top w:val="nil"/>
+              <w:bottom w:val="nil"/>
+            </w:tcBorders>
+          </w:tcPr>
+          <w:p>
+            <w:pPr>
+              <w:pStyle w:val="TableParagraph"/>
+              <w:jc w:val="right"/>
+              <w:rPr>
+                <w:rFonts w:ascii="Arial" w:hAnsi="Arial" w:cs="Arial"/>
+                <w:spacing w:val="-1"/>
+                <w:sz w:val="18"/>
+                <w:szCs w:val="20"/>
+                <w:lang w:val="de-DE"/>
+              </w:rPr>
+            </w:pPr>
+            <w:r>
+              <w:rPr>
+                <w:rFonts w:ascii="Arial" w:hAnsi="Arial" w:cs="Arial"/>
+                <w:noProof/>
+                <w:sz w:val="18"/>
+              </w:rPr>
+              <w:t xml:space="preserve">- </w:t>
+            </w:r>
+            <w:r>
+              <w:rPr>
+                <w:rFonts w:ascii="Arial" w:hAnsi="Arial" w:cs="Arial"/>
+                <w:noProof/>
+                <w:sz w:val="18"/>
+              </w:rPr>
+              <w:t>${F:1779</w:t>
+            </w:r>
+            <w:r>
+              <w:rPr>
+                <w:rFonts w:ascii="Arial" w:hAnsi="Arial" w:cs="Arial"/>
+                <w:noProof/>
+                <w:sz w:val="18"/>
+              </w:rPr>
+              <w:t>}</w:t>
+            </w:r>
+          </w:p>
+        </w:tc>
+        <w:tc>
+          <w:tcPr>
+            <w:tcW w:w="1417" w:type="dxa"/>
+            <w:tcBorders>
+              <w:top w:val="nil"/>
+              <w:bottom w:val="nil"/>
+            </w:tcBorders>
+          </w:tcPr>
+          <w:p>
+            <w:pPr>
+              <w:pStyle w:val="TableParagraph"/>
+              <w:ind w:left="167" w:firstLine="79"/>
+              <w:jc w:val="right"/>
+              <w:rPr>
+                <w:rFonts w:ascii="Arial" w:hAnsi="Arial" w:cs="Arial"/>
+                <w:spacing w:val="-1"/>
+                <w:sz w:val="18"/>
+                <w:szCs w:val="20"/>
+                <w:lang w:val="de-DE"/>
+              </w:rPr>
+            </w:pPr>
+            <w:r>
+              <w:rPr>
+                <w:rFonts w:ascii="Arial" w:hAnsi="Arial" w:cs="Arial"/>
+                <w:sz w:val="18"/>
+              </w:rPr>
+              <w:t>- ${F:1779</w:t>
+            </w:r>
+            <w:r>
+              <w:rPr>
+                <w:rFonts w:ascii="Arial" w:hAnsi="Arial" w:cs="Arial"/>
+                <w:sz w:val="18"/>
+              </w:rPr>
+              <w:t>}</w:t>
+            </w:r>
+          </w:p>
+        </w:tc>
+      </w:tr>
+      <w:tr>
+        <w:tc>
+          <w:tcPr>
+            <w:tcW w:w="7501" w:type="dxa"/>
+            <w:gridSpan w:val="5"/>
+            <w:tcBorders>
+              <w:top w:val="nil"/>
+              <w:left w:val="nil"/>
+              <w:bottom w:val="nil"/>
+              <w:right w:val="nil"/>
+            </w:tcBorders>
+          </w:tcPr>
+          <w:p>
+            <w:pPr>
+              <w:pStyle w:val="TableParagraph"/>
+              <w:rPr>
+                <w:rFonts w:ascii="Arial" w:hAnsi="Arial" w:cs="Arial"/>
+                <w:spacing w:val="-1"/>
+                <w:sz w:val="18"/>
+                <w:szCs w:val="20"/>
+                <w:lang w:val="de-DE"/>
+              </w:rPr>
+            </w:pPr>
+            <w:r>
+              <w:rPr>
+                <w:rFonts w:ascii="Arial" w:hAnsi="Arial" w:cs="Arial"/>
+                <w:spacing w:val="-1"/>
+                <w:sz w:val="18"/>
+                <w:szCs w:val="20"/>
+                <w:lang w:val="de-DE"/>
+              </w:rPr>
+              <w:t>${B:1}</w:t>
+            </w:r>
+          </w:p>
+        </w:tc>
+      </w:tr>
+      <w:tr>
+        <w:tc>
+          <w:tcPr>
+            <w:tcW w:w="555" w:type="dxa"/>
+            <w:tcBorders>
+              <w:top w:val="nil"/>
+            </w:tcBorders>
+          </w:tcPr>
+          <w:p>
+            <w:pPr>
+              <w:pStyle w:val="TableParagraph"/>
+              <w:spacing w:line="276" w:lineRule="auto"/>
+              <w:rPr>
+                <w:rFonts w:ascii="Arial" w:hAnsi="Arial" w:cs="Arial"/>
+                <w:spacing w:val="-1"/>
+                <w:sz w:val="18"/>
+                <w:szCs w:val="20"/>
+                <w:lang w:val="de-DE"/>
+              </w:rPr>
+            </w:pPr>
+          </w:p>
+        </w:tc>
+        <w:tc>
+          <w:tcPr>
+            <w:tcW w:w="851" w:type="dxa"/>
+            <w:tcBorders>
+              <w:top w:val="nil"/>
+            </w:tcBorders>
+          </w:tcPr>
+          <w:p>
+            <w:pPr>
+              <w:pStyle w:val="TableParagraph"/>
+              <w:spacing w:line="276" w:lineRule="auto"/>
+              <w:rPr>
+                <w:rFonts w:ascii="Arial" w:hAnsi="Arial" w:cs="Arial"/>
+                <w:spacing w:val="-1"/>
+                <w:sz w:val="18"/>
+                <w:szCs w:val="20"/>
+                <w:lang w:val="de-DE"/>
+              </w:rPr>
+            </w:pPr>
+          </w:p>
+        </w:tc>
+        <w:tc>
+          <w:tcPr>
+            <w:tcW w:w="3260" w:type="dxa"/>
+            <w:tcBorders>
+              <w:top w:val="nil"/>
+            </w:tcBorders>
+          </w:tcPr>
+          <w:p>
+            <w:pPr>
+              <w:pStyle w:val="TableParagraph"/>
+              <w:spacing w:before="120" w:after="120"/>
+              <w:ind w:left="142"/>
+              <w:rPr>
+                <w:rFonts w:ascii="Arial" w:hAnsi="Arial" w:cs="Arial"/>
+                <w:spacing w:val="-1"/>
+                <w:sz w:val="18"/>
+                <w:szCs w:val="20"/>
+                <w:lang w:val="de-DE"/>
+              </w:rPr>
+            </w:pPr>
+            <w:r>
+              <w:rPr>
+                <w:rFonts w:ascii="Arial" w:hAnsi="Arial" w:cs="Arial"/>
+                <w:spacing w:val="-1"/>
+                <w:sz w:val="18"/>
+                <w:szCs w:val="20"/>
+                <w:lang w:val="de-DE"/>
+              </w:rPr>
+              <w:t>${C:</w:t>
+            </w:r>
+            <w:proofErr w:type="gramStart"/>
+            <w:r>
+              <w:rPr>
+                <w:rFonts w:ascii="Arial" w:hAnsi="Arial" w:cs="Arial"/>
+                <w:spacing w:val="-1"/>
+                <w:sz w:val="18"/>
+                <w:szCs w:val="20"/>
+                <w:lang w:val="de-DE"/>
+              </w:rPr>
+              <w:t>1918:=</w:t>
+            </w:r>
+            <w:proofErr w:type="gramEnd"/>
+            <w:r>
+              <w:rPr>
+                <w:rFonts w:ascii="Arial" w:hAnsi="Arial" w:cs="Arial"/>
+                <w:spacing w:val="-1"/>
+                <w:sz w:val="18"/>
+                <w:szCs w:val="20"/>
+                <w:lang w:val="de-DE"/>
+              </w:rPr>
+              <w:t>:0</w:t>
+            </w:r>
+            <w:r>
+              <w:rPr>
+                <w:rFonts w:ascii="Arial" w:hAnsi="Arial" w:cs="Arial"/>
+                <w:spacing w:val="-1"/>
+                <w:sz w:val="18"/>
+                <w:szCs w:val="20"/>
+                <w:lang w:val="de-DE"/>
+              </w:rPr>
+              <w:t>}${</w:t>
+            </w:r>
+            <w:proofErr w:type="spellStart"/>
+            <w:r>
+              <w:rPr>
+                <w:rFonts w:ascii="Arial" w:hAnsi="Arial" w:cs="Arial"/>
+                <w:spacing w:val="-1"/>
+                <w:sz w:val="18"/>
+                <w:szCs w:val="20"/>
+                <w:lang w:val="de-DE"/>
+              </w:rPr>
+              <w:t>T:Aufschlag</w:t>
+            </w:r>
+            <w:proofErr w:type="spellEnd"/>
+            <w:r>
+              <w:rPr>
+                <w:rFonts w:ascii="Arial" w:hAnsi="Arial" w:cs="Arial"/>
+                <w:spacing w:val="-1"/>
+                <w:sz w:val="18"/>
+                <w:szCs w:val="20"/>
+                <w:lang w:val="de-DE"/>
+              </w:rPr>
+              <w:t xml:space="preserve"> für Ratenzahlung}</w:t>
+            </w:r>
+          </w:p>
+          <w:p>
+            <w:pPr>
+              <w:pStyle w:val="TableParagraph"/>
+              <w:spacing w:before="120" w:after="120"/>
+              <w:ind w:left="142"/>
+              <w:rPr>
+                <w:rFonts w:ascii="Arial" w:hAnsi="Arial" w:cs="Arial"/>
+                <w:spacing w:val="-1"/>
+                <w:sz w:val="18"/>
+                <w:szCs w:val="20"/>
+                <w:lang w:val="de-DE"/>
+              </w:rPr>
+            </w:pPr>
+            <w:r>
+              <w:rPr>
+                <w:rFonts w:ascii="Arial" w:hAnsi="Arial" w:cs="Arial"/>
+                <w:spacing w:val="-1"/>
+                <w:sz w:val="18"/>
+                <w:szCs w:val="20"/>
+                <w:lang w:val="de-DE"/>
+              </w:rPr>
+              <w:t>Der Gesamtbetrag ist lt. AGB sofort fällig.</w:t>
+            </w:r>
+          </w:p>
+          <w:p>
+            <w:pPr>
+              <w:pStyle w:val="TableParagraph"/>
+              <w:spacing w:before="120" w:after="120" w:line="288" w:lineRule="auto"/>
+              <w:ind w:left="142"/>
+              <w:rPr>
+                <w:rFonts w:ascii="Arial" w:hAnsi="Arial" w:cs="Arial"/>
+                <w:spacing w:val="-1"/>
+                <w:sz w:val="18"/>
+                <w:szCs w:val="20"/>
+                <w:lang w:val="de-DE"/>
+              </w:rPr>
+            </w:pPr>
+            <w:r>
+              <w:rPr>
+                <w:rFonts w:ascii="Arial" w:hAnsi="Arial" w:cs="Arial"/>
+                <w:spacing w:val="-1"/>
+                <w:sz w:val="18"/>
+                <w:szCs w:val="20"/>
+                <w:lang w:val="de-DE"/>
+              </w:rPr>
+              <w:t>${C:</w:t>
+            </w:r>
+            <w:proofErr w:type="gramStart"/>
+            <w:r>
+              <w:rPr>
+                <w:rFonts w:ascii="Arial" w:hAnsi="Arial" w:cs="Arial"/>
+                <w:spacing w:val="-1"/>
+                <w:sz w:val="18"/>
+                <w:szCs w:val="20"/>
+                <w:lang w:val="de-DE"/>
+              </w:rPr>
+              <w:t>1783:=</w:t>
+            </w:r>
+            <w:proofErr w:type="gramEnd"/>
+            <w:r>
+              <w:rPr>
+                <w:rFonts w:ascii="Arial" w:hAnsi="Arial" w:cs="Arial"/>
+                <w:spacing w:val="-1"/>
+                <w:sz w:val="18"/>
+                <w:szCs w:val="20"/>
+                <w:lang w:val="de-DE"/>
+              </w:rPr>
+              <w:t>:0}Wir akzeptieren folgende Ratenzahlung bis auf Widerruf:</w:t>
+            </w:r>
+          </w:p>
+          <w:p>
+            <w:pPr>
+              <w:pStyle w:val="TableParagraph"/>
+              <w:spacing w:before="58"/>
+              <w:ind w:left="140"/>
+              <w:rPr>
+                <w:rFonts w:ascii="Arial" w:hAnsi="Arial" w:cs="Arial"/>
+                <w:spacing w:val="-1"/>
+                <w:sz w:val="20"/>
+                <w:szCs w:val="20"/>
+                <w:lang w:val="de-DE"/>
+              </w:rPr>
+            </w:pPr>
+            <w:r>
+              <w:rPr>
+                <w:rFonts w:ascii="Arial" w:hAnsi="Arial" w:cs="Arial"/>
+                <w:noProof/>
+                <w:sz w:val="18"/>
+                <w:lang w:val="de-DE"/>
+              </w:rPr>
+              <w:t>${B:0}</w:t>
             </w:r>
           </w:p>
           <w:p>
@@ -3670,34 +3909,61 @@
                 <w:sz w:val="18"/>
                 <w:lang w:val="de-DE"/>
               </w:rPr>
-              <w:t>${C:1772:=F1787:0}</w:t>
-            </w:r>
-            <w:r>
-              <w:rPr>
-                <w:rFonts w:cs="Arial"/>
-                <w:noProof/>
-                <w:sz w:val="18"/>
-                <w:lang w:val="de-DE"/>
-              </w:rPr>
-              <w:t>${C:1786:&gt;F1742:0}</w:t>
-            </w:r>
-            <w:r>
-              <w:rPr>
-                <w:rFonts w:cs="Arial"/>
-                <w:noProof/>
-                <w:sz w:val="18"/>
-                <w:lang w:val="de-DE"/>
-              </w:rPr>
-              <w:t xml:space="preserve">Rate ${F:1787} </w:t>
-            </w:r>
-            <w:r>
-              <w:rPr>
-                <w:rFonts w:cs="Arial"/>
-                <w:noProof/>
-                <w:sz w:val="18"/>
-                <w:lang w:val="de-DE"/>
-              </w:rPr>
-              <w:t>fällig sofort</w:t>
+              <w:t>${C:1772:=</w:t>
+            </w:r>
+            <w:r>
+              <w:rPr>
+                <w:rFonts w:cs="Arial"/>
+                <w:noProof/>
+                <w:sz w:val="18"/>
+                <w:lang w:val="de-DE"/>
+              </w:rPr>
+              <w:t xml:space="preserve"> FIELD_COMPARE_</w:t>
+            </w:r>
+            <w:r>
+              <w:rPr>
+                <w:rFonts w:cs="Arial"/>
+                <w:noProof/>
+                <w:sz w:val="18"/>
+                <w:lang w:val="de-DE"/>
+              </w:rPr>
+              <w:t>1787:0}</w:t>
+            </w:r>
+            <w:r>
+              <w:rPr>
+                <w:rFonts w:cs="Arial"/>
+                <w:noProof/>
+                <w:sz w:val="18"/>
+                <w:lang w:val="de-DE"/>
+              </w:rPr>
+              <w:t>${C:1786:&lt;</w:t>
+            </w:r>
+            <w:r>
+              <w:rPr>
+                <w:rFonts w:cs="Arial"/>
+                <w:noProof/>
+                <w:sz w:val="18"/>
+                <w:lang w:val="de-DE"/>
+              </w:rPr>
+              <w:t>FIELD_COMPARE_</w:t>
+            </w:r>
+            <w:r>
+              <w:rPr>
+                <w:rFonts w:cs="Arial"/>
+                <w:noProof/>
+                <w:sz w:val="18"/>
+                <w:lang w:val="de-DE"/>
+              </w:rPr>
+              <w:t>1742</w:t>
+            </w:r>
+            <w:r>
+              <w:rPr>
+                <w:rFonts w:cs="Arial"/>
+                <w:noProof/>
+                <w:sz w:val="18"/>
+                <w:lang w:val="de-DE"/>
+              </w:rPr>
+              <w:t>:0}Rate ${F:1787} fällig ${F:1786}</w:t>
             </w:r>
           </w:p>
           <w:p>
@@ -3711,6 +3977,99 @@
                 <w:rFonts w:cs="Arial"/>
                 <w:noProof/>
                 <w:sz w:val="18"/>
+                <w:lang w:val="de-DE"/>
+              </w:rPr>
+            </w:pPr>
+            <w:r>
+              <w:rPr>
+                <w:rFonts w:cs="Arial"/>
+                <w:noProof/>
+                <w:sz w:val="18"/>
+                <w:lang w:val="de-DE"/>
+              </w:rPr>
+              <w:t>${C:1772:=</w:t>
+            </w:r>
+            <w:r>
+              <w:t xml:space="preserve"> </w:t>
+            </w:r>
+            <w:r>
+              <w:rPr>
+                <w:rFonts w:cs="Arial"/>
+                <w:noProof/>
+                <w:sz w:val="18"/>
+                <w:lang w:val="de-DE"/>
+              </w:rPr>
+              <w:t>FIELD_COMPARE_</w:t>
+            </w:r>
+            <w:r>
+              <w:rPr>
+                <w:rFonts w:cs="Arial"/>
+                <w:noProof/>
+                <w:sz w:val="18"/>
+                <w:lang w:val="de-DE"/>
+              </w:rPr>
+              <w:t>1787:0}</w:t>
+            </w:r>
+            <w:r>
+              <w:rPr>
+                <w:rFonts w:cs="Arial"/>
+                <w:noProof/>
+                <w:sz w:val="18"/>
+                <w:lang w:val="de-DE"/>
+              </w:rPr>
+              <w:t>${C:1786:&gt;</w:t>
+            </w:r>
+            <w:r>
+              <w:t xml:space="preserve"> </w:t>
+            </w:r>
+            <w:r>
+              <w:rPr>
+                <w:rFonts w:cs="Arial"/>
+                <w:noProof/>
+                <w:sz w:val="18"/>
+                <w:lang w:val="de-DE"/>
+              </w:rPr>
+              <w:t>FIELD_COMPARE_</w:t>
+            </w:r>
+            <w:r>
+              <w:rPr>
+                <w:rFonts w:cs="Arial"/>
+                <w:noProof/>
+                <w:sz w:val="18"/>
+                <w:lang w:val="de-DE"/>
+              </w:rPr>
+              <w:t>1742:0}</w:t>
+            </w:r>
+            <w:r>
+              <w:rPr>
+                <w:rFonts w:cs="Arial"/>
+                <w:noProof/>
+                <w:sz w:val="18"/>
+                <w:lang w:val="de-DE"/>
+              </w:rPr>
+              <w:t xml:space="preserve">Rate ${F:1787} </w:t>
+            </w:r>
+            <w:r>
+              <w:rPr>
+                <w:rFonts w:cs="Arial"/>
+                <w:noProof/>
+                <w:sz w:val="18"/>
+                <w:lang w:val="de-DE"/>
+              </w:rPr>
+              <w:t>fällig sofort</w:t>
+            </w:r>
+          </w:p>
+          <w:p>
+            <w:pPr>
+              <w:tabs>
+                <w:tab w:val="left" w:pos="1843"/>
+              </w:tabs>
+              <w:spacing w:line="276" w:lineRule="auto"/>
+              <w:ind w:left="140" w:right="107"/>
+              <w:rPr>
+                <w:rFonts w:cs="Arial"/>
+                <w:noProof/>
+                <w:sz w:val="18"/>
               </w:rPr>
             </w:pPr>
             <w:r>
@@ -3727,9 +4086,7 @@
           <w:tcPr>
             <w:tcW w:w="1418" w:type="dxa"/>
             <w:tcBorders>
-              <w:left w:val="single" w:sz="4" w:space="0" w:color="auto"/>
-              <w:bottom w:val="single" w:sz="4" w:space="0" w:color="auto"/>
-              <w:right w:val="single" w:sz="4" w:space="0" w:color="auto"/>
+              <w:top w:val="nil"/>
             </w:tcBorders>
           </w:tcPr>
           <w:p>
@@ -3751,7 +4108,6 @@
                 <w:sz w:val="18"/>
                 <w:szCs w:val="18"/>
               </w:rPr>
-              <w:lastRenderedPageBreak/>
               <w:t>${C:</w:t>
             </w:r>
             <w:proofErr w:type="gramStart"/>
@@ -3812,9 +4168,7 @@
           <w:tcPr>
             <w:tcW w:w="1417" w:type="dxa"/>
             <w:tcBorders>
-              <w:left w:val="single" w:sz="4" w:space="0" w:color="auto"/>
-              <w:bottom w:val="single" w:sz="4" w:space="0" w:color="auto"/>
-              <w:right w:val="single" w:sz="4" w:space="0" w:color="auto"/>
+              <w:top w:val="nil"/>
             </w:tcBorders>
           </w:tcPr>
           <w:p>
@@ -3912,12 +4266,6 @@
           <w:tcPr>
             <w:tcW w:w="4666" w:type="dxa"/>
             <w:gridSpan w:val="3"/>
-            <w:tcBorders>
-              <w:top w:val="single" w:sz="5" w:space="0" w:color="000000"/>
-              <w:left w:val="single" w:sz="5" w:space="0" w:color="000000"/>
-              <w:bottom w:val="single" w:sz="5" w:space="0" w:color="000000"/>
-              <w:right w:val="single" w:sz="5" w:space="0" w:color="000000"/>
-            </w:tcBorders>
           </w:tcPr>
           <w:p>
             <w:pPr>
@@ -3960,13 +4308,16 @@
               <w:t>:&gt;</w:t>
             </w:r>
             <w:r>
-              <w:rPr>
-                <w:rFonts w:cs="Arial"/>
-                <w:noProof/>
-                <w:sz w:val="18"/>
-                <w:lang w:val="de-DE"/>
-              </w:rPr>
-              <w:t>F</w:t>
+              <w:t xml:space="preserve"> </w:t>
+            </w:r>
+            <w:r>
+              <w:rPr>
+                <w:rFonts w:cs="Arial"/>
+                <w:noProof/>
+                <w:sz w:val="18"/>
+                <w:lang w:val="de-DE"/>
+              </w:rPr>
+              <w:t>FIELD_COMPARE_</w:t>
             </w:r>
             <w:proofErr w:type="gramStart"/>
             <w:r>
@@ -4047,13 +4398,16 @@
               <w:t>&lt;</w:t>
             </w:r>
             <w:r>
-              <w:rPr>
-                <w:rFonts w:cs="Arial"/>
-                <w:noProof/>
-                <w:sz w:val="18"/>
-                <w:lang w:val="de-DE"/>
-              </w:rPr>
-              <w:t>F</w:t>
+              <w:t xml:space="preserve"> </w:t>
+            </w:r>
+            <w:r>
+              <w:rPr>
+                <w:rFonts w:cs="Arial"/>
+                <w:noProof/>
+                <w:sz w:val="18"/>
+                <w:lang w:val="de-DE"/>
+              </w:rPr>
+              <w:t>FIELD_COMPARE_</w:t>
             </w:r>
             <w:proofErr w:type="gramStart"/>
             <w:r>
@@ -4114,12 +4468,6 @@
           <w:tcPr>
             <w:tcW w:w="4666" w:type="dxa"/>
             <w:gridSpan w:val="3"/>
-            <w:tcBorders>
-              <w:top w:val="single" w:sz="5" w:space="0" w:color="000000"/>
-              <w:left w:val="single" w:sz="5" w:space="0" w:color="000000"/>
-              <w:bottom w:val="single" w:sz="5" w:space="0" w:color="000000"/>
-              <w:right w:val="single" w:sz="5" w:space="0" w:color="000000"/>
-            </w:tcBorders>
           </w:tcPr>
           <w:p>
             <w:pPr>
